--- a/MEMORIA PFG DANIEL GALEÁN.docx
+++ b/MEMORIA PFG DANIEL GALEÁN.docx
@@ -387,7 +387,7 @@
           <w:r>
             <w:fldChar w:fldCharType="separate"/>
           </w:r>
-          <w:hyperlink w:anchor="_Toc197692777" w:history="1">
+          <w:hyperlink w:anchor="_Toc197700505" w:history="1">
             <w:r>
               <w:rPr>
                 <w:rStyle w:val="Hipervnculo"/>
@@ -435,7 +435,7 @@
                 <w:noProof/>
                 <w:webHidden/>
               </w:rPr>
-              <w:instrText xml:space="preserve"> PAGEREF _Toc197692777 \h </w:instrText>
+              <w:instrText xml:space="preserve"> PAGEREF _Toc197700505 \h </w:instrText>
             </w:r>
             <w:r>
               <w:rPr>
@@ -485,7 +485,7 @@
               <w14:ligatures w14:val="standardContextual"/>
             </w:rPr>
           </w:pPr>
-          <w:hyperlink w:anchor="_Toc197692778" w:history="1">
+          <w:hyperlink w:anchor="_Toc197700506" w:history="1">
             <w:r>
               <w:rPr>
                 <w:rStyle w:val="Hipervnculo"/>
@@ -533,7 +533,7 @@
                 <w:noProof/>
                 <w:webHidden/>
               </w:rPr>
-              <w:instrText xml:space="preserve"> PAGEREF _Toc197692778 \h </w:instrText>
+              <w:instrText xml:space="preserve"> PAGEREF _Toc197700506 \h </w:instrText>
             </w:r>
             <w:r>
               <w:rPr>
@@ -581,7 +581,7 @@
               <w14:ligatures w14:val="standardContextual"/>
             </w:rPr>
           </w:pPr>
-          <w:hyperlink w:anchor="_Toc197692779" w:history="1">
+          <w:hyperlink w:anchor="_Toc197700507" w:history="1">
             <w:r>
               <w:rPr>
                 <w:rStyle w:val="Hipervnculo"/>
@@ -627,7 +627,7 @@
                 <w:noProof/>
                 <w:webHidden/>
               </w:rPr>
-              <w:instrText xml:space="preserve"> PAGEREF _Toc197692779 \h </w:instrText>
+              <w:instrText xml:space="preserve"> PAGEREF _Toc197700507 \h </w:instrText>
             </w:r>
             <w:r>
               <w:rPr>
@@ -675,7 +675,7 @@
               <w14:ligatures w14:val="standardContextual"/>
             </w:rPr>
           </w:pPr>
-          <w:hyperlink w:anchor="_Toc197692780" w:history="1">
+          <w:hyperlink w:anchor="_Toc197700508" w:history="1">
             <w:r>
               <w:rPr>
                 <w:rStyle w:val="Hipervnculo"/>
@@ -721,7 +721,7 @@
                 <w:noProof/>
                 <w:webHidden/>
               </w:rPr>
-              <w:instrText xml:space="preserve"> PAGEREF _Toc197692780 \h </w:instrText>
+              <w:instrText xml:space="preserve"> PAGEREF _Toc197700508 \h </w:instrText>
             </w:r>
             <w:r>
               <w:rPr>
@@ -766,7 +766,7 @@
               <w14:ligatures w14:val="standardContextual"/>
             </w:rPr>
           </w:pPr>
-          <w:hyperlink w:anchor="_Toc197692781" w:history="1">
+          <w:hyperlink w:anchor="_Toc197700509" w:history="1">
             <w:r>
               <w:rPr>
                 <w:rStyle w:val="Hipervnculo"/>
@@ -813,7 +813,7 @@
                 <w:noProof/>
                 <w:webHidden/>
               </w:rPr>
-              <w:instrText xml:space="preserve"> PAGEREF _Toc197692781 \h </w:instrText>
+              <w:instrText xml:space="preserve"> PAGEREF _Toc197700509 \h </w:instrText>
             </w:r>
             <w:r>
               <w:rPr>
@@ -858,7 +858,7 @@
               <w14:ligatures w14:val="standardContextual"/>
             </w:rPr>
           </w:pPr>
-          <w:hyperlink w:anchor="_Toc197692782" w:history="1">
+          <w:hyperlink w:anchor="_Toc197700510" w:history="1">
             <w:r>
               <w:rPr>
                 <w:rStyle w:val="Hipervnculo"/>
@@ -905,7 +905,7 @@
                 <w:noProof/>
                 <w:webHidden/>
               </w:rPr>
-              <w:instrText xml:space="preserve"> PAGEREF _Toc197692782 \h </w:instrText>
+              <w:instrText xml:space="preserve"> PAGEREF _Toc197700510 \h </w:instrText>
             </w:r>
             <w:r>
               <w:rPr>
@@ -955,7 +955,7 @@
               <w14:ligatures w14:val="standardContextual"/>
             </w:rPr>
           </w:pPr>
-          <w:hyperlink w:anchor="_Toc197692783" w:history="1">
+          <w:hyperlink w:anchor="_Toc197700511" w:history="1">
             <w:r>
               <w:rPr>
                 <w:rStyle w:val="Hipervnculo"/>
@@ -1003,7 +1003,7 @@
                 <w:noProof/>
                 <w:webHidden/>
               </w:rPr>
-              <w:instrText xml:space="preserve"> PAGEREF _Toc197692783 \h </w:instrText>
+              <w:instrText xml:space="preserve"> PAGEREF _Toc197700511 \h </w:instrText>
             </w:r>
             <w:r>
               <w:rPr>
@@ -1051,7 +1051,7 @@
               <w14:ligatures w14:val="standardContextual"/>
             </w:rPr>
           </w:pPr>
-          <w:hyperlink w:anchor="_Toc197692784" w:history="1">
+          <w:hyperlink w:anchor="_Toc197700512" w:history="1">
             <w:r>
               <w:rPr>
                 <w:rStyle w:val="Hipervnculo"/>
@@ -1097,7 +1097,7 @@
                 <w:noProof/>
                 <w:webHidden/>
               </w:rPr>
-              <w:instrText xml:space="preserve"> PAGEREF _Toc197692784 \h </w:instrText>
+              <w:instrText xml:space="preserve"> PAGEREF _Toc197700512 \h </w:instrText>
             </w:r>
             <w:r>
               <w:rPr>
@@ -1145,7 +1145,7 @@
               <w14:ligatures w14:val="standardContextual"/>
             </w:rPr>
           </w:pPr>
-          <w:hyperlink w:anchor="_Toc197692785" w:history="1">
+          <w:hyperlink w:anchor="_Toc197700513" w:history="1">
             <w:r>
               <w:rPr>
                 <w:rStyle w:val="Hipervnculo"/>
@@ -1191,7 +1191,7 @@
                 <w:noProof/>
                 <w:webHidden/>
               </w:rPr>
-              <w:instrText xml:space="preserve"> PAGEREF _Toc197692785 \h </w:instrText>
+              <w:instrText xml:space="preserve"> PAGEREF _Toc197700513 \h </w:instrText>
             </w:r>
             <w:r>
               <w:rPr>
@@ -1239,7 +1239,7 @@
               <w14:ligatures w14:val="standardContextual"/>
             </w:rPr>
           </w:pPr>
-          <w:hyperlink w:anchor="_Toc197692786" w:history="1">
+          <w:hyperlink w:anchor="_Toc197700514" w:history="1">
             <w:r>
               <w:rPr>
                 <w:rStyle w:val="Hipervnculo"/>
@@ -1285,7 +1285,7 @@
                 <w:noProof/>
                 <w:webHidden/>
               </w:rPr>
-              <w:instrText xml:space="preserve"> PAGEREF _Toc197692786 \h </w:instrText>
+              <w:instrText xml:space="preserve"> PAGEREF _Toc197700514 \h </w:instrText>
             </w:r>
             <w:r>
               <w:rPr>
@@ -1335,7 +1335,7 @@
               <w14:ligatures w14:val="standardContextual"/>
             </w:rPr>
           </w:pPr>
-          <w:hyperlink w:anchor="_Toc197692787" w:history="1">
+          <w:hyperlink w:anchor="_Toc197700515" w:history="1">
             <w:r>
               <w:rPr>
                 <w:rStyle w:val="Hipervnculo"/>
@@ -1383,7 +1383,7 @@
                 <w:noProof/>
                 <w:webHidden/>
               </w:rPr>
-              <w:instrText xml:space="preserve"> PAGEREF _Toc197692787 \h </w:instrText>
+              <w:instrText xml:space="preserve"> PAGEREF _Toc197700515 \h </w:instrText>
             </w:r>
             <w:r>
               <w:rPr>
@@ -1431,7 +1431,7 @@
               <w14:ligatures w14:val="standardContextual"/>
             </w:rPr>
           </w:pPr>
-          <w:hyperlink w:anchor="_Toc197692788" w:history="1">
+          <w:hyperlink w:anchor="_Toc197700516" w:history="1">
             <w:r>
               <w:rPr>
                 <w:rStyle w:val="Hipervnculo"/>
@@ -1477,7 +1477,7 @@
                 <w:noProof/>
                 <w:webHidden/>
               </w:rPr>
-              <w:instrText xml:space="preserve"> PAGEREF _Toc197692788 \h </w:instrText>
+              <w:instrText xml:space="preserve"> PAGEREF _Toc197700516 \h </w:instrText>
             </w:r>
             <w:r>
               <w:rPr>
@@ -1522,7 +1522,7 @@
               <w14:ligatures w14:val="standardContextual"/>
             </w:rPr>
           </w:pPr>
-          <w:hyperlink w:anchor="_Toc197692789" w:history="1">
+          <w:hyperlink w:anchor="_Toc197700517" w:history="1">
             <w:r>
               <w:rPr>
                 <w:rStyle w:val="Hipervnculo"/>
@@ -1569,7 +1569,7 @@
                 <w:noProof/>
                 <w:webHidden/>
               </w:rPr>
-              <w:instrText xml:space="preserve"> PAGEREF _Toc197692789 \h </w:instrText>
+              <w:instrText xml:space="preserve"> PAGEREF _Toc197700517 \h </w:instrText>
             </w:r>
             <w:r>
               <w:rPr>
@@ -1614,7 +1614,7 @@
               <w14:ligatures w14:val="standardContextual"/>
             </w:rPr>
           </w:pPr>
-          <w:hyperlink w:anchor="_Toc197692790" w:history="1">
+          <w:hyperlink w:anchor="_Toc197700518" w:history="1">
             <w:r>
               <w:rPr>
                 <w:rStyle w:val="Hipervnculo"/>
@@ -1661,7 +1661,7 @@
                 <w:noProof/>
                 <w:webHidden/>
               </w:rPr>
-              <w:instrText xml:space="preserve"> PAGEREF _Toc197692790 \h </w:instrText>
+              <w:instrText xml:space="preserve"> PAGEREF _Toc197700518 \h </w:instrText>
             </w:r>
             <w:r>
               <w:rPr>
@@ -1706,7 +1706,7 @@
               <w14:ligatures w14:val="standardContextual"/>
             </w:rPr>
           </w:pPr>
-          <w:hyperlink w:anchor="_Toc197692791" w:history="1">
+          <w:hyperlink w:anchor="_Toc197700519" w:history="1">
             <w:r>
               <w:rPr>
                 <w:rStyle w:val="Hipervnculo"/>
@@ -1753,7 +1753,7 @@
                 <w:noProof/>
                 <w:webHidden/>
               </w:rPr>
-              <w:instrText xml:space="preserve"> PAGEREF _Toc197692791 \h </w:instrText>
+              <w:instrText xml:space="preserve"> PAGEREF _Toc197700519 \h </w:instrText>
             </w:r>
             <w:r>
               <w:rPr>
@@ -1798,7 +1798,7 @@
               <w14:ligatures w14:val="standardContextual"/>
             </w:rPr>
           </w:pPr>
-          <w:hyperlink w:anchor="_Toc197692792" w:history="1">
+          <w:hyperlink w:anchor="_Toc197700520" w:history="1">
             <w:r>
               <w:rPr>
                 <w:rStyle w:val="Hipervnculo"/>
@@ -1845,7 +1845,7 @@
                 <w:noProof/>
                 <w:webHidden/>
               </w:rPr>
-              <w:instrText xml:space="preserve"> PAGEREF _Toc197692792 \h </w:instrText>
+              <w:instrText xml:space="preserve"> PAGEREF _Toc197700520 \h </w:instrText>
             </w:r>
             <w:r>
               <w:rPr>
@@ -1893,7 +1893,7 @@
               <w14:ligatures w14:val="standardContextual"/>
             </w:rPr>
           </w:pPr>
-          <w:hyperlink w:anchor="_Toc197692793" w:history="1">
+          <w:hyperlink w:anchor="_Toc197700521" w:history="1">
             <w:r>
               <w:rPr>
                 <w:rStyle w:val="Hipervnculo"/>
@@ -1939,7 +1939,7 @@
                 <w:noProof/>
                 <w:webHidden/>
               </w:rPr>
-              <w:instrText xml:space="preserve"> PAGEREF _Toc197692793 \h </w:instrText>
+              <w:instrText xml:space="preserve"> PAGEREF _Toc197700521 \h </w:instrText>
             </w:r>
             <w:r>
               <w:rPr>
@@ -1984,7 +1984,7 @@
               <w14:ligatures w14:val="standardContextual"/>
             </w:rPr>
           </w:pPr>
-          <w:hyperlink w:anchor="_Toc197692794" w:history="1">
+          <w:hyperlink w:anchor="_Toc197700522" w:history="1">
             <w:r>
               <w:rPr>
                 <w:rStyle w:val="Hipervnculo"/>
@@ -2031,7 +2031,7 @@
                 <w:noProof/>
                 <w:webHidden/>
               </w:rPr>
-              <w:instrText xml:space="preserve"> PAGEREF _Toc197692794 \h </w:instrText>
+              <w:instrText xml:space="preserve"> PAGEREF _Toc197700522 \h </w:instrText>
             </w:r>
             <w:r>
               <w:rPr>
@@ -2076,7 +2076,7 @@
               <w14:ligatures w14:val="standardContextual"/>
             </w:rPr>
           </w:pPr>
-          <w:hyperlink w:anchor="_Toc197692795" w:history="1">
+          <w:hyperlink w:anchor="_Toc197700523" w:history="1">
             <w:r>
               <w:rPr>
                 <w:rStyle w:val="Hipervnculo"/>
@@ -2123,7 +2123,7 @@
                 <w:noProof/>
                 <w:webHidden/>
               </w:rPr>
-              <w:instrText xml:space="preserve"> PAGEREF _Toc197692795 \h </w:instrText>
+              <w:instrText xml:space="preserve"> PAGEREF _Toc197700523 \h </w:instrText>
             </w:r>
             <w:r>
               <w:rPr>
@@ -2173,7 +2173,7 @@
               <w14:ligatures w14:val="standardContextual"/>
             </w:rPr>
           </w:pPr>
-          <w:hyperlink w:anchor="_Toc197692796" w:history="1">
+          <w:hyperlink w:anchor="_Toc197700524" w:history="1">
             <w:r>
               <w:rPr>
                 <w:rStyle w:val="Hipervnculo"/>
@@ -2221,7 +2221,7 @@
                 <w:noProof/>
                 <w:webHidden/>
               </w:rPr>
-              <w:instrText xml:space="preserve"> PAGEREF _Toc197692796 \h </w:instrText>
+              <w:instrText xml:space="preserve"> PAGEREF _Toc197700524 \h </w:instrText>
             </w:r>
             <w:r>
               <w:rPr>
@@ -2269,7 +2269,7 @@
               <w14:ligatures w14:val="standardContextual"/>
             </w:rPr>
           </w:pPr>
-          <w:hyperlink w:anchor="_Toc197692797" w:history="1">
+          <w:hyperlink w:anchor="_Toc197700525" w:history="1">
             <w:r>
               <w:rPr>
                 <w:rStyle w:val="Hipervnculo"/>
@@ -2315,7 +2315,7 @@
                 <w:noProof/>
                 <w:webHidden/>
               </w:rPr>
-              <w:instrText xml:space="preserve"> PAGEREF _Toc197692797 \h </w:instrText>
+              <w:instrText xml:space="preserve"> PAGEREF _Toc197700525 \h </w:instrText>
             </w:r>
             <w:r>
               <w:rPr>
@@ -2336,6 +2336,100 @@
                 <w:webHidden/>
               </w:rPr>
               <w:t>20</w:t>
+            </w:r>
+            <w:r>
+              <w:rPr>
+                <w:noProof/>
+                <w:webHidden/>
+              </w:rPr>
+              <w:fldChar w:fldCharType="end"/>
+            </w:r>
+          </w:hyperlink>
+        </w:p>
+        <w:p>
+          <w:pPr>
+            <w:pStyle w:val="TDC2"/>
+            <w:tabs>
+              <w:tab w:val="left" w:pos="880"/>
+              <w:tab w:val="right" w:leader="dot" w:pos="9061"/>
+            </w:tabs>
+            <w:rPr>
+              <w:rFonts w:eastAsiaTheme="minorEastAsia" w:cstheme="minorBidi"/>
+              <w:smallCaps w:val="0"/>
+              <w:noProof/>
+              <w:kern w:val="2"/>
+              <w:sz w:val="24"/>
+              <w:szCs w:val="24"/>
+              <w14:ligatures w14:val="standardContextual"/>
+            </w:rPr>
+          </w:pPr>
+          <w:hyperlink w:anchor="_Toc197700526" w:history="1">
+            <w:r>
+              <w:rPr>
+                <w:rStyle w:val="Hipervnculo"/>
+                <w:noProof/>
+              </w:rPr>
+              <w:t>5.2</w:t>
+            </w:r>
+            <w:r>
+              <w:rPr>
+                <w:rFonts w:eastAsiaTheme="minorEastAsia" w:cstheme="minorBidi"/>
+                <w:smallCaps w:val="0"/>
+                <w:noProof/>
+                <w:kern w:val="2"/>
+                <w:sz w:val="24"/>
+                <w:szCs w:val="24"/>
+                <w14:ligatures w14:val="standardContextual"/>
+              </w:rPr>
+              <w:tab/>
+            </w:r>
+            <w:r>
+              <w:rPr>
+                <w:rStyle w:val="Hipervnculo"/>
+                <w:noProof/>
+              </w:rPr>
+              <w:t>EQUIPO DE TRABAJO</w:t>
+            </w:r>
+            <w:r>
+              <w:rPr>
+                <w:noProof/>
+                <w:webHidden/>
+              </w:rPr>
+              <w:tab/>
+            </w:r>
+            <w:r>
+              <w:rPr>
+                <w:noProof/>
+                <w:webHidden/>
+              </w:rPr>
+              <w:fldChar w:fldCharType="begin"/>
+            </w:r>
+            <w:r>
+              <w:rPr>
+                <w:noProof/>
+                <w:webHidden/>
+              </w:rPr>
+              <w:instrText xml:space="preserve"> PAGEREF _Toc197700526 \h </w:instrText>
+            </w:r>
+            <w:r>
+              <w:rPr>
+                <w:noProof/>
+                <w:webHidden/>
+              </w:rPr>
+            </w:r>
+            <w:r>
+              <w:rPr>
+                <w:noProof/>
+                <w:webHidden/>
+              </w:rPr>
+              <w:fldChar w:fldCharType="separate"/>
+            </w:r>
+            <w:r>
+              <w:rPr>
+                <w:noProof/>
+                <w:webHidden/>
+              </w:rPr>
+              <w:t>22</w:t>
             </w:r>
             <w:r>
               <w:rPr>
@@ -2365,7 +2459,7 @@
               <w14:ligatures w14:val="standardContextual"/>
             </w:rPr>
           </w:pPr>
-          <w:hyperlink w:anchor="_Toc197692798" w:history="1">
+          <w:hyperlink w:anchor="_Toc197700527" w:history="1">
             <w:r>
               <w:rPr>
                 <w:rStyle w:val="Hipervnculo"/>
@@ -2413,7 +2507,7 @@
                 <w:noProof/>
                 <w:webHidden/>
               </w:rPr>
-              <w:instrText xml:space="preserve"> PAGEREF _Toc197692798 \h </w:instrText>
+              <w:instrText xml:space="preserve"> PAGEREF _Toc197700527 \h </w:instrText>
             </w:r>
             <w:r>
               <w:rPr>
@@ -2433,7 +2527,7 @@
                 <w:noProof/>
                 <w:webHidden/>
               </w:rPr>
-              <w:t>21</w:t>
+              <w:t>23</w:t>
             </w:r>
             <w:r>
               <w:rPr>
@@ -2463,7 +2557,7 @@
               <w14:ligatures w14:val="standardContextual"/>
             </w:rPr>
           </w:pPr>
-          <w:hyperlink w:anchor="_Toc197692799" w:history="1">
+          <w:hyperlink w:anchor="_Toc197700528" w:history="1">
             <w:r>
               <w:rPr>
                 <w:rStyle w:val="Hipervnculo"/>
@@ -2511,7 +2605,7 @@
                 <w:noProof/>
                 <w:webHidden/>
               </w:rPr>
-              <w:instrText xml:space="preserve"> PAGEREF _Toc197692799 \h </w:instrText>
+              <w:instrText xml:space="preserve"> PAGEREF _Toc197700528 \h </w:instrText>
             </w:r>
             <w:r>
               <w:rPr>
@@ -2531,7 +2625,7 @@
                 <w:noProof/>
                 <w:webHidden/>
               </w:rPr>
-              <w:t>21</w:t>
+              <w:t>23</w:t>
             </w:r>
             <w:r>
               <w:rPr>
@@ -2561,7 +2655,7 @@
               <w14:ligatures w14:val="standardContextual"/>
             </w:rPr>
           </w:pPr>
-          <w:hyperlink w:anchor="_Toc197692800" w:history="1">
+          <w:hyperlink w:anchor="_Toc197700529" w:history="1">
             <w:r>
               <w:rPr>
                 <w:rStyle w:val="Hipervnculo"/>
@@ -2609,7 +2703,7 @@
                 <w:noProof/>
                 <w:webHidden/>
               </w:rPr>
-              <w:instrText xml:space="preserve"> PAGEREF _Toc197692800 \h </w:instrText>
+              <w:instrText xml:space="preserve"> PAGEREF _Toc197700529 \h </w:instrText>
             </w:r>
             <w:r>
               <w:rPr>
@@ -2629,7 +2723,7 @@
                 <w:noProof/>
                 <w:webHidden/>
               </w:rPr>
-              <w:t>21</w:t>
+              <w:t>24</w:t>
             </w:r>
             <w:r>
               <w:rPr>
@@ -2659,7 +2753,7 @@
               <w14:ligatures w14:val="standardContextual"/>
             </w:rPr>
           </w:pPr>
-          <w:hyperlink w:anchor="_Toc197692801" w:history="1">
+          <w:hyperlink w:anchor="_Toc197700530" w:history="1">
             <w:r>
               <w:rPr>
                 <w:rStyle w:val="Hipervnculo"/>
@@ -2707,7 +2801,7 @@
                 <w:noProof/>
                 <w:webHidden/>
               </w:rPr>
-              <w:instrText xml:space="preserve"> PAGEREF _Toc197692801 \h </w:instrText>
+              <w:instrText xml:space="preserve"> PAGEREF _Toc197700530 \h </w:instrText>
             </w:r>
             <w:r>
               <w:rPr>
@@ -2727,7 +2821,7 @@
                 <w:noProof/>
                 <w:webHidden/>
               </w:rPr>
-              <w:t>21</w:t>
+              <w:t>24</w:t>
             </w:r>
             <w:r>
               <w:rPr>
@@ -2757,7 +2851,7 @@
               <w14:ligatures w14:val="standardContextual"/>
             </w:rPr>
           </w:pPr>
-          <w:hyperlink w:anchor="_Toc197692802" w:history="1">
+          <w:hyperlink w:anchor="_Toc197700531" w:history="1">
             <w:r>
               <w:rPr>
                 <w:rStyle w:val="Hipervnculo"/>
@@ -2805,7 +2899,7 @@
                 <w:noProof/>
                 <w:webHidden/>
               </w:rPr>
-              <w:instrText xml:space="preserve"> PAGEREF _Toc197692802 \h </w:instrText>
+              <w:instrText xml:space="preserve"> PAGEREF _Toc197700531 \h </w:instrText>
             </w:r>
             <w:r>
               <w:rPr>
@@ -2825,7 +2919,7 @@
                 <w:noProof/>
                 <w:webHidden/>
               </w:rPr>
-              <w:t>21</w:t>
+              <w:t>24</w:t>
             </w:r>
             <w:r>
               <w:rPr>
@@ -2901,7 +2995,7 @@
         </w:rPr>
         <w:fldChar w:fldCharType="separate"/>
       </w:r>
-      <w:hyperlink w:anchor="_Toc197692803" w:history="1">
+      <w:hyperlink w:anchor="_Toc197700532" w:history="1">
         <w:r>
           <w:rPr>
             <w:rStyle w:val="Hipervnculo"/>
@@ -2928,7 +3022,7 @@
             <w:noProof/>
             <w:webHidden/>
           </w:rPr>
-          <w:instrText xml:space="preserve"> PAGEREF _Toc197692803 \h </w:instrText>
+          <w:instrText xml:space="preserve"> PAGEREF _Toc197700532 \h </w:instrText>
         </w:r>
         <w:r>
           <w:rPr>
@@ -2974,7 +3068,7 @@
           <w14:ligatures w14:val="standardContextual"/>
         </w:rPr>
       </w:pPr>
-      <w:hyperlink w:anchor="_Toc197692804" w:history="1">
+      <w:hyperlink w:anchor="_Toc197700533" w:history="1">
         <w:r>
           <w:rPr>
             <w:rStyle w:val="Hipervnculo"/>
@@ -3001,7 +3095,7 @@
             <w:noProof/>
             <w:webHidden/>
           </w:rPr>
-          <w:instrText xml:space="preserve"> PAGEREF _Toc197692804 \h </w:instrText>
+          <w:instrText xml:space="preserve"> PAGEREF _Toc197700533 \h </w:instrText>
         </w:r>
         <w:r>
           <w:rPr>
@@ -3047,7 +3141,7 @@
           <w14:ligatures w14:val="standardContextual"/>
         </w:rPr>
       </w:pPr>
-      <w:hyperlink w:anchor="_Toc197692805" w:history="1">
+      <w:hyperlink w:anchor="_Toc197700534" w:history="1">
         <w:r>
           <w:rPr>
             <w:rStyle w:val="Hipervnculo"/>
@@ -3074,7 +3168,7 @@
             <w:noProof/>
             <w:webHidden/>
           </w:rPr>
-          <w:instrText xml:space="preserve"> PAGEREF _Toc197692805 \h </w:instrText>
+          <w:instrText xml:space="preserve"> PAGEREF _Toc197700534 \h </w:instrText>
         </w:r>
         <w:r>
           <w:rPr>
@@ -3120,7 +3214,7 @@
           <w14:ligatures w14:val="standardContextual"/>
         </w:rPr>
       </w:pPr>
-      <w:hyperlink w:anchor="_Toc197692806" w:history="1">
+      <w:hyperlink w:anchor="_Toc197700535" w:history="1">
         <w:r>
           <w:rPr>
             <w:rStyle w:val="Hipervnculo"/>
@@ -3147,7 +3241,7 @@
             <w:noProof/>
             <w:webHidden/>
           </w:rPr>
-          <w:instrText xml:space="preserve"> PAGEREF _Toc197692806 \h </w:instrText>
+          <w:instrText xml:space="preserve"> PAGEREF _Toc197700535 \h </w:instrText>
         </w:r>
         <w:r>
           <w:rPr>
@@ -3193,7 +3287,7 @@
           <w14:ligatures w14:val="standardContextual"/>
         </w:rPr>
       </w:pPr>
-      <w:hyperlink w:anchor="_Toc197692807" w:history="1">
+      <w:hyperlink w:anchor="_Toc197700536" w:history="1">
         <w:r>
           <w:rPr>
             <w:rStyle w:val="Hipervnculo"/>
@@ -3220,7 +3314,7 @@
             <w:noProof/>
             <w:webHidden/>
           </w:rPr>
-          <w:instrText xml:space="preserve"> PAGEREF _Toc197692807 \h </w:instrText>
+          <w:instrText xml:space="preserve"> PAGEREF _Toc197700536 \h </w:instrText>
         </w:r>
         <w:r>
           <w:rPr>
@@ -3266,7 +3360,7 @@
           <w14:ligatures w14:val="standardContextual"/>
         </w:rPr>
       </w:pPr>
-      <w:hyperlink w:anchor="_Toc197692808" w:history="1">
+      <w:hyperlink w:anchor="_Toc197700537" w:history="1">
         <w:r>
           <w:rPr>
             <w:rStyle w:val="Hipervnculo"/>
@@ -3293,7 +3387,7 @@
             <w:noProof/>
             <w:webHidden/>
           </w:rPr>
-          <w:instrText xml:space="preserve"> PAGEREF _Toc197692808 \h </w:instrText>
+          <w:instrText xml:space="preserve"> PAGEREF _Toc197700537 \h </w:instrText>
         </w:r>
         <w:r>
           <w:rPr>
@@ -3339,7 +3433,7 @@
           <w14:ligatures w14:val="standardContextual"/>
         </w:rPr>
       </w:pPr>
-      <w:hyperlink w:anchor="_Toc197692809" w:history="1">
+      <w:hyperlink w:anchor="_Toc197700538" w:history="1">
         <w:r>
           <w:rPr>
             <w:rStyle w:val="Hipervnculo"/>
@@ -3366,7 +3460,7 @@
             <w:noProof/>
             <w:webHidden/>
           </w:rPr>
-          <w:instrText xml:space="preserve"> PAGEREF _Toc197692809 \h </w:instrText>
+          <w:instrText xml:space="preserve"> PAGEREF _Toc197700538 \h </w:instrText>
         </w:r>
         <w:r>
           <w:rPr>
@@ -3412,7 +3506,7 @@
           <w14:ligatures w14:val="standardContextual"/>
         </w:rPr>
       </w:pPr>
-      <w:hyperlink w:anchor="_Toc197692810" w:history="1">
+      <w:hyperlink w:anchor="_Toc197700539" w:history="1">
         <w:r>
           <w:rPr>
             <w:rStyle w:val="Hipervnculo"/>
@@ -3440,7 +3534,7 @@
             <w:noProof/>
             <w:webHidden/>
           </w:rPr>
-          <w:instrText xml:space="preserve"> PAGEREF _Toc197692810 \h </w:instrText>
+          <w:instrText xml:space="preserve"> PAGEREF _Toc197700539 \h </w:instrText>
         </w:r>
         <w:r>
           <w:rPr>
@@ -3486,7 +3580,7 @@
           <w14:ligatures w14:val="standardContextual"/>
         </w:rPr>
       </w:pPr>
-      <w:hyperlink w:anchor="_Toc197692811" w:history="1">
+      <w:hyperlink w:anchor="_Toc197700540" w:history="1">
         <w:r>
           <w:rPr>
             <w:rStyle w:val="Hipervnculo"/>
@@ -3513,7 +3607,7 @@
             <w:noProof/>
             <w:webHidden/>
           </w:rPr>
-          <w:instrText xml:space="preserve"> PAGEREF _Toc197692811 \h </w:instrText>
+          <w:instrText xml:space="preserve"> PAGEREF _Toc197700540 \h </w:instrText>
         </w:r>
         <w:r>
           <w:rPr>
@@ -3559,7 +3653,7 @@
           <w14:ligatures w14:val="standardContextual"/>
         </w:rPr>
       </w:pPr>
-      <w:hyperlink w:anchor="_Toc197692812" w:history="1">
+      <w:hyperlink w:anchor="_Toc197700541" w:history="1">
         <w:r>
           <w:rPr>
             <w:rStyle w:val="Hipervnculo"/>
@@ -3586,7 +3680,7 @@
             <w:noProof/>
             <w:webHidden/>
           </w:rPr>
-          <w:instrText xml:space="preserve"> PAGEREF _Toc197692812 \h </w:instrText>
+          <w:instrText xml:space="preserve"> PAGEREF _Toc197700541 \h </w:instrText>
         </w:r>
         <w:r>
           <w:rPr>
@@ -3644,7 +3738,7 @@
       <w:pPr>
         <w:pStyle w:val="Ttulo1"/>
       </w:pPr>
-      <w:bookmarkStart w:id="0" w:name="_Toc197692777"/>
+      <w:bookmarkStart w:id="0" w:name="_Toc197700505"/>
       <w:r>
         <w:lastRenderedPageBreak/>
         <w:t>INTRODUCCIÓN</w:t>
@@ -3901,7 +3995,7 @@
       <w:pPr>
         <w:pStyle w:val="Ttulo1"/>
       </w:pPr>
-      <w:bookmarkStart w:id="1" w:name="_Toc197692778"/>
+      <w:bookmarkStart w:id="1" w:name="_Toc197700506"/>
       <w:r>
         <w:lastRenderedPageBreak/>
         <w:t>JUSTIFICACIÓN Y ANTECEDENTES</w:t>
@@ -3923,7 +4017,7 @@
       <w:pPr>
         <w:pStyle w:val="Ttulo2"/>
       </w:pPr>
-      <w:bookmarkStart w:id="2" w:name="_Toc197692779"/>
+      <w:bookmarkStart w:id="2" w:name="_Toc197700507"/>
       <w:r>
         <w:t>JUSTIFICACIÓN</w:t>
       </w:r>
@@ -4011,11 +4105,9 @@
       <w:r>
         <w:t xml:space="preserve"> como un guion, sería diferente en cada ejecución mediante generación procedural; además </w:t>
       </w:r>
-      <w:proofErr w:type="spellStart"/>
-      <w:r>
-        <w:t>de el</w:t>
-      </w:r>
-      <w:proofErr w:type="spellEnd"/>
+      <w:r>
+        <w:t>del</w:t>
+      </w:r>
       <w:r>
         <w:t xml:space="preserve"> posterior añadido de la mecánica de Inteligencia Artificial a los </w:t>
       </w:r>
@@ -4033,7 +4125,7 @@
       <w:pPr>
         <w:pStyle w:val="Ttulo2"/>
       </w:pPr>
-      <w:bookmarkStart w:id="3" w:name="_Toc197692780"/>
+      <w:bookmarkStart w:id="3" w:name="_Toc197700508"/>
       <w:r>
         <w:lastRenderedPageBreak/>
         <w:t>ANTECEDENTES</w:t>
@@ -4063,7 +4155,7 @@
       <w:pPr>
         <w:pStyle w:val="Ttulo3"/>
       </w:pPr>
-      <w:bookmarkStart w:id="4" w:name="_Toc197692781"/>
+      <w:bookmarkStart w:id="4" w:name="_Toc197700509"/>
       <w:proofErr w:type="spellStart"/>
       <w:r>
         <w:t>Shadows</w:t>
@@ -4091,11 +4183,9 @@
       <w:r>
         <w:t xml:space="preserve">En primer lugar, y siendo el videojuego </w:t>
       </w:r>
-      <w:proofErr w:type="spellStart"/>
-      <w:r>
-        <w:t>mas</w:t>
-      </w:r>
-      <w:proofErr w:type="spellEnd"/>
+      <w:r>
+        <w:t>más</w:t>
+      </w:r>
       <w:r>
         <w:t xml:space="preserve"> influyente para mi PFG, ya que fue del que agarré la idea principal cuya receta traté de mejorar o al menos acomplejar con la integración de personajes con inteligencia artificial. </w:t>
       </w:r>
@@ -4187,11 +4277,9 @@
       <w:r>
         <w:t xml:space="preserve">El principal aspecto de este juego y uno de los </w:t>
       </w:r>
-      <w:proofErr w:type="spellStart"/>
-      <w:r>
-        <w:t>mas</w:t>
-      </w:r>
-      <w:proofErr w:type="spellEnd"/>
+      <w:r>
+        <w:t>más</w:t>
+      </w:r>
       <w:r>
         <w:t xml:space="preserve"> innovadores es su </w:t>
       </w:r>
@@ -4384,7 +4472,7 @@
         <w:pStyle w:val="Descripcin"/>
         <w:jc w:val="center"/>
       </w:pPr>
-      <w:bookmarkStart w:id="5" w:name="_Toc197692803"/>
+      <w:bookmarkStart w:id="5" w:name="_Toc197700532"/>
       <w:r>
         <w:t xml:space="preserve">Figura </w:t>
       </w:r>
@@ -4436,7 +4524,7 @@
           <w:noProof/>
         </w:rPr>
       </w:pPr>
-      <w:bookmarkStart w:id="6" w:name="_Toc197692782"/>
+      <w:bookmarkStart w:id="6" w:name="_Toc197700510"/>
       <w:r>
         <w:rPr>
           <w:noProof/>
@@ -4565,7 +4653,7 @@
           <w:noProof/>
         </w:rPr>
       </w:pPr>
-      <w:bookmarkStart w:id="7" w:name="_Toc197692804"/>
+      <w:bookmarkStart w:id="7" w:name="_Toc197700533"/>
       <w:r>
         <w:t xml:space="preserve">Figura </w:t>
       </w:r>
@@ -4594,7 +4682,7 @@
       <w:pPr>
         <w:pStyle w:val="Ttulo1"/>
       </w:pPr>
-      <w:bookmarkStart w:id="8" w:name="_Toc197692783"/>
+      <w:bookmarkStart w:id="8" w:name="_Toc197700511"/>
       <w:r>
         <w:lastRenderedPageBreak/>
         <w:t>OBJETIVOS Y ALCANCE DEL PROYECTO</w:t>
@@ -4619,7 +4707,7 @@
       <w:pPr>
         <w:pStyle w:val="Ttulo2"/>
       </w:pPr>
-      <w:bookmarkStart w:id="9" w:name="_Toc197692784"/>
+      <w:bookmarkStart w:id="9" w:name="_Toc197700512"/>
       <w:r>
         <w:t>OBJETIVOS PRINCIPALES</w:t>
       </w:r>
@@ -4734,7 +4822,7 @@
       <w:pPr>
         <w:pStyle w:val="Ttulo2"/>
       </w:pPr>
-      <w:bookmarkStart w:id="10" w:name="_Toc197692785"/>
+      <w:bookmarkStart w:id="10" w:name="_Toc197700513"/>
       <w:r>
         <w:t>OBJETIVOS SECUNDARIOS</w:t>
       </w:r>
@@ -4773,7 +4861,7 @@
       <w:pPr>
         <w:pStyle w:val="Ttulo2"/>
       </w:pPr>
-      <w:bookmarkStart w:id="11" w:name="_Toc197692786"/>
+      <w:bookmarkStart w:id="11" w:name="_Toc197700514"/>
       <w:r>
         <w:lastRenderedPageBreak/>
         <w:t>objetivos fuera del alcance</w:t>
@@ -4838,7 +4926,7 @@
       <w:pPr>
         <w:pStyle w:val="Ttulo1"/>
       </w:pPr>
-      <w:bookmarkStart w:id="12" w:name="_Toc197692787"/>
+      <w:bookmarkStart w:id="12" w:name="_Toc197700515"/>
       <w:r>
         <w:lastRenderedPageBreak/>
         <w:t>ESTUDIOS DE TECNOLOGÍAS A UTILIZAR</w:t>
@@ -4898,7 +4986,7 @@
       <w:pPr>
         <w:pStyle w:val="Ttulo2"/>
       </w:pPr>
-      <w:bookmarkStart w:id="13" w:name="_Toc197692788"/>
+      <w:bookmarkStart w:id="13" w:name="_Toc197700516"/>
       <w:r>
         <w:t>Tecnologías software</w:t>
       </w:r>
@@ -4913,7 +5001,7 @@
       <w:pPr>
         <w:pStyle w:val="Ttulo3"/>
       </w:pPr>
-      <w:bookmarkStart w:id="14" w:name="_Toc197692789"/>
+      <w:bookmarkStart w:id="14" w:name="_Toc197700517"/>
       <w:r>
         <w:t>Motor de Videojuegos</w:t>
       </w:r>
@@ -5012,7 +5100,7 @@
         <w:pStyle w:val="Descripcin"/>
         <w:jc w:val="center"/>
       </w:pPr>
-      <w:bookmarkStart w:id="15" w:name="_Toc197692805"/>
+      <w:bookmarkStart w:id="15" w:name="_Toc197700534"/>
       <w:r>
         <w:t xml:space="preserve">Figura </w:t>
       </w:r>
@@ -5063,7 +5151,7 @@
       <w:pPr>
         <w:pStyle w:val="Ttulo3"/>
       </w:pPr>
-      <w:bookmarkStart w:id="16" w:name="_Toc197692790"/>
+      <w:bookmarkStart w:id="16" w:name="_Toc197700518"/>
       <w:r>
         <w:t>Herramienta de gestión de versiones</w:t>
       </w:r>
@@ -5149,7 +5237,7 @@
         <w:pStyle w:val="Descripcin"/>
         <w:jc w:val="center"/>
       </w:pPr>
-      <w:bookmarkStart w:id="17" w:name="_Toc197692806"/>
+      <w:bookmarkStart w:id="17" w:name="_Toc197700535"/>
       <w:r>
         <w:t xml:space="preserve">Figura </w:t>
       </w:r>
@@ -5190,7 +5278,7 @@
       <w:pPr>
         <w:pStyle w:val="Ttulo3"/>
       </w:pPr>
-      <w:bookmarkStart w:id="18" w:name="_Toc197692791"/>
+      <w:bookmarkStart w:id="18" w:name="_Toc197700519"/>
       <w:r>
         <w:t>Software de edición de texto</w:t>
       </w:r>
@@ -5279,7 +5367,7 @@
           <w:noProof/>
         </w:rPr>
       </w:pPr>
-      <w:bookmarkStart w:id="19" w:name="_Toc197692807"/>
+      <w:bookmarkStart w:id="19" w:name="_Toc197700536"/>
       <w:r>
         <w:t xml:space="preserve">Figura </w:t>
       </w:r>
@@ -5330,7 +5418,7 @@
           <w:noProof/>
         </w:rPr>
       </w:pPr>
-      <w:bookmarkStart w:id="20" w:name="_Toc197692792"/>
+      <w:bookmarkStart w:id="20" w:name="_Toc197700520"/>
       <w:r>
         <w:rPr>
           <w:noProof/>
@@ -5414,7 +5502,7 @@
         <w:pStyle w:val="Descripcin"/>
         <w:jc w:val="center"/>
       </w:pPr>
-      <w:bookmarkStart w:id="21" w:name="_Toc197692808"/>
+      <w:bookmarkStart w:id="21" w:name="_Toc197700537"/>
       <w:r>
         <w:t xml:space="preserve">Figura </w:t>
       </w:r>
@@ -5479,7 +5567,7 @@
       <w:pPr>
         <w:pStyle w:val="Ttulo2"/>
       </w:pPr>
-      <w:bookmarkStart w:id="22" w:name="_Toc197692793"/>
+      <w:bookmarkStart w:id="22" w:name="_Toc197700521"/>
       <w:r>
         <w:t>TECNOLOGÍAS INVESTIGADAS</w:t>
       </w:r>
@@ -5502,7 +5590,7 @@
       <w:pPr>
         <w:pStyle w:val="Ttulo3"/>
       </w:pPr>
-      <w:bookmarkStart w:id="23" w:name="_Toc197692794"/>
+      <w:bookmarkStart w:id="23" w:name="_Toc197700522"/>
       <w:r>
         <w:lastRenderedPageBreak/>
         <w:t>Generación procedural</w:t>
@@ -6137,7 +6225,7 @@
         <w:pStyle w:val="Descripcin"/>
         <w:jc w:val="center"/>
       </w:pPr>
-      <w:bookmarkStart w:id="24" w:name="_Toc197692809"/>
+      <w:bookmarkStart w:id="24" w:name="_Toc197700538"/>
       <w:r>
         <w:t xml:space="preserve">Figura </w:t>
       </w:r>
@@ -7438,7 +7526,7 @@
           <w:lang w:val="en-GB"/>
         </w:rPr>
       </w:pPr>
-      <w:bookmarkStart w:id="25" w:name="_Toc197692810"/>
+      <w:bookmarkStart w:id="25" w:name="_Toc197700539"/>
       <w:proofErr w:type="spellStart"/>
       <w:r>
         <w:rPr>
@@ -7873,7 +7961,7 @@
       <w:pPr>
         <w:pStyle w:val="Ttulo3"/>
       </w:pPr>
-      <w:bookmarkStart w:id="26" w:name="_Toc197692795"/>
+      <w:bookmarkStart w:id="26" w:name="_Toc197700523"/>
       <w:proofErr w:type="spellStart"/>
       <w:r>
         <w:t>PNJs</w:t>
@@ -8258,7 +8346,7 @@
         <w:pStyle w:val="Descripcin"/>
         <w:jc w:val="center"/>
       </w:pPr>
-      <w:bookmarkStart w:id="27" w:name="_Toc197692811"/>
+      <w:bookmarkStart w:id="27" w:name="_Toc197700540"/>
       <w:r>
         <w:t xml:space="preserve">Figura </w:t>
       </w:r>
@@ -8454,7 +8542,7 @@
         <w:pStyle w:val="Descripcin"/>
         <w:jc w:val="center"/>
       </w:pPr>
-      <w:bookmarkStart w:id="28" w:name="_Toc197692812"/>
+      <w:bookmarkStart w:id="28" w:name="_Toc197700541"/>
       <w:r>
         <w:t xml:space="preserve">Figura </w:t>
       </w:r>
@@ -8568,7 +8656,7 @@
       <w:pPr>
         <w:pStyle w:val="Ttulo1"/>
       </w:pPr>
-      <w:bookmarkStart w:id="29" w:name="_Toc197692796"/>
+      <w:bookmarkStart w:id="29" w:name="_Toc197700524"/>
       <w:r>
         <w:lastRenderedPageBreak/>
         <w:t>PLANIFICACIÓN Y ANÁLISIS DEL PRYECTO</w:t>
@@ -8589,7 +8677,7 @@
       <w:pPr>
         <w:pStyle w:val="Ttulo2"/>
       </w:pPr>
-      <w:bookmarkStart w:id="30" w:name="_Toc197692797"/>
+      <w:bookmarkStart w:id="30" w:name="_Toc197700525"/>
       <w:r>
         <w:t>PLANIFICACIÓN DE TAREAS</w:t>
       </w:r>
@@ -9207,9 +9295,11 @@
       <w:pPr>
         <w:pStyle w:val="Ttulo2"/>
       </w:pPr>
+      <w:bookmarkStart w:id="31" w:name="_Toc197700526"/>
       <w:r>
         <w:t>EQUIPO DE TRABAJO</w:t>
       </w:r>
+      <w:bookmarkEnd w:id="31"/>
     </w:p>
     <w:p>
       <w:r>
@@ -9314,32 +9404,32 @@
       <w:pPr>
         <w:pStyle w:val="Ttulo1"/>
       </w:pPr>
-      <w:bookmarkStart w:id="31" w:name="_Toc197692798"/>
+      <w:bookmarkStart w:id="32" w:name="_Toc197700527"/>
       <w:r>
         <w:t>DISEÑO DE LA SOLUCIÓN</w:t>
       </w:r>
-      <w:bookmarkEnd w:id="31"/>
+      <w:bookmarkEnd w:id="32"/>
     </w:p>
     <w:p/>
     <w:p>
       <w:pPr>
         <w:pStyle w:val="Ttulo1"/>
       </w:pPr>
-      <w:bookmarkStart w:id="32" w:name="_Toc197692799"/>
+      <w:bookmarkStart w:id="33" w:name="_Toc197700528"/>
       <w:r>
         <w:t>DESARROLLO DE LA SOLUCIÓN</w:t>
       </w:r>
-      <w:bookmarkEnd w:id="32"/>
+      <w:bookmarkEnd w:id="33"/>
     </w:p>
     <w:p/>
     <w:p>
       <w:pPr>
         <w:pStyle w:val="Ttulo1"/>
       </w:pPr>
-      <w:bookmarkStart w:id="33" w:name="_Toc166857602"/>
-      <w:bookmarkStart w:id="34" w:name="_Toc166858265"/>
-      <w:bookmarkStart w:id="35" w:name="_Toc166858344"/>
-      <w:bookmarkStart w:id="36" w:name="_Toc197692800"/>
+      <w:bookmarkStart w:id="34" w:name="_Toc166857602"/>
+      <w:bookmarkStart w:id="35" w:name="_Toc166858265"/>
+      <w:bookmarkStart w:id="36" w:name="_Toc166858344"/>
+      <w:bookmarkStart w:id="37" w:name="_Toc197700529"/>
       <w:r>
         <w:lastRenderedPageBreak/>
         <w:t>V</w:t>
@@ -9347,10 +9437,10 @@
       <w:r>
         <w:t>aloración ética del proyecto</w:t>
       </w:r>
-      <w:bookmarkEnd w:id="33"/>
       <w:bookmarkEnd w:id="34"/>
       <w:bookmarkEnd w:id="35"/>
       <w:bookmarkEnd w:id="36"/>
+      <w:bookmarkEnd w:id="37"/>
     </w:p>
     <w:p>
       <w:r>
@@ -9376,28 +9466,28 @@
       <w:pPr>
         <w:pStyle w:val="Ttulo1"/>
       </w:pPr>
-      <w:bookmarkStart w:id="37" w:name="_Toc197692801"/>
+      <w:bookmarkStart w:id="38" w:name="_Toc197700530"/>
       <w:r>
         <w:t>CONCLUSIÓN Y REFLEXIONES FINALES</w:t>
       </w:r>
-      <w:bookmarkEnd w:id="37"/>
+      <w:bookmarkEnd w:id="38"/>
     </w:p>
     <w:p/>
     <w:p>
       <w:pPr>
         <w:pStyle w:val="Ttulo1"/>
       </w:pPr>
-      <w:bookmarkStart w:id="38" w:name="_Toc166857603"/>
-      <w:bookmarkStart w:id="39" w:name="_Toc166858266"/>
-      <w:bookmarkStart w:id="40" w:name="_Toc166858345"/>
-      <w:bookmarkStart w:id="41" w:name="_Toc197692802"/>
+      <w:bookmarkStart w:id="39" w:name="_Toc166857603"/>
+      <w:bookmarkStart w:id="40" w:name="_Toc166858266"/>
+      <w:bookmarkStart w:id="41" w:name="_Toc166858345"/>
+      <w:bookmarkStart w:id="42" w:name="_Toc197700531"/>
       <w:r>
         <w:t>Bibliografía</w:t>
       </w:r>
-      <w:bookmarkEnd w:id="38"/>
       <w:bookmarkEnd w:id="39"/>
       <w:bookmarkEnd w:id="40"/>
       <w:bookmarkEnd w:id="41"/>
+      <w:bookmarkEnd w:id="42"/>
     </w:p>
     <w:p>
       <w:pPr>

--- a/MEMORIA PFG DANIEL GALEÁN.docx
+++ b/MEMORIA PFG DANIEL GALEÁN.docx
@@ -387,7 +387,7 @@
           <w:r>
             <w:fldChar w:fldCharType="separate"/>
           </w:r>
-          <w:hyperlink w:anchor="_Toc197700505" w:history="1">
+          <w:hyperlink w:anchor="_Toc197944848" w:history="1">
             <w:r>
               <w:rPr>
                 <w:rStyle w:val="Hipervnculo"/>
@@ -435,7 +435,7 @@
                 <w:noProof/>
                 <w:webHidden/>
               </w:rPr>
-              <w:instrText xml:space="preserve"> PAGEREF _Toc197700505 \h </w:instrText>
+              <w:instrText xml:space="preserve"> PAGEREF _Toc197944848 \h </w:instrText>
             </w:r>
             <w:r>
               <w:rPr>
@@ -485,7 +485,7 @@
               <w14:ligatures w14:val="standardContextual"/>
             </w:rPr>
           </w:pPr>
-          <w:hyperlink w:anchor="_Toc197700506" w:history="1">
+          <w:hyperlink w:anchor="_Toc197944849" w:history="1">
             <w:r>
               <w:rPr>
                 <w:rStyle w:val="Hipervnculo"/>
@@ -533,7 +533,7 @@
                 <w:noProof/>
                 <w:webHidden/>
               </w:rPr>
-              <w:instrText xml:space="preserve"> PAGEREF _Toc197700506 \h </w:instrText>
+              <w:instrText xml:space="preserve"> PAGEREF _Toc197944849 \h </w:instrText>
             </w:r>
             <w:r>
               <w:rPr>
@@ -581,7 +581,7 @@
               <w14:ligatures w14:val="standardContextual"/>
             </w:rPr>
           </w:pPr>
-          <w:hyperlink w:anchor="_Toc197700507" w:history="1">
+          <w:hyperlink w:anchor="_Toc197944850" w:history="1">
             <w:r>
               <w:rPr>
                 <w:rStyle w:val="Hipervnculo"/>
@@ -627,7 +627,7 @@
                 <w:noProof/>
                 <w:webHidden/>
               </w:rPr>
-              <w:instrText xml:space="preserve"> PAGEREF _Toc197700507 \h </w:instrText>
+              <w:instrText xml:space="preserve"> PAGEREF _Toc197944850 \h </w:instrText>
             </w:r>
             <w:r>
               <w:rPr>
@@ -675,7 +675,7 @@
               <w14:ligatures w14:val="standardContextual"/>
             </w:rPr>
           </w:pPr>
-          <w:hyperlink w:anchor="_Toc197700508" w:history="1">
+          <w:hyperlink w:anchor="_Toc197944851" w:history="1">
             <w:r>
               <w:rPr>
                 <w:rStyle w:val="Hipervnculo"/>
@@ -721,7 +721,7 @@
                 <w:noProof/>
                 <w:webHidden/>
               </w:rPr>
-              <w:instrText xml:space="preserve"> PAGEREF _Toc197700508 \h </w:instrText>
+              <w:instrText xml:space="preserve"> PAGEREF _Toc197944851 \h </w:instrText>
             </w:r>
             <w:r>
               <w:rPr>
@@ -766,7 +766,7 @@
               <w14:ligatures w14:val="standardContextual"/>
             </w:rPr>
           </w:pPr>
-          <w:hyperlink w:anchor="_Toc197700509" w:history="1">
+          <w:hyperlink w:anchor="_Toc197944852" w:history="1">
             <w:r>
               <w:rPr>
                 <w:rStyle w:val="Hipervnculo"/>
@@ -813,7 +813,7 @@
                 <w:noProof/>
                 <w:webHidden/>
               </w:rPr>
-              <w:instrText xml:space="preserve"> PAGEREF _Toc197700509 \h </w:instrText>
+              <w:instrText xml:space="preserve"> PAGEREF _Toc197944852 \h </w:instrText>
             </w:r>
             <w:r>
               <w:rPr>
@@ -858,7 +858,7 @@
               <w14:ligatures w14:val="standardContextual"/>
             </w:rPr>
           </w:pPr>
-          <w:hyperlink w:anchor="_Toc197700510" w:history="1">
+          <w:hyperlink w:anchor="_Toc197944853" w:history="1">
             <w:r>
               <w:rPr>
                 <w:rStyle w:val="Hipervnculo"/>
@@ -905,7 +905,7 @@
                 <w:noProof/>
                 <w:webHidden/>
               </w:rPr>
-              <w:instrText xml:space="preserve"> PAGEREF _Toc197700510 \h </w:instrText>
+              <w:instrText xml:space="preserve"> PAGEREF _Toc197944853 \h </w:instrText>
             </w:r>
             <w:r>
               <w:rPr>
@@ -955,7 +955,7 @@
               <w14:ligatures w14:val="standardContextual"/>
             </w:rPr>
           </w:pPr>
-          <w:hyperlink w:anchor="_Toc197700511" w:history="1">
+          <w:hyperlink w:anchor="_Toc197944854" w:history="1">
             <w:r>
               <w:rPr>
                 <w:rStyle w:val="Hipervnculo"/>
@@ -1003,7 +1003,7 @@
                 <w:noProof/>
                 <w:webHidden/>
               </w:rPr>
-              <w:instrText xml:space="preserve"> PAGEREF _Toc197700511 \h </w:instrText>
+              <w:instrText xml:space="preserve"> PAGEREF _Toc197944854 \h </w:instrText>
             </w:r>
             <w:r>
               <w:rPr>
@@ -1051,7 +1051,7 @@
               <w14:ligatures w14:val="standardContextual"/>
             </w:rPr>
           </w:pPr>
-          <w:hyperlink w:anchor="_Toc197700512" w:history="1">
+          <w:hyperlink w:anchor="_Toc197944855" w:history="1">
             <w:r>
               <w:rPr>
                 <w:rStyle w:val="Hipervnculo"/>
@@ -1097,7 +1097,7 @@
                 <w:noProof/>
                 <w:webHidden/>
               </w:rPr>
-              <w:instrText xml:space="preserve"> PAGEREF _Toc197700512 \h </w:instrText>
+              <w:instrText xml:space="preserve"> PAGEREF _Toc197944855 \h </w:instrText>
             </w:r>
             <w:r>
               <w:rPr>
@@ -1145,7 +1145,7 @@
               <w14:ligatures w14:val="standardContextual"/>
             </w:rPr>
           </w:pPr>
-          <w:hyperlink w:anchor="_Toc197700513" w:history="1">
+          <w:hyperlink w:anchor="_Toc197944856" w:history="1">
             <w:r>
               <w:rPr>
                 <w:rStyle w:val="Hipervnculo"/>
@@ -1191,7 +1191,7 @@
                 <w:noProof/>
                 <w:webHidden/>
               </w:rPr>
-              <w:instrText xml:space="preserve"> PAGEREF _Toc197700513 \h </w:instrText>
+              <w:instrText xml:space="preserve"> PAGEREF _Toc197944856 \h </w:instrText>
             </w:r>
             <w:r>
               <w:rPr>
@@ -1239,7 +1239,7 @@
               <w14:ligatures w14:val="standardContextual"/>
             </w:rPr>
           </w:pPr>
-          <w:hyperlink w:anchor="_Toc197700514" w:history="1">
+          <w:hyperlink w:anchor="_Toc197944857" w:history="1">
             <w:r>
               <w:rPr>
                 <w:rStyle w:val="Hipervnculo"/>
@@ -1285,7 +1285,7 @@
                 <w:noProof/>
                 <w:webHidden/>
               </w:rPr>
-              <w:instrText xml:space="preserve"> PAGEREF _Toc197700514 \h </w:instrText>
+              <w:instrText xml:space="preserve"> PAGEREF _Toc197944857 \h </w:instrText>
             </w:r>
             <w:r>
               <w:rPr>
@@ -1335,7 +1335,7 @@
               <w14:ligatures w14:val="standardContextual"/>
             </w:rPr>
           </w:pPr>
-          <w:hyperlink w:anchor="_Toc197700515" w:history="1">
+          <w:hyperlink w:anchor="_Toc197944858" w:history="1">
             <w:r>
               <w:rPr>
                 <w:rStyle w:val="Hipervnculo"/>
@@ -1383,7 +1383,7 @@
                 <w:noProof/>
                 <w:webHidden/>
               </w:rPr>
-              <w:instrText xml:space="preserve"> PAGEREF _Toc197700515 \h </w:instrText>
+              <w:instrText xml:space="preserve"> PAGEREF _Toc197944858 \h </w:instrText>
             </w:r>
             <w:r>
               <w:rPr>
@@ -1431,7 +1431,7 @@
               <w14:ligatures w14:val="standardContextual"/>
             </w:rPr>
           </w:pPr>
-          <w:hyperlink w:anchor="_Toc197700516" w:history="1">
+          <w:hyperlink w:anchor="_Toc197944859" w:history="1">
             <w:r>
               <w:rPr>
                 <w:rStyle w:val="Hipervnculo"/>
@@ -1477,7 +1477,7 @@
                 <w:noProof/>
                 <w:webHidden/>
               </w:rPr>
-              <w:instrText xml:space="preserve"> PAGEREF _Toc197700516 \h </w:instrText>
+              <w:instrText xml:space="preserve"> PAGEREF _Toc197944859 \h </w:instrText>
             </w:r>
             <w:r>
               <w:rPr>
@@ -1522,7 +1522,7 @@
               <w14:ligatures w14:val="standardContextual"/>
             </w:rPr>
           </w:pPr>
-          <w:hyperlink w:anchor="_Toc197700517" w:history="1">
+          <w:hyperlink w:anchor="_Toc197944860" w:history="1">
             <w:r>
               <w:rPr>
                 <w:rStyle w:val="Hipervnculo"/>
@@ -1569,7 +1569,7 @@
                 <w:noProof/>
                 <w:webHidden/>
               </w:rPr>
-              <w:instrText xml:space="preserve"> PAGEREF _Toc197700517 \h </w:instrText>
+              <w:instrText xml:space="preserve"> PAGEREF _Toc197944860 \h </w:instrText>
             </w:r>
             <w:r>
               <w:rPr>
@@ -1614,7 +1614,7 @@
               <w14:ligatures w14:val="standardContextual"/>
             </w:rPr>
           </w:pPr>
-          <w:hyperlink w:anchor="_Toc197700518" w:history="1">
+          <w:hyperlink w:anchor="_Toc197944861" w:history="1">
             <w:r>
               <w:rPr>
                 <w:rStyle w:val="Hipervnculo"/>
@@ -1661,7 +1661,7 @@
                 <w:noProof/>
                 <w:webHidden/>
               </w:rPr>
-              <w:instrText xml:space="preserve"> PAGEREF _Toc197700518 \h </w:instrText>
+              <w:instrText xml:space="preserve"> PAGEREF _Toc197944861 \h </w:instrText>
             </w:r>
             <w:r>
               <w:rPr>
@@ -1706,7 +1706,7 @@
               <w14:ligatures w14:val="standardContextual"/>
             </w:rPr>
           </w:pPr>
-          <w:hyperlink w:anchor="_Toc197700519" w:history="1">
+          <w:hyperlink w:anchor="_Toc197944862" w:history="1">
             <w:r>
               <w:rPr>
                 <w:rStyle w:val="Hipervnculo"/>
@@ -1753,7 +1753,7 @@
                 <w:noProof/>
                 <w:webHidden/>
               </w:rPr>
-              <w:instrText xml:space="preserve"> PAGEREF _Toc197700519 \h </w:instrText>
+              <w:instrText xml:space="preserve"> PAGEREF _Toc197944862 \h </w:instrText>
             </w:r>
             <w:r>
               <w:rPr>
@@ -1798,7 +1798,7 @@
               <w14:ligatures w14:val="standardContextual"/>
             </w:rPr>
           </w:pPr>
-          <w:hyperlink w:anchor="_Toc197700520" w:history="1">
+          <w:hyperlink w:anchor="_Toc197944863" w:history="1">
             <w:r>
               <w:rPr>
                 <w:rStyle w:val="Hipervnculo"/>
@@ -1845,7 +1845,7 @@
                 <w:noProof/>
                 <w:webHidden/>
               </w:rPr>
-              <w:instrText xml:space="preserve"> PAGEREF _Toc197700520 \h </w:instrText>
+              <w:instrText xml:space="preserve"> PAGEREF _Toc197944863 \h </w:instrText>
             </w:r>
             <w:r>
               <w:rPr>
@@ -1893,7 +1893,7 @@
               <w14:ligatures w14:val="standardContextual"/>
             </w:rPr>
           </w:pPr>
-          <w:hyperlink w:anchor="_Toc197700521" w:history="1">
+          <w:hyperlink w:anchor="_Toc197944864" w:history="1">
             <w:r>
               <w:rPr>
                 <w:rStyle w:val="Hipervnculo"/>
@@ -1939,7 +1939,7 @@
                 <w:noProof/>
                 <w:webHidden/>
               </w:rPr>
-              <w:instrText xml:space="preserve"> PAGEREF _Toc197700521 \h </w:instrText>
+              <w:instrText xml:space="preserve"> PAGEREF _Toc197944864 \h </w:instrText>
             </w:r>
             <w:r>
               <w:rPr>
@@ -1984,7 +1984,7 @@
               <w14:ligatures w14:val="standardContextual"/>
             </w:rPr>
           </w:pPr>
-          <w:hyperlink w:anchor="_Toc197700522" w:history="1">
+          <w:hyperlink w:anchor="_Toc197944865" w:history="1">
             <w:r>
               <w:rPr>
                 <w:rStyle w:val="Hipervnculo"/>
@@ -2031,7 +2031,7 @@
                 <w:noProof/>
                 <w:webHidden/>
               </w:rPr>
-              <w:instrText xml:space="preserve"> PAGEREF _Toc197700522 \h </w:instrText>
+              <w:instrText xml:space="preserve"> PAGEREF _Toc197944865 \h </w:instrText>
             </w:r>
             <w:r>
               <w:rPr>
@@ -2076,7 +2076,7 @@
               <w14:ligatures w14:val="standardContextual"/>
             </w:rPr>
           </w:pPr>
-          <w:hyperlink w:anchor="_Toc197700523" w:history="1">
+          <w:hyperlink w:anchor="_Toc197944866" w:history="1">
             <w:r>
               <w:rPr>
                 <w:rStyle w:val="Hipervnculo"/>
@@ -2123,7 +2123,7 @@
                 <w:noProof/>
                 <w:webHidden/>
               </w:rPr>
-              <w:instrText xml:space="preserve"> PAGEREF _Toc197700523 \h </w:instrText>
+              <w:instrText xml:space="preserve"> PAGEREF _Toc197944866 \h </w:instrText>
             </w:r>
             <w:r>
               <w:rPr>
@@ -2173,7 +2173,7 @@
               <w14:ligatures w14:val="standardContextual"/>
             </w:rPr>
           </w:pPr>
-          <w:hyperlink w:anchor="_Toc197700524" w:history="1">
+          <w:hyperlink w:anchor="_Toc197944867" w:history="1">
             <w:r>
               <w:rPr>
                 <w:rStyle w:val="Hipervnculo"/>
@@ -2221,7 +2221,7 @@
                 <w:noProof/>
                 <w:webHidden/>
               </w:rPr>
-              <w:instrText xml:space="preserve"> PAGEREF _Toc197700524 \h </w:instrText>
+              <w:instrText xml:space="preserve"> PAGEREF _Toc197944867 \h </w:instrText>
             </w:r>
             <w:r>
               <w:rPr>
@@ -2269,7 +2269,7 @@
               <w14:ligatures w14:val="standardContextual"/>
             </w:rPr>
           </w:pPr>
-          <w:hyperlink w:anchor="_Toc197700525" w:history="1">
+          <w:hyperlink w:anchor="_Toc197944868" w:history="1">
             <w:r>
               <w:rPr>
                 <w:rStyle w:val="Hipervnculo"/>
@@ -2315,7 +2315,7 @@
                 <w:noProof/>
                 <w:webHidden/>
               </w:rPr>
-              <w:instrText xml:space="preserve"> PAGEREF _Toc197700525 \h </w:instrText>
+              <w:instrText xml:space="preserve"> PAGEREF _Toc197944868 \h </w:instrText>
             </w:r>
             <w:r>
               <w:rPr>
@@ -2363,7 +2363,7 @@
               <w14:ligatures w14:val="standardContextual"/>
             </w:rPr>
           </w:pPr>
-          <w:hyperlink w:anchor="_Toc197700526" w:history="1">
+          <w:hyperlink w:anchor="_Toc197944869" w:history="1">
             <w:r>
               <w:rPr>
                 <w:rStyle w:val="Hipervnculo"/>
@@ -2409,7 +2409,7 @@
                 <w:noProof/>
                 <w:webHidden/>
               </w:rPr>
-              <w:instrText xml:space="preserve"> PAGEREF _Toc197700526 \h </w:instrText>
+              <w:instrText xml:space="preserve"> PAGEREF _Toc197944869 \h </w:instrText>
             </w:r>
             <w:r>
               <w:rPr>
@@ -2459,7 +2459,7 @@
               <w14:ligatures w14:val="standardContextual"/>
             </w:rPr>
           </w:pPr>
-          <w:hyperlink w:anchor="_Toc197700527" w:history="1">
+          <w:hyperlink w:anchor="_Toc197944870" w:history="1">
             <w:r>
               <w:rPr>
                 <w:rStyle w:val="Hipervnculo"/>
@@ -2507,7 +2507,7 @@
                 <w:noProof/>
                 <w:webHidden/>
               </w:rPr>
-              <w:instrText xml:space="preserve"> PAGEREF _Toc197700527 \h </w:instrText>
+              <w:instrText xml:space="preserve"> PAGEREF _Toc197944870 \h </w:instrText>
             </w:r>
             <w:r>
               <w:rPr>
@@ -2557,7 +2557,7 @@
               <w14:ligatures w14:val="standardContextual"/>
             </w:rPr>
           </w:pPr>
-          <w:hyperlink w:anchor="_Toc197700528" w:history="1">
+          <w:hyperlink w:anchor="_Toc197944871" w:history="1">
             <w:r>
               <w:rPr>
                 <w:rStyle w:val="Hipervnculo"/>
@@ -2605,7 +2605,7 @@
                 <w:noProof/>
                 <w:webHidden/>
               </w:rPr>
-              <w:instrText xml:space="preserve"> PAGEREF _Toc197700528 \h </w:instrText>
+              <w:instrText xml:space="preserve"> PAGEREF _Toc197944871 \h </w:instrText>
             </w:r>
             <w:r>
               <w:rPr>
@@ -2655,7 +2655,7 @@
               <w14:ligatures w14:val="standardContextual"/>
             </w:rPr>
           </w:pPr>
-          <w:hyperlink w:anchor="_Toc197700529" w:history="1">
+          <w:hyperlink w:anchor="_Toc197944872" w:history="1">
             <w:r>
               <w:rPr>
                 <w:rStyle w:val="Hipervnculo"/>
@@ -2703,7 +2703,7 @@
                 <w:noProof/>
                 <w:webHidden/>
               </w:rPr>
-              <w:instrText xml:space="preserve"> PAGEREF _Toc197700529 \h </w:instrText>
+              <w:instrText xml:space="preserve"> PAGEREF _Toc197944872 \h </w:instrText>
             </w:r>
             <w:r>
               <w:rPr>
@@ -2753,7 +2753,7 @@
               <w14:ligatures w14:val="standardContextual"/>
             </w:rPr>
           </w:pPr>
-          <w:hyperlink w:anchor="_Toc197700530" w:history="1">
+          <w:hyperlink w:anchor="_Toc197944873" w:history="1">
             <w:r>
               <w:rPr>
                 <w:rStyle w:val="Hipervnculo"/>
@@ -2801,7 +2801,7 @@
                 <w:noProof/>
                 <w:webHidden/>
               </w:rPr>
-              <w:instrText xml:space="preserve"> PAGEREF _Toc197700530 \h </w:instrText>
+              <w:instrText xml:space="preserve"> PAGEREF _Toc197944873 \h </w:instrText>
             </w:r>
             <w:r>
               <w:rPr>
@@ -2851,7 +2851,7 @@
               <w14:ligatures w14:val="standardContextual"/>
             </w:rPr>
           </w:pPr>
-          <w:hyperlink w:anchor="_Toc197700531" w:history="1">
+          <w:hyperlink w:anchor="_Toc197944874" w:history="1">
             <w:r>
               <w:rPr>
                 <w:rStyle w:val="Hipervnculo"/>
@@ -2899,7 +2899,7 @@
                 <w:noProof/>
                 <w:webHidden/>
               </w:rPr>
-              <w:instrText xml:space="preserve"> PAGEREF _Toc197700531 \h </w:instrText>
+              <w:instrText xml:space="preserve"> PAGEREF _Toc197944874 \h </w:instrText>
             </w:r>
             <w:r>
               <w:rPr>
@@ -2995,7 +2995,7 @@
         </w:rPr>
         <w:fldChar w:fldCharType="separate"/>
       </w:r>
-      <w:hyperlink w:anchor="_Toc197700532" w:history="1">
+      <w:hyperlink w:anchor="_Toc197944875" w:history="1">
         <w:r>
           <w:rPr>
             <w:rStyle w:val="Hipervnculo"/>
@@ -3022,7 +3022,7 @@
             <w:noProof/>
             <w:webHidden/>
           </w:rPr>
-          <w:instrText xml:space="preserve"> PAGEREF _Toc197700532 \h </w:instrText>
+          <w:instrText xml:space="preserve"> PAGEREF _Toc197944875 \h </w:instrText>
         </w:r>
         <w:r>
           <w:rPr>
@@ -3068,7 +3068,7 @@
           <w14:ligatures w14:val="standardContextual"/>
         </w:rPr>
       </w:pPr>
-      <w:hyperlink w:anchor="_Toc197700533" w:history="1">
+      <w:hyperlink w:anchor="_Toc197944876" w:history="1">
         <w:r>
           <w:rPr>
             <w:rStyle w:val="Hipervnculo"/>
@@ -3095,7 +3095,7 @@
             <w:noProof/>
             <w:webHidden/>
           </w:rPr>
-          <w:instrText xml:space="preserve"> PAGEREF _Toc197700533 \h </w:instrText>
+          <w:instrText xml:space="preserve"> PAGEREF _Toc197944876 \h </w:instrText>
         </w:r>
         <w:r>
           <w:rPr>
@@ -3141,7 +3141,7 @@
           <w14:ligatures w14:val="standardContextual"/>
         </w:rPr>
       </w:pPr>
-      <w:hyperlink w:anchor="_Toc197700534" w:history="1">
+      <w:hyperlink w:anchor="_Toc197944877" w:history="1">
         <w:r>
           <w:rPr>
             <w:rStyle w:val="Hipervnculo"/>
@@ -3168,7 +3168,7 @@
             <w:noProof/>
             <w:webHidden/>
           </w:rPr>
-          <w:instrText xml:space="preserve"> PAGEREF _Toc197700534 \h </w:instrText>
+          <w:instrText xml:space="preserve"> PAGEREF _Toc197944877 \h </w:instrText>
         </w:r>
         <w:r>
           <w:rPr>
@@ -3214,7 +3214,7 @@
           <w14:ligatures w14:val="standardContextual"/>
         </w:rPr>
       </w:pPr>
-      <w:hyperlink w:anchor="_Toc197700535" w:history="1">
+      <w:hyperlink w:anchor="_Toc197944878" w:history="1">
         <w:r>
           <w:rPr>
             <w:rStyle w:val="Hipervnculo"/>
@@ -3241,7 +3241,7 @@
             <w:noProof/>
             <w:webHidden/>
           </w:rPr>
-          <w:instrText xml:space="preserve"> PAGEREF _Toc197700535 \h </w:instrText>
+          <w:instrText xml:space="preserve"> PAGEREF _Toc197944878 \h </w:instrText>
         </w:r>
         <w:r>
           <w:rPr>
@@ -3287,7 +3287,7 @@
           <w14:ligatures w14:val="standardContextual"/>
         </w:rPr>
       </w:pPr>
-      <w:hyperlink w:anchor="_Toc197700536" w:history="1">
+      <w:hyperlink w:anchor="_Toc197944879" w:history="1">
         <w:r>
           <w:rPr>
             <w:rStyle w:val="Hipervnculo"/>
@@ -3314,7 +3314,7 @@
             <w:noProof/>
             <w:webHidden/>
           </w:rPr>
-          <w:instrText xml:space="preserve"> PAGEREF _Toc197700536 \h </w:instrText>
+          <w:instrText xml:space="preserve"> PAGEREF _Toc197944879 \h </w:instrText>
         </w:r>
         <w:r>
           <w:rPr>
@@ -3360,7 +3360,7 @@
           <w14:ligatures w14:val="standardContextual"/>
         </w:rPr>
       </w:pPr>
-      <w:hyperlink w:anchor="_Toc197700537" w:history="1">
+      <w:hyperlink w:anchor="_Toc197944880" w:history="1">
         <w:r>
           <w:rPr>
             <w:rStyle w:val="Hipervnculo"/>
@@ -3387,7 +3387,7 @@
             <w:noProof/>
             <w:webHidden/>
           </w:rPr>
-          <w:instrText xml:space="preserve"> PAGEREF _Toc197700537 \h </w:instrText>
+          <w:instrText xml:space="preserve"> PAGEREF _Toc197944880 \h </w:instrText>
         </w:r>
         <w:r>
           <w:rPr>
@@ -3433,7 +3433,7 @@
           <w14:ligatures w14:val="standardContextual"/>
         </w:rPr>
       </w:pPr>
-      <w:hyperlink w:anchor="_Toc197700538" w:history="1">
+      <w:hyperlink w:anchor="_Toc197944881" w:history="1">
         <w:r>
           <w:rPr>
             <w:rStyle w:val="Hipervnculo"/>
@@ -3460,7 +3460,7 @@
             <w:noProof/>
             <w:webHidden/>
           </w:rPr>
-          <w:instrText xml:space="preserve"> PAGEREF _Toc197700538 \h </w:instrText>
+          <w:instrText xml:space="preserve"> PAGEREF _Toc197944881 \h </w:instrText>
         </w:r>
         <w:r>
           <w:rPr>
@@ -3506,7 +3506,7 @@
           <w14:ligatures w14:val="standardContextual"/>
         </w:rPr>
       </w:pPr>
-      <w:hyperlink w:anchor="_Toc197700539" w:history="1">
+      <w:hyperlink w:anchor="_Toc197944882" w:history="1">
         <w:r>
           <w:rPr>
             <w:rStyle w:val="Hipervnculo"/>
@@ -3534,7 +3534,7 @@
             <w:noProof/>
             <w:webHidden/>
           </w:rPr>
-          <w:instrText xml:space="preserve"> PAGEREF _Toc197700539 \h </w:instrText>
+          <w:instrText xml:space="preserve"> PAGEREF _Toc197944882 \h </w:instrText>
         </w:r>
         <w:r>
           <w:rPr>
@@ -3580,7 +3580,7 @@
           <w14:ligatures w14:val="standardContextual"/>
         </w:rPr>
       </w:pPr>
-      <w:hyperlink w:anchor="_Toc197700540" w:history="1">
+      <w:hyperlink w:anchor="_Toc197944883" w:history="1">
         <w:r>
           <w:rPr>
             <w:rStyle w:val="Hipervnculo"/>
@@ -3607,7 +3607,7 @@
             <w:noProof/>
             <w:webHidden/>
           </w:rPr>
-          <w:instrText xml:space="preserve"> PAGEREF _Toc197700540 \h </w:instrText>
+          <w:instrText xml:space="preserve"> PAGEREF _Toc197944883 \h </w:instrText>
         </w:r>
         <w:r>
           <w:rPr>
@@ -3653,7 +3653,7 @@
           <w14:ligatures w14:val="standardContextual"/>
         </w:rPr>
       </w:pPr>
-      <w:hyperlink w:anchor="_Toc197700541" w:history="1">
+      <w:hyperlink w:anchor="_Toc197944884" w:history="1">
         <w:r>
           <w:rPr>
             <w:rStyle w:val="Hipervnculo"/>
@@ -3680,7 +3680,7 @@
             <w:noProof/>
             <w:webHidden/>
           </w:rPr>
-          <w:instrText xml:space="preserve"> PAGEREF _Toc197700541 \h </w:instrText>
+          <w:instrText xml:space="preserve"> PAGEREF _Toc197944884 \h </w:instrText>
         </w:r>
         <w:r>
           <w:rPr>
@@ -3738,7 +3738,7 @@
       <w:pPr>
         <w:pStyle w:val="Ttulo1"/>
       </w:pPr>
-      <w:bookmarkStart w:id="0" w:name="_Toc197700505"/>
+      <w:bookmarkStart w:id="0" w:name="_Toc197944848"/>
       <w:r>
         <w:lastRenderedPageBreak/>
         <w:t>INTRODUCCIÓN</w:t>
@@ -3995,7 +3995,7 @@
       <w:pPr>
         <w:pStyle w:val="Ttulo1"/>
       </w:pPr>
-      <w:bookmarkStart w:id="1" w:name="_Toc197700506"/>
+      <w:bookmarkStart w:id="1" w:name="_Toc197944849"/>
       <w:r>
         <w:lastRenderedPageBreak/>
         <w:t>JUSTIFICACIÓN Y ANTECEDENTES</w:t>
@@ -4017,7 +4017,7 @@
       <w:pPr>
         <w:pStyle w:val="Ttulo2"/>
       </w:pPr>
-      <w:bookmarkStart w:id="2" w:name="_Toc197700507"/>
+      <w:bookmarkStart w:id="2" w:name="_Toc197944850"/>
       <w:r>
         <w:t>JUSTIFICACIÓN</w:t>
       </w:r>
@@ -4125,7 +4125,7 @@
       <w:pPr>
         <w:pStyle w:val="Ttulo2"/>
       </w:pPr>
-      <w:bookmarkStart w:id="3" w:name="_Toc197700508"/>
+      <w:bookmarkStart w:id="3" w:name="_Toc197944851"/>
       <w:r>
         <w:lastRenderedPageBreak/>
         <w:t>ANTECEDENTES</w:t>
@@ -4155,7 +4155,7 @@
       <w:pPr>
         <w:pStyle w:val="Ttulo3"/>
       </w:pPr>
-      <w:bookmarkStart w:id="4" w:name="_Toc197700509"/>
+      <w:bookmarkStart w:id="4" w:name="_Toc197944852"/>
       <w:proofErr w:type="spellStart"/>
       <w:r>
         <w:t>Shadows</w:t>
@@ -4472,7 +4472,7 @@
         <w:pStyle w:val="Descripcin"/>
         <w:jc w:val="center"/>
       </w:pPr>
-      <w:bookmarkStart w:id="5" w:name="_Toc197700532"/>
+      <w:bookmarkStart w:id="5" w:name="_Toc197944875"/>
       <w:r>
         <w:t xml:space="preserve">Figura </w:t>
       </w:r>
@@ -4524,7 +4524,7 @@
           <w:noProof/>
         </w:rPr>
       </w:pPr>
-      <w:bookmarkStart w:id="6" w:name="_Toc197700510"/>
+      <w:bookmarkStart w:id="6" w:name="_Toc197944853"/>
       <w:r>
         <w:rPr>
           <w:noProof/>
@@ -4653,7 +4653,7 @@
           <w:noProof/>
         </w:rPr>
       </w:pPr>
-      <w:bookmarkStart w:id="7" w:name="_Toc197700533"/>
+      <w:bookmarkStart w:id="7" w:name="_Toc197944876"/>
       <w:r>
         <w:t xml:space="preserve">Figura </w:t>
       </w:r>
@@ -4682,7 +4682,7 @@
       <w:pPr>
         <w:pStyle w:val="Ttulo1"/>
       </w:pPr>
-      <w:bookmarkStart w:id="8" w:name="_Toc197700511"/>
+      <w:bookmarkStart w:id="8" w:name="_Toc197944854"/>
       <w:r>
         <w:lastRenderedPageBreak/>
         <w:t>OBJETIVOS Y ALCANCE DEL PROYECTO</w:t>
@@ -4707,7 +4707,7 @@
       <w:pPr>
         <w:pStyle w:val="Ttulo2"/>
       </w:pPr>
-      <w:bookmarkStart w:id="9" w:name="_Toc197700512"/>
+      <w:bookmarkStart w:id="9" w:name="_Toc197944855"/>
       <w:r>
         <w:t>OBJETIVOS PRINCIPALES</w:t>
       </w:r>
@@ -4715,7 +4715,15 @@
     </w:p>
     <w:p>
       <w:r>
-        <w:t>En este primer apartado definiré cuáles son los objetivos troncales del proyecto, y por tanto, aquellos que deberán ser añadidos obligatoriamente al proyecto para poder determinar si se ha alcanzado la meta principal que había con este proyecto.</w:t>
+        <w:t xml:space="preserve">En este primer apartado definiré cuáles son los objetivos troncales del proyecto, </w:t>
+      </w:r>
+      <w:proofErr w:type="gramStart"/>
+      <w:r>
+        <w:t>y</w:t>
+      </w:r>
+      <w:proofErr w:type="gramEnd"/>
+      <w:r>
+        <w:t xml:space="preserve"> por tanto, aquellos que deberán ser añadidos obligatoriamente al proyecto para poder determinar si se ha alcanzado la meta principal que había con este proyecto.</w:t>
       </w:r>
     </w:p>
     <w:p>
@@ -4822,7 +4830,7 @@
       <w:pPr>
         <w:pStyle w:val="Ttulo2"/>
       </w:pPr>
-      <w:bookmarkStart w:id="10" w:name="_Toc197700513"/>
+      <w:bookmarkStart w:id="10" w:name="_Toc197944856"/>
       <w:r>
         <w:t>OBJETIVOS SECUNDARIOS</w:t>
       </w:r>
@@ -4861,7 +4869,7 @@
       <w:pPr>
         <w:pStyle w:val="Ttulo2"/>
       </w:pPr>
-      <w:bookmarkStart w:id="11" w:name="_Toc197700514"/>
+      <w:bookmarkStart w:id="11" w:name="_Toc197944857"/>
       <w:r>
         <w:lastRenderedPageBreak/>
         <w:t>objetivos fuera del alcance</w:t>
@@ -4926,7 +4934,7 @@
       <w:pPr>
         <w:pStyle w:val="Ttulo1"/>
       </w:pPr>
-      <w:bookmarkStart w:id="12" w:name="_Toc197700515"/>
+      <w:bookmarkStart w:id="12" w:name="_Toc197944858"/>
       <w:r>
         <w:lastRenderedPageBreak/>
         <w:t>ESTUDIOS DE TECNOLOGÍAS A UTILIZAR</w:t>
@@ -4986,7 +4994,7 @@
       <w:pPr>
         <w:pStyle w:val="Ttulo2"/>
       </w:pPr>
-      <w:bookmarkStart w:id="13" w:name="_Toc197700516"/>
+      <w:bookmarkStart w:id="13" w:name="_Toc197944859"/>
       <w:r>
         <w:t>Tecnologías software</w:t>
       </w:r>
@@ -5001,7 +5009,7 @@
       <w:pPr>
         <w:pStyle w:val="Ttulo3"/>
       </w:pPr>
-      <w:bookmarkStart w:id="14" w:name="_Toc197700517"/>
+      <w:bookmarkStart w:id="14" w:name="_Toc197944860"/>
       <w:r>
         <w:t>Motor de Videojuegos</w:t>
       </w:r>
@@ -5100,7 +5108,7 @@
         <w:pStyle w:val="Descripcin"/>
         <w:jc w:val="center"/>
       </w:pPr>
-      <w:bookmarkStart w:id="15" w:name="_Toc197700534"/>
+      <w:bookmarkStart w:id="15" w:name="_Toc197944877"/>
       <w:r>
         <w:t xml:space="preserve">Figura </w:t>
       </w:r>
@@ -5151,7 +5159,7 @@
       <w:pPr>
         <w:pStyle w:val="Ttulo3"/>
       </w:pPr>
-      <w:bookmarkStart w:id="16" w:name="_Toc197700518"/>
+      <w:bookmarkStart w:id="16" w:name="_Toc197944861"/>
       <w:r>
         <w:t>Herramienta de gestión de versiones</w:t>
       </w:r>
@@ -5237,7 +5245,7 @@
         <w:pStyle w:val="Descripcin"/>
         <w:jc w:val="center"/>
       </w:pPr>
-      <w:bookmarkStart w:id="17" w:name="_Toc197700535"/>
+      <w:bookmarkStart w:id="17" w:name="_Toc197944878"/>
       <w:r>
         <w:t xml:space="preserve">Figura </w:t>
       </w:r>
@@ -5278,7 +5286,7 @@
       <w:pPr>
         <w:pStyle w:val="Ttulo3"/>
       </w:pPr>
-      <w:bookmarkStart w:id="18" w:name="_Toc197700519"/>
+      <w:bookmarkStart w:id="18" w:name="_Toc197944862"/>
       <w:r>
         <w:t>Software de edición de texto</w:t>
       </w:r>
@@ -5367,7 +5375,7 @@
           <w:noProof/>
         </w:rPr>
       </w:pPr>
-      <w:bookmarkStart w:id="19" w:name="_Toc197700536"/>
+      <w:bookmarkStart w:id="19" w:name="_Toc197944879"/>
       <w:r>
         <w:t xml:space="preserve">Figura </w:t>
       </w:r>
@@ -5418,7 +5426,7 @@
           <w:noProof/>
         </w:rPr>
       </w:pPr>
-      <w:bookmarkStart w:id="20" w:name="_Toc197700520"/>
+      <w:bookmarkStart w:id="20" w:name="_Toc197944863"/>
       <w:r>
         <w:rPr>
           <w:noProof/>
@@ -5502,7 +5510,7 @@
         <w:pStyle w:val="Descripcin"/>
         <w:jc w:val="center"/>
       </w:pPr>
-      <w:bookmarkStart w:id="21" w:name="_Toc197700537"/>
+      <w:bookmarkStart w:id="21" w:name="_Toc197944880"/>
       <w:r>
         <w:t xml:space="preserve">Figura </w:t>
       </w:r>
@@ -5567,7 +5575,7 @@
       <w:pPr>
         <w:pStyle w:val="Ttulo2"/>
       </w:pPr>
-      <w:bookmarkStart w:id="22" w:name="_Toc197700521"/>
+      <w:bookmarkStart w:id="22" w:name="_Toc197944864"/>
       <w:r>
         <w:t>TECNOLOGÍAS INVESTIGADAS</w:t>
       </w:r>
@@ -5590,7 +5598,7 @@
       <w:pPr>
         <w:pStyle w:val="Ttulo3"/>
       </w:pPr>
-      <w:bookmarkStart w:id="23" w:name="_Toc197700522"/>
+      <w:bookmarkStart w:id="23" w:name="_Toc197944865"/>
       <w:r>
         <w:lastRenderedPageBreak/>
         <w:t>Generación procedural</w:t>
@@ -6225,7 +6233,7 @@
         <w:pStyle w:val="Descripcin"/>
         <w:jc w:val="center"/>
       </w:pPr>
-      <w:bookmarkStart w:id="24" w:name="_Toc197700538"/>
+      <w:bookmarkStart w:id="24" w:name="_Toc197944881"/>
       <w:r>
         <w:t xml:space="preserve">Figura </w:t>
       </w:r>
@@ -7526,7 +7534,7 @@
           <w:lang w:val="en-GB"/>
         </w:rPr>
       </w:pPr>
-      <w:bookmarkStart w:id="25" w:name="_Toc197700539"/>
+      <w:bookmarkStart w:id="25" w:name="_Toc197944882"/>
       <w:proofErr w:type="spellStart"/>
       <w:r>
         <w:rPr>
@@ -7961,7 +7969,7 @@
       <w:pPr>
         <w:pStyle w:val="Ttulo3"/>
       </w:pPr>
-      <w:bookmarkStart w:id="26" w:name="_Toc197700523"/>
+      <w:bookmarkStart w:id="26" w:name="_Toc197944866"/>
       <w:proofErr w:type="spellStart"/>
       <w:r>
         <w:t>PNJs</w:t>
@@ -8017,7 +8025,15 @@
       </w:r>
       <w:proofErr w:type="spellEnd"/>
       <w:r>
-        <w:t xml:space="preserve"> Who Observe, Tell, </w:t>
+        <w:t xml:space="preserve"> Who </w:t>
+      </w:r>
+      <w:proofErr w:type="gramStart"/>
+      <w:r>
+        <w:t>Observe</w:t>
+      </w:r>
+      <w:proofErr w:type="gramEnd"/>
+      <w:r>
+        <w:t xml:space="preserve">, Tell, </w:t>
       </w:r>
       <w:proofErr w:type="spellStart"/>
       <w:r>
@@ -8346,7 +8362,7 @@
         <w:pStyle w:val="Descripcin"/>
         <w:jc w:val="center"/>
       </w:pPr>
-      <w:bookmarkStart w:id="27" w:name="_Toc197700540"/>
+      <w:bookmarkStart w:id="27" w:name="_Toc197944883"/>
       <w:r>
         <w:t xml:space="preserve">Figura </w:t>
       </w:r>
@@ -8542,7 +8558,7 @@
         <w:pStyle w:val="Descripcin"/>
         <w:jc w:val="center"/>
       </w:pPr>
-      <w:bookmarkStart w:id="28" w:name="_Toc197700541"/>
+      <w:bookmarkStart w:id="28" w:name="_Toc197944884"/>
       <w:r>
         <w:t xml:space="preserve">Figura </w:t>
       </w:r>
@@ -8656,7 +8672,7 @@
       <w:pPr>
         <w:pStyle w:val="Ttulo1"/>
       </w:pPr>
-      <w:bookmarkStart w:id="29" w:name="_Toc197700524"/>
+      <w:bookmarkStart w:id="29" w:name="_Toc197944867"/>
       <w:r>
         <w:lastRenderedPageBreak/>
         <w:t>PLANIFICACIÓN Y ANÁLISIS DEL PRYECTO</w:t>
@@ -8677,7 +8693,7 @@
       <w:pPr>
         <w:pStyle w:val="Ttulo2"/>
       </w:pPr>
-      <w:bookmarkStart w:id="30" w:name="_Toc197700525"/>
+      <w:bookmarkStart w:id="30" w:name="_Toc197944868"/>
       <w:r>
         <w:t>PLANIFICACIÓN DE TAREAS</w:t>
       </w:r>
@@ -9288,14 +9304,24 @@
           <w:bCs/>
           <w:color w:val="FF0000"/>
         </w:rPr>
-        <w:t>[ DIAGRAMA DE GANTT ]</w:t>
-      </w:r>
+        <w:t xml:space="preserve">[ DIAGRAMA DE </w:t>
+      </w:r>
+      <w:proofErr w:type="gramStart"/>
+      <w:r>
+        <w:rPr>
+          <w:b/>
+          <w:bCs/>
+          <w:color w:val="FF0000"/>
+        </w:rPr>
+        <w:t>GANTT ]</w:t>
+      </w:r>
+      <w:proofErr w:type="gramEnd"/>
     </w:p>
     <w:p>
       <w:pPr>
         <w:pStyle w:val="Ttulo2"/>
       </w:pPr>
-      <w:bookmarkStart w:id="31" w:name="_Toc197700526"/>
+      <w:bookmarkStart w:id="31" w:name="_Toc197944869"/>
       <w:r>
         <w:t>EQUIPO DE TRABAJO</w:t>
       </w:r>
@@ -9404,7 +9430,7 @@
       <w:pPr>
         <w:pStyle w:val="Ttulo1"/>
       </w:pPr>
-      <w:bookmarkStart w:id="32" w:name="_Toc197700527"/>
+      <w:bookmarkStart w:id="32" w:name="_Toc197944870"/>
       <w:r>
         <w:t>DISEÑO DE LA SOLUCIÓN</w:t>
       </w:r>
@@ -9415,7 +9441,7 @@
       <w:pPr>
         <w:pStyle w:val="Ttulo1"/>
       </w:pPr>
-      <w:bookmarkStart w:id="33" w:name="_Toc197700528"/>
+      <w:bookmarkStart w:id="33" w:name="_Toc197944871"/>
       <w:r>
         <w:t>DESARROLLO DE LA SOLUCIÓN</w:t>
       </w:r>
@@ -9429,7 +9455,7 @@
       <w:bookmarkStart w:id="34" w:name="_Toc166857602"/>
       <w:bookmarkStart w:id="35" w:name="_Toc166858265"/>
       <w:bookmarkStart w:id="36" w:name="_Toc166858344"/>
-      <w:bookmarkStart w:id="37" w:name="_Toc197700529"/>
+      <w:bookmarkStart w:id="37" w:name="_Toc197944872"/>
       <w:r>
         <w:lastRenderedPageBreak/>
         <w:t>V</w:t>
@@ -9466,7 +9492,7 @@
       <w:pPr>
         <w:pStyle w:val="Ttulo1"/>
       </w:pPr>
-      <w:bookmarkStart w:id="38" w:name="_Toc197700530"/>
+      <w:bookmarkStart w:id="38" w:name="_Toc197944873"/>
       <w:r>
         <w:t>CONCLUSIÓN Y REFLEXIONES FINALES</w:t>
       </w:r>
@@ -9480,7 +9506,7 @@
       <w:bookmarkStart w:id="39" w:name="_Toc166857603"/>
       <w:bookmarkStart w:id="40" w:name="_Toc166858266"/>
       <w:bookmarkStart w:id="41" w:name="_Toc166858345"/>
-      <w:bookmarkStart w:id="42" w:name="_Toc197700531"/>
+      <w:bookmarkStart w:id="42" w:name="_Toc197944874"/>
       <w:r>
         <w:t>Bibliografía</w:t>
       </w:r>

--- a/MEMORIA PFG DANIEL GALEÁN.docx
+++ b/MEMORIA PFG DANIEL GALEÁN.docx
@@ -387,7 +387,7 @@
           <w:r>
             <w:fldChar w:fldCharType="separate"/>
           </w:r>
-          <w:hyperlink w:anchor="_Toc197944848" w:history="1">
+          <w:hyperlink w:anchor="_Toc198118663" w:history="1">
             <w:r>
               <w:rPr>
                 <w:rStyle w:val="Hipervnculo"/>
@@ -435,7 +435,7 @@
                 <w:noProof/>
                 <w:webHidden/>
               </w:rPr>
-              <w:instrText xml:space="preserve"> PAGEREF _Toc197944848 \h </w:instrText>
+              <w:instrText xml:space="preserve"> PAGEREF _Toc198118663 \h </w:instrText>
             </w:r>
             <w:r>
               <w:rPr>
@@ -485,7 +485,7 @@
               <w14:ligatures w14:val="standardContextual"/>
             </w:rPr>
           </w:pPr>
-          <w:hyperlink w:anchor="_Toc197944849" w:history="1">
+          <w:hyperlink w:anchor="_Toc198118664" w:history="1">
             <w:r>
               <w:rPr>
                 <w:rStyle w:val="Hipervnculo"/>
@@ -533,7 +533,7 @@
                 <w:noProof/>
                 <w:webHidden/>
               </w:rPr>
-              <w:instrText xml:space="preserve"> PAGEREF _Toc197944849 \h </w:instrText>
+              <w:instrText xml:space="preserve"> PAGEREF _Toc198118664 \h </w:instrText>
             </w:r>
             <w:r>
               <w:rPr>
@@ -581,7 +581,7 @@
               <w14:ligatures w14:val="standardContextual"/>
             </w:rPr>
           </w:pPr>
-          <w:hyperlink w:anchor="_Toc197944850" w:history="1">
+          <w:hyperlink w:anchor="_Toc198118665" w:history="1">
             <w:r>
               <w:rPr>
                 <w:rStyle w:val="Hipervnculo"/>
@@ -627,7 +627,7 @@
                 <w:noProof/>
                 <w:webHidden/>
               </w:rPr>
-              <w:instrText xml:space="preserve"> PAGEREF _Toc197944850 \h </w:instrText>
+              <w:instrText xml:space="preserve"> PAGEREF _Toc198118665 \h </w:instrText>
             </w:r>
             <w:r>
               <w:rPr>
@@ -675,7 +675,7 @@
               <w14:ligatures w14:val="standardContextual"/>
             </w:rPr>
           </w:pPr>
-          <w:hyperlink w:anchor="_Toc197944851" w:history="1">
+          <w:hyperlink w:anchor="_Toc198118666" w:history="1">
             <w:r>
               <w:rPr>
                 <w:rStyle w:val="Hipervnculo"/>
@@ -721,7 +721,7 @@
                 <w:noProof/>
                 <w:webHidden/>
               </w:rPr>
-              <w:instrText xml:space="preserve"> PAGEREF _Toc197944851 \h </w:instrText>
+              <w:instrText xml:space="preserve"> PAGEREF _Toc198118666 \h </w:instrText>
             </w:r>
             <w:r>
               <w:rPr>
@@ -766,7 +766,7 @@
               <w14:ligatures w14:val="standardContextual"/>
             </w:rPr>
           </w:pPr>
-          <w:hyperlink w:anchor="_Toc197944852" w:history="1">
+          <w:hyperlink w:anchor="_Toc198118667" w:history="1">
             <w:r>
               <w:rPr>
                 <w:rStyle w:val="Hipervnculo"/>
@@ -813,7 +813,7 @@
                 <w:noProof/>
                 <w:webHidden/>
               </w:rPr>
-              <w:instrText xml:space="preserve"> PAGEREF _Toc197944852 \h </w:instrText>
+              <w:instrText xml:space="preserve"> PAGEREF _Toc198118667 \h </w:instrText>
             </w:r>
             <w:r>
               <w:rPr>
@@ -858,7 +858,7 @@
               <w14:ligatures w14:val="standardContextual"/>
             </w:rPr>
           </w:pPr>
-          <w:hyperlink w:anchor="_Toc197944853" w:history="1">
+          <w:hyperlink w:anchor="_Toc198118668" w:history="1">
             <w:r>
               <w:rPr>
                 <w:rStyle w:val="Hipervnculo"/>
@@ -905,7 +905,7 @@
                 <w:noProof/>
                 <w:webHidden/>
               </w:rPr>
-              <w:instrText xml:space="preserve"> PAGEREF _Toc197944853 \h </w:instrText>
+              <w:instrText xml:space="preserve"> PAGEREF _Toc198118668 \h </w:instrText>
             </w:r>
             <w:r>
               <w:rPr>
@@ -955,7 +955,7 @@
               <w14:ligatures w14:val="standardContextual"/>
             </w:rPr>
           </w:pPr>
-          <w:hyperlink w:anchor="_Toc197944854" w:history="1">
+          <w:hyperlink w:anchor="_Toc198118669" w:history="1">
             <w:r>
               <w:rPr>
                 <w:rStyle w:val="Hipervnculo"/>
@@ -1003,7 +1003,7 @@
                 <w:noProof/>
                 <w:webHidden/>
               </w:rPr>
-              <w:instrText xml:space="preserve"> PAGEREF _Toc197944854 \h </w:instrText>
+              <w:instrText xml:space="preserve"> PAGEREF _Toc198118669 \h </w:instrText>
             </w:r>
             <w:r>
               <w:rPr>
@@ -1051,7 +1051,7 @@
               <w14:ligatures w14:val="standardContextual"/>
             </w:rPr>
           </w:pPr>
-          <w:hyperlink w:anchor="_Toc197944855" w:history="1">
+          <w:hyperlink w:anchor="_Toc198118670" w:history="1">
             <w:r>
               <w:rPr>
                 <w:rStyle w:val="Hipervnculo"/>
@@ -1097,7 +1097,7 @@
                 <w:noProof/>
                 <w:webHidden/>
               </w:rPr>
-              <w:instrText xml:space="preserve"> PAGEREF _Toc197944855 \h </w:instrText>
+              <w:instrText xml:space="preserve"> PAGEREF _Toc198118670 \h </w:instrText>
             </w:r>
             <w:r>
               <w:rPr>
@@ -1145,7 +1145,7 @@
               <w14:ligatures w14:val="standardContextual"/>
             </w:rPr>
           </w:pPr>
-          <w:hyperlink w:anchor="_Toc197944856" w:history="1">
+          <w:hyperlink w:anchor="_Toc198118671" w:history="1">
             <w:r>
               <w:rPr>
                 <w:rStyle w:val="Hipervnculo"/>
@@ -1191,7 +1191,7 @@
                 <w:noProof/>
                 <w:webHidden/>
               </w:rPr>
-              <w:instrText xml:space="preserve"> PAGEREF _Toc197944856 \h </w:instrText>
+              <w:instrText xml:space="preserve"> PAGEREF _Toc198118671 \h </w:instrText>
             </w:r>
             <w:r>
               <w:rPr>
@@ -1239,7 +1239,7 @@
               <w14:ligatures w14:val="standardContextual"/>
             </w:rPr>
           </w:pPr>
-          <w:hyperlink w:anchor="_Toc197944857" w:history="1">
+          <w:hyperlink w:anchor="_Toc198118672" w:history="1">
             <w:r>
               <w:rPr>
                 <w:rStyle w:val="Hipervnculo"/>
@@ -1285,7 +1285,7 @@
                 <w:noProof/>
                 <w:webHidden/>
               </w:rPr>
-              <w:instrText xml:space="preserve"> PAGEREF _Toc197944857 \h </w:instrText>
+              <w:instrText xml:space="preserve"> PAGEREF _Toc198118672 \h </w:instrText>
             </w:r>
             <w:r>
               <w:rPr>
@@ -1335,7 +1335,7 @@
               <w14:ligatures w14:val="standardContextual"/>
             </w:rPr>
           </w:pPr>
-          <w:hyperlink w:anchor="_Toc197944858" w:history="1">
+          <w:hyperlink w:anchor="_Toc198118673" w:history="1">
             <w:r>
               <w:rPr>
                 <w:rStyle w:val="Hipervnculo"/>
@@ -1383,7 +1383,7 @@
                 <w:noProof/>
                 <w:webHidden/>
               </w:rPr>
-              <w:instrText xml:space="preserve"> PAGEREF _Toc197944858 \h </w:instrText>
+              <w:instrText xml:space="preserve"> PAGEREF _Toc198118673 \h </w:instrText>
             </w:r>
             <w:r>
               <w:rPr>
@@ -1431,7 +1431,7 @@
               <w14:ligatures w14:val="standardContextual"/>
             </w:rPr>
           </w:pPr>
-          <w:hyperlink w:anchor="_Toc197944859" w:history="1">
+          <w:hyperlink w:anchor="_Toc198118674" w:history="1">
             <w:r>
               <w:rPr>
                 <w:rStyle w:val="Hipervnculo"/>
@@ -1477,7 +1477,7 @@
                 <w:noProof/>
                 <w:webHidden/>
               </w:rPr>
-              <w:instrText xml:space="preserve"> PAGEREF _Toc197944859 \h </w:instrText>
+              <w:instrText xml:space="preserve"> PAGEREF _Toc198118674 \h </w:instrText>
             </w:r>
             <w:r>
               <w:rPr>
@@ -1522,7 +1522,7 @@
               <w14:ligatures w14:val="standardContextual"/>
             </w:rPr>
           </w:pPr>
-          <w:hyperlink w:anchor="_Toc197944860" w:history="1">
+          <w:hyperlink w:anchor="_Toc198118675" w:history="1">
             <w:r>
               <w:rPr>
                 <w:rStyle w:val="Hipervnculo"/>
@@ -1569,7 +1569,7 @@
                 <w:noProof/>
                 <w:webHidden/>
               </w:rPr>
-              <w:instrText xml:space="preserve"> PAGEREF _Toc197944860 \h </w:instrText>
+              <w:instrText xml:space="preserve"> PAGEREF _Toc198118675 \h </w:instrText>
             </w:r>
             <w:r>
               <w:rPr>
@@ -1614,7 +1614,7 @@
               <w14:ligatures w14:val="standardContextual"/>
             </w:rPr>
           </w:pPr>
-          <w:hyperlink w:anchor="_Toc197944861" w:history="1">
+          <w:hyperlink w:anchor="_Toc198118676" w:history="1">
             <w:r>
               <w:rPr>
                 <w:rStyle w:val="Hipervnculo"/>
@@ -1661,7 +1661,7 @@
                 <w:noProof/>
                 <w:webHidden/>
               </w:rPr>
-              <w:instrText xml:space="preserve"> PAGEREF _Toc197944861 \h </w:instrText>
+              <w:instrText xml:space="preserve"> PAGEREF _Toc198118676 \h </w:instrText>
             </w:r>
             <w:r>
               <w:rPr>
@@ -1706,7 +1706,7 @@
               <w14:ligatures w14:val="standardContextual"/>
             </w:rPr>
           </w:pPr>
-          <w:hyperlink w:anchor="_Toc197944862" w:history="1">
+          <w:hyperlink w:anchor="_Toc198118677" w:history="1">
             <w:r>
               <w:rPr>
                 <w:rStyle w:val="Hipervnculo"/>
@@ -1753,7 +1753,7 @@
                 <w:noProof/>
                 <w:webHidden/>
               </w:rPr>
-              <w:instrText xml:space="preserve"> PAGEREF _Toc197944862 \h </w:instrText>
+              <w:instrText xml:space="preserve"> PAGEREF _Toc198118677 \h </w:instrText>
             </w:r>
             <w:r>
               <w:rPr>
@@ -1798,7 +1798,7 @@
               <w14:ligatures w14:val="standardContextual"/>
             </w:rPr>
           </w:pPr>
-          <w:hyperlink w:anchor="_Toc197944863" w:history="1">
+          <w:hyperlink w:anchor="_Toc198118678" w:history="1">
             <w:r>
               <w:rPr>
                 <w:rStyle w:val="Hipervnculo"/>
@@ -1845,7 +1845,7 @@
                 <w:noProof/>
                 <w:webHidden/>
               </w:rPr>
-              <w:instrText xml:space="preserve"> PAGEREF _Toc197944863 \h </w:instrText>
+              <w:instrText xml:space="preserve"> PAGEREF _Toc198118678 \h </w:instrText>
             </w:r>
             <w:r>
               <w:rPr>
@@ -1893,7 +1893,7 @@
               <w14:ligatures w14:val="standardContextual"/>
             </w:rPr>
           </w:pPr>
-          <w:hyperlink w:anchor="_Toc197944864" w:history="1">
+          <w:hyperlink w:anchor="_Toc198118679" w:history="1">
             <w:r>
               <w:rPr>
                 <w:rStyle w:val="Hipervnculo"/>
@@ -1939,7 +1939,7 @@
                 <w:noProof/>
                 <w:webHidden/>
               </w:rPr>
-              <w:instrText xml:space="preserve"> PAGEREF _Toc197944864 \h </w:instrText>
+              <w:instrText xml:space="preserve"> PAGEREF _Toc198118679 \h </w:instrText>
             </w:r>
             <w:r>
               <w:rPr>
@@ -1984,7 +1984,7 @@
               <w14:ligatures w14:val="standardContextual"/>
             </w:rPr>
           </w:pPr>
-          <w:hyperlink w:anchor="_Toc197944865" w:history="1">
+          <w:hyperlink w:anchor="_Toc198118680" w:history="1">
             <w:r>
               <w:rPr>
                 <w:rStyle w:val="Hipervnculo"/>
@@ -2031,7 +2031,7 @@
                 <w:noProof/>
                 <w:webHidden/>
               </w:rPr>
-              <w:instrText xml:space="preserve"> PAGEREF _Toc197944865 \h </w:instrText>
+              <w:instrText xml:space="preserve"> PAGEREF _Toc198118680 \h </w:instrText>
             </w:r>
             <w:r>
               <w:rPr>
@@ -2076,7 +2076,7 @@
               <w14:ligatures w14:val="standardContextual"/>
             </w:rPr>
           </w:pPr>
-          <w:hyperlink w:anchor="_Toc197944866" w:history="1">
+          <w:hyperlink w:anchor="_Toc198118681" w:history="1">
             <w:r>
               <w:rPr>
                 <w:rStyle w:val="Hipervnculo"/>
@@ -2123,7 +2123,7 @@
                 <w:noProof/>
                 <w:webHidden/>
               </w:rPr>
-              <w:instrText xml:space="preserve"> PAGEREF _Toc197944866 \h </w:instrText>
+              <w:instrText xml:space="preserve"> PAGEREF _Toc198118681 \h </w:instrText>
             </w:r>
             <w:r>
               <w:rPr>
@@ -2173,7 +2173,7 @@
               <w14:ligatures w14:val="standardContextual"/>
             </w:rPr>
           </w:pPr>
-          <w:hyperlink w:anchor="_Toc197944867" w:history="1">
+          <w:hyperlink w:anchor="_Toc198118682" w:history="1">
             <w:r>
               <w:rPr>
                 <w:rStyle w:val="Hipervnculo"/>
@@ -2221,7 +2221,7 @@
                 <w:noProof/>
                 <w:webHidden/>
               </w:rPr>
-              <w:instrText xml:space="preserve"> PAGEREF _Toc197944867 \h </w:instrText>
+              <w:instrText xml:space="preserve"> PAGEREF _Toc198118682 \h </w:instrText>
             </w:r>
             <w:r>
               <w:rPr>
@@ -2269,7 +2269,7 @@
               <w14:ligatures w14:val="standardContextual"/>
             </w:rPr>
           </w:pPr>
-          <w:hyperlink w:anchor="_Toc197944868" w:history="1">
+          <w:hyperlink w:anchor="_Toc198118683" w:history="1">
             <w:r>
               <w:rPr>
                 <w:rStyle w:val="Hipervnculo"/>
@@ -2315,7 +2315,7 @@
                 <w:noProof/>
                 <w:webHidden/>
               </w:rPr>
-              <w:instrText xml:space="preserve"> PAGEREF _Toc197944868 \h </w:instrText>
+              <w:instrText xml:space="preserve"> PAGEREF _Toc198118683 \h </w:instrText>
             </w:r>
             <w:r>
               <w:rPr>
@@ -2363,7 +2363,7 @@
               <w14:ligatures w14:val="standardContextual"/>
             </w:rPr>
           </w:pPr>
-          <w:hyperlink w:anchor="_Toc197944869" w:history="1">
+          <w:hyperlink w:anchor="_Toc198118684" w:history="1">
             <w:r>
               <w:rPr>
                 <w:rStyle w:val="Hipervnculo"/>
@@ -2409,7 +2409,7 @@
                 <w:noProof/>
                 <w:webHidden/>
               </w:rPr>
-              <w:instrText xml:space="preserve"> PAGEREF _Toc197944869 \h </w:instrText>
+              <w:instrText xml:space="preserve"> PAGEREF _Toc198118684 \h </w:instrText>
             </w:r>
             <w:r>
               <w:rPr>
@@ -2430,6 +2430,100 @@
                 <w:webHidden/>
               </w:rPr>
               <w:t>22</w:t>
+            </w:r>
+            <w:r>
+              <w:rPr>
+                <w:noProof/>
+                <w:webHidden/>
+              </w:rPr>
+              <w:fldChar w:fldCharType="end"/>
+            </w:r>
+          </w:hyperlink>
+        </w:p>
+        <w:p>
+          <w:pPr>
+            <w:pStyle w:val="TDC2"/>
+            <w:tabs>
+              <w:tab w:val="left" w:pos="880"/>
+              <w:tab w:val="right" w:leader="dot" w:pos="9061"/>
+            </w:tabs>
+            <w:rPr>
+              <w:rFonts w:eastAsiaTheme="minorEastAsia" w:cstheme="minorBidi"/>
+              <w:smallCaps w:val="0"/>
+              <w:noProof/>
+              <w:kern w:val="2"/>
+              <w:sz w:val="24"/>
+              <w:szCs w:val="24"/>
+              <w14:ligatures w14:val="standardContextual"/>
+            </w:rPr>
+          </w:pPr>
+          <w:hyperlink w:anchor="_Toc198118685" w:history="1">
+            <w:r>
+              <w:rPr>
+                <w:rStyle w:val="Hipervnculo"/>
+                <w:noProof/>
+              </w:rPr>
+              <w:t>5.3</w:t>
+            </w:r>
+            <w:r>
+              <w:rPr>
+                <w:rFonts w:eastAsiaTheme="minorEastAsia" w:cstheme="minorBidi"/>
+                <w:smallCaps w:val="0"/>
+                <w:noProof/>
+                <w:kern w:val="2"/>
+                <w:sz w:val="24"/>
+                <w:szCs w:val="24"/>
+                <w14:ligatures w14:val="standardContextual"/>
+              </w:rPr>
+              <w:tab/>
+            </w:r>
+            <w:r>
+              <w:rPr>
+                <w:rStyle w:val="Hipervnculo"/>
+                <w:noProof/>
+              </w:rPr>
+              <w:t>PRESUPUESTO</w:t>
+            </w:r>
+            <w:r>
+              <w:rPr>
+                <w:noProof/>
+                <w:webHidden/>
+              </w:rPr>
+              <w:tab/>
+            </w:r>
+            <w:r>
+              <w:rPr>
+                <w:noProof/>
+                <w:webHidden/>
+              </w:rPr>
+              <w:fldChar w:fldCharType="begin"/>
+            </w:r>
+            <w:r>
+              <w:rPr>
+                <w:noProof/>
+                <w:webHidden/>
+              </w:rPr>
+              <w:instrText xml:space="preserve"> PAGEREF _Toc198118685 \h </w:instrText>
+            </w:r>
+            <w:r>
+              <w:rPr>
+                <w:noProof/>
+                <w:webHidden/>
+              </w:rPr>
+            </w:r>
+            <w:r>
+              <w:rPr>
+                <w:noProof/>
+                <w:webHidden/>
+              </w:rPr>
+              <w:fldChar w:fldCharType="separate"/>
+            </w:r>
+            <w:r>
+              <w:rPr>
+                <w:noProof/>
+                <w:webHidden/>
+              </w:rPr>
+              <w:t>24</w:t>
             </w:r>
             <w:r>
               <w:rPr>
@@ -2459,7 +2553,7 @@
               <w14:ligatures w14:val="standardContextual"/>
             </w:rPr>
           </w:pPr>
-          <w:hyperlink w:anchor="_Toc197944870" w:history="1">
+          <w:hyperlink w:anchor="_Toc198118686" w:history="1">
             <w:r>
               <w:rPr>
                 <w:rStyle w:val="Hipervnculo"/>
@@ -2507,7 +2601,7 @@
                 <w:noProof/>
                 <w:webHidden/>
               </w:rPr>
-              <w:instrText xml:space="preserve"> PAGEREF _Toc197944870 \h </w:instrText>
+              <w:instrText xml:space="preserve"> PAGEREF _Toc198118686 \h </w:instrText>
             </w:r>
             <w:r>
               <w:rPr>
@@ -2527,7 +2621,195 @@
                 <w:noProof/>
                 <w:webHidden/>
               </w:rPr>
-              <w:t>23</w:t>
+              <w:t>26</w:t>
+            </w:r>
+            <w:r>
+              <w:rPr>
+                <w:noProof/>
+                <w:webHidden/>
+              </w:rPr>
+              <w:fldChar w:fldCharType="end"/>
+            </w:r>
+          </w:hyperlink>
+        </w:p>
+        <w:p>
+          <w:pPr>
+            <w:pStyle w:val="TDC2"/>
+            <w:tabs>
+              <w:tab w:val="left" w:pos="880"/>
+              <w:tab w:val="right" w:leader="dot" w:pos="9061"/>
+            </w:tabs>
+            <w:rPr>
+              <w:rFonts w:eastAsiaTheme="minorEastAsia" w:cstheme="minorBidi"/>
+              <w:smallCaps w:val="0"/>
+              <w:noProof/>
+              <w:kern w:val="2"/>
+              <w:sz w:val="24"/>
+              <w:szCs w:val="24"/>
+              <w14:ligatures w14:val="standardContextual"/>
+            </w:rPr>
+          </w:pPr>
+          <w:hyperlink w:anchor="_Toc198118687" w:history="1">
+            <w:r>
+              <w:rPr>
+                <w:rStyle w:val="Hipervnculo"/>
+                <w:noProof/>
+              </w:rPr>
+              <w:t>6.1</w:t>
+            </w:r>
+            <w:r>
+              <w:rPr>
+                <w:rFonts w:eastAsiaTheme="minorEastAsia" w:cstheme="minorBidi"/>
+                <w:smallCaps w:val="0"/>
+                <w:noProof/>
+                <w:kern w:val="2"/>
+                <w:sz w:val="24"/>
+                <w:szCs w:val="24"/>
+                <w14:ligatures w14:val="standardContextual"/>
+              </w:rPr>
+              <w:tab/>
+            </w:r>
+            <w:r>
+              <w:rPr>
+                <w:rStyle w:val="Hipervnculo"/>
+                <w:noProof/>
+              </w:rPr>
+              <w:t>ARQUITECTURA GENERAL DEL SISTEMA</w:t>
+            </w:r>
+            <w:r>
+              <w:rPr>
+                <w:noProof/>
+                <w:webHidden/>
+              </w:rPr>
+              <w:tab/>
+            </w:r>
+            <w:r>
+              <w:rPr>
+                <w:noProof/>
+                <w:webHidden/>
+              </w:rPr>
+              <w:fldChar w:fldCharType="begin"/>
+            </w:r>
+            <w:r>
+              <w:rPr>
+                <w:noProof/>
+                <w:webHidden/>
+              </w:rPr>
+              <w:instrText xml:space="preserve"> PAGEREF _Toc198118687 \h </w:instrText>
+            </w:r>
+            <w:r>
+              <w:rPr>
+                <w:noProof/>
+                <w:webHidden/>
+              </w:rPr>
+            </w:r>
+            <w:r>
+              <w:rPr>
+                <w:noProof/>
+                <w:webHidden/>
+              </w:rPr>
+              <w:fldChar w:fldCharType="separate"/>
+            </w:r>
+            <w:r>
+              <w:rPr>
+                <w:noProof/>
+                <w:webHidden/>
+              </w:rPr>
+              <w:t>26</w:t>
+            </w:r>
+            <w:r>
+              <w:rPr>
+                <w:noProof/>
+                <w:webHidden/>
+              </w:rPr>
+              <w:fldChar w:fldCharType="end"/>
+            </w:r>
+          </w:hyperlink>
+        </w:p>
+        <w:p>
+          <w:pPr>
+            <w:pStyle w:val="TDC2"/>
+            <w:tabs>
+              <w:tab w:val="left" w:pos="880"/>
+              <w:tab w:val="right" w:leader="dot" w:pos="9061"/>
+            </w:tabs>
+            <w:rPr>
+              <w:rFonts w:eastAsiaTheme="minorEastAsia" w:cstheme="minorBidi"/>
+              <w:smallCaps w:val="0"/>
+              <w:noProof/>
+              <w:kern w:val="2"/>
+              <w:sz w:val="24"/>
+              <w:szCs w:val="24"/>
+              <w14:ligatures w14:val="standardContextual"/>
+            </w:rPr>
+          </w:pPr>
+          <w:hyperlink w:anchor="_Toc198118688" w:history="1">
+            <w:r>
+              <w:rPr>
+                <w:rStyle w:val="Hipervnculo"/>
+                <w:noProof/>
+              </w:rPr>
+              <w:t>6.2</w:t>
+            </w:r>
+            <w:r>
+              <w:rPr>
+                <w:rFonts w:eastAsiaTheme="minorEastAsia" w:cstheme="minorBidi"/>
+                <w:smallCaps w:val="0"/>
+                <w:noProof/>
+                <w:kern w:val="2"/>
+                <w:sz w:val="24"/>
+                <w:szCs w:val="24"/>
+                <w14:ligatures w14:val="standardContextual"/>
+              </w:rPr>
+              <w:tab/>
+            </w:r>
+            <w:r>
+              <w:rPr>
+                <w:rStyle w:val="Hipervnculo"/>
+                <w:noProof/>
+              </w:rPr>
+              <w:t>ESCENARIO</w:t>
+            </w:r>
+            <w:r>
+              <w:rPr>
+                <w:noProof/>
+                <w:webHidden/>
+              </w:rPr>
+              <w:tab/>
+            </w:r>
+            <w:r>
+              <w:rPr>
+                <w:noProof/>
+                <w:webHidden/>
+              </w:rPr>
+              <w:fldChar w:fldCharType="begin"/>
+            </w:r>
+            <w:r>
+              <w:rPr>
+                <w:noProof/>
+                <w:webHidden/>
+              </w:rPr>
+              <w:instrText xml:space="preserve"> PAGEREF _Toc198118688 \h </w:instrText>
+            </w:r>
+            <w:r>
+              <w:rPr>
+                <w:noProof/>
+                <w:webHidden/>
+              </w:rPr>
+            </w:r>
+            <w:r>
+              <w:rPr>
+                <w:noProof/>
+                <w:webHidden/>
+              </w:rPr>
+              <w:fldChar w:fldCharType="separate"/>
+            </w:r>
+            <w:r>
+              <w:rPr>
+                <w:noProof/>
+                <w:webHidden/>
+              </w:rPr>
+              <w:t>26</w:t>
             </w:r>
             <w:r>
               <w:rPr>
@@ -2557,7 +2839,7 @@
               <w14:ligatures w14:val="standardContextual"/>
             </w:rPr>
           </w:pPr>
-          <w:hyperlink w:anchor="_Toc197944871" w:history="1">
+          <w:hyperlink w:anchor="_Toc198118689" w:history="1">
             <w:r>
               <w:rPr>
                 <w:rStyle w:val="Hipervnculo"/>
@@ -2605,7 +2887,7 @@
                 <w:noProof/>
                 <w:webHidden/>
               </w:rPr>
-              <w:instrText xml:space="preserve"> PAGEREF _Toc197944871 \h </w:instrText>
+              <w:instrText xml:space="preserve"> PAGEREF _Toc198118689 \h </w:instrText>
             </w:r>
             <w:r>
               <w:rPr>
@@ -2625,7 +2907,7 @@
                 <w:noProof/>
                 <w:webHidden/>
               </w:rPr>
-              <w:t>23</w:t>
+              <w:t>27</w:t>
             </w:r>
             <w:r>
               <w:rPr>
@@ -2655,7 +2937,7 @@
               <w14:ligatures w14:val="standardContextual"/>
             </w:rPr>
           </w:pPr>
-          <w:hyperlink w:anchor="_Toc197944872" w:history="1">
+          <w:hyperlink w:anchor="_Toc198118690" w:history="1">
             <w:r>
               <w:rPr>
                 <w:rStyle w:val="Hipervnculo"/>
@@ -2703,7 +2985,7 @@
                 <w:noProof/>
                 <w:webHidden/>
               </w:rPr>
-              <w:instrText xml:space="preserve"> PAGEREF _Toc197944872 \h </w:instrText>
+              <w:instrText xml:space="preserve"> PAGEREF _Toc198118690 \h </w:instrText>
             </w:r>
             <w:r>
               <w:rPr>
@@ -2723,7 +3005,7 @@
                 <w:noProof/>
                 <w:webHidden/>
               </w:rPr>
-              <w:t>24</w:t>
+              <w:t>27</w:t>
             </w:r>
             <w:r>
               <w:rPr>
@@ -2753,7 +3035,7 @@
               <w14:ligatures w14:val="standardContextual"/>
             </w:rPr>
           </w:pPr>
-          <w:hyperlink w:anchor="_Toc197944873" w:history="1">
+          <w:hyperlink w:anchor="_Toc198118691" w:history="1">
             <w:r>
               <w:rPr>
                 <w:rStyle w:val="Hipervnculo"/>
@@ -2801,7 +3083,7 @@
                 <w:noProof/>
                 <w:webHidden/>
               </w:rPr>
-              <w:instrText xml:space="preserve"> PAGEREF _Toc197944873 \h </w:instrText>
+              <w:instrText xml:space="preserve"> PAGEREF _Toc198118691 \h </w:instrText>
             </w:r>
             <w:r>
               <w:rPr>
@@ -2821,7 +3103,7 @@
                 <w:noProof/>
                 <w:webHidden/>
               </w:rPr>
-              <w:t>24</w:t>
+              <w:t>27</w:t>
             </w:r>
             <w:r>
               <w:rPr>
@@ -2851,7 +3133,7 @@
               <w14:ligatures w14:val="standardContextual"/>
             </w:rPr>
           </w:pPr>
-          <w:hyperlink w:anchor="_Toc197944874" w:history="1">
+          <w:hyperlink w:anchor="_Toc198118692" w:history="1">
             <w:r>
               <w:rPr>
                 <w:rStyle w:val="Hipervnculo"/>
@@ -2899,7 +3181,7 @@
                 <w:noProof/>
                 <w:webHidden/>
               </w:rPr>
-              <w:instrText xml:space="preserve"> PAGEREF _Toc197944874 \h </w:instrText>
+              <w:instrText xml:space="preserve"> PAGEREF _Toc198118692 \h </w:instrText>
             </w:r>
             <w:r>
               <w:rPr>
@@ -2919,7 +3201,7 @@
                 <w:noProof/>
                 <w:webHidden/>
               </w:rPr>
-              <w:t>24</w:t>
+              <w:t>27</w:t>
             </w:r>
             <w:r>
               <w:rPr>
@@ -2981,6 +3263,7 @@
         <w:rPr>
           <w:b/>
         </w:rPr>
+        <w:lastRenderedPageBreak/>
         <w:fldChar w:fldCharType="begin"/>
       </w:r>
       <w:r>
@@ -2995,7 +3278,7 @@
         </w:rPr>
         <w:fldChar w:fldCharType="separate"/>
       </w:r>
-      <w:hyperlink w:anchor="_Toc197944875" w:history="1">
+      <w:hyperlink w:anchor="_Toc198043354" w:history="1">
         <w:r>
           <w:rPr>
             <w:rStyle w:val="Hipervnculo"/>
@@ -3022,7 +3305,7 @@
             <w:noProof/>
             <w:webHidden/>
           </w:rPr>
-          <w:instrText xml:space="preserve"> PAGEREF _Toc197944875 \h </w:instrText>
+          <w:instrText xml:space="preserve"> PAGEREF _Toc198043354 \h </w:instrText>
         </w:r>
         <w:r>
           <w:rPr>
@@ -3068,7 +3351,7 @@
           <w14:ligatures w14:val="standardContextual"/>
         </w:rPr>
       </w:pPr>
-      <w:hyperlink w:anchor="_Toc197944876" w:history="1">
+      <w:hyperlink w:anchor="_Toc198043355" w:history="1">
         <w:r>
           <w:rPr>
             <w:rStyle w:val="Hipervnculo"/>
@@ -3095,7 +3378,7 @@
             <w:noProof/>
             <w:webHidden/>
           </w:rPr>
-          <w:instrText xml:space="preserve"> PAGEREF _Toc197944876 \h </w:instrText>
+          <w:instrText xml:space="preserve"> PAGEREF _Toc198043355 \h </w:instrText>
         </w:r>
         <w:r>
           <w:rPr>
@@ -3141,7 +3424,7 @@
           <w14:ligatures w14:val="standardContextual"/>
         </w:rPr>
       </w:pPr>
-      <w:hyperlink w:anchor="_Toc197944877" w:history="1">
+      <w:hyperlink w:anchor="_Toc198043356" w:history="1">
         <w:r>
           <w:rPr>
             <w:rStyle w:val="Hipervnculo"/>
@@ -3168,7 +3451,7 @@
             <w:noProof/>
             <w:webHidden/>
           </w:rPr>
-          <w:instrText xml:space="preserve"> PAGEREF _Toc197944877 \h </w:instrText>
+          <w:instrText xml:space="preserve"> PAGEREF _Toc198043356 \h </w:instrText>
         </w:r>
         <w:r>
           <w:rPr>
@@ -3214,7 +3497,7 @@
           <w14:ligatures w14:val="standardContextual"/>
         </w:rPr>
       </w:pPr>
-      <w:hyperlink w:anchor="_Toc197944878" w:history="1">
+      <w:hyperlink w:anchor="_Toc198043357" w:history="1">
         <w:r>
           <w:rPr>
             <w:rStyle w:val="Hipervnculo"/>
@@ -3241,7 +3524,7 @@
             <w:noProof/>
             <w:webHidden/>
           </w:rPr>
-          <w:instrText xml:space="preserve"> PAGEREF _Toc197944878 \h </w:instrText>
+          <w:instrText xml:space="preserve"> PAGEREF _Toc198043357 \h </w:instrText>
         </w:r>
         <w:r>
           <w:rPr>
@@ -3287,7 +3570,7 @@
           <w14:ligatures w14:val="standardContextual"/>
         </w:rPr>
       </w:pPr>
-      <w:hyperlink w:anchor="_Toc197944879" w:history="1">
+      <w:hyperlink w:anchor="_Toc198043358" w:history="1">
         <w:r>
           <w:rPr>
             <w:rStyle w:val="Hipervnculo"/>
@@ -3314,7 +3597,7 @@
             <w:noProof/>
             <w:webHidden/>
           </w:rPr>
-          <w:instrText xml:space="preserve"> PAGEREF _Toc197944879 \h </w:instrText>
+          <w:instrText xml:space="preserve"> PAGEREF _Toc198043358 \h </w:instrText>
         </w:r>
         <w:r>
           <w:rPr>
@@ -3360,7 +3643,7 @@
           <w14:ligatures w14:val="standardContextual"/>
         </w:rPr>
       </w:pPr>
-      <w:hyperlink w:anchor="_Toc197944880" w:history="1">
+      <w:hyperlink w:anchor="_Toc198043359" w:history="1">
         <w:r>
           <w:rPr>
             <w:rStyle w:val="Hipervnculo"/>
@@ -3387,7 +3670,7 @@
             <w:noProof/>
             <w:webHidden/>
           </w:rPr>
-          <w:instrText xml:space="preserve"> PAGEREF _Toc197944880 \h </w:instrText>
+          <w:instrText xml:space="preserve"> PAGEREF _Toc198043359 \h </w:instrText>
         </w:r>
         <w:r>
           <w:rPr>
@@ -3433,7 +3716,7 @@
           <w14:ligatures w14:val="standardContextual"/>
         </w:rPr>
       </w:pPr>
-      <w:hyperlink w:anchor="_Toc197944881" w:history="1">
+      <w:hyperlink w:anchor="_Toc198043360" w:history="1">
         <w:r>
           <w:rPr>
             <w:rStyle w:val="Hipervnculo"/>
@@ -3460,7 +3743,7 @@
             <w:noProof/>
             <w:webHidden/>
           </w:rPr>
-          <w:instrText xml:space="preserve"> PAGEREF _Toc197944881 \h </w:instrText>
+          <w:instrText xml:space="preserve"> PAGEREF _Toc198043360 \h </w:instrText>
         </w:r>
         <w:r>
           <w:rPr>
@@ -3506,7 +3789,7 @@
           <w14:ligatures w14:val="standardContextual"/>
         </w:rPr>
       </w:pPr>
-      <w:hyperlink w:anchor="_Toc197944882" w:history="1">
+      <w:hyperlink w:anchor="_Toc198043361" w:history="1">
         <w:r>
           <w:rPr>
             <w:rStyle w:val="Hipervnculo"/>
@@ -3534,7 +3817,7 @@
             <w:noProof/>
             <w:webHidden/>
           </w:rPr>
-          <w:instrText xml:space="preserve"> PAGEREF _Toc197944882 \h </w:instrText>
+          <w:instrText xml:space="preserve"> PAGEREF _Toc198043361 \h </w:instrText>
         </w:r>
         <w:r>
           <w:rPr>
@@ -3580,7 +3863,7 @@
           <w14:ligatures w14:val="standardContextual"/>
         </w:rPr>
       </w:pPr>
-      <w:hyperlink w:anchor="_Toc197944883" w:history="1">
+      <w:hyperlink w:anchor="_Toc198043362" w:history="1">
         <w:r>
           <w:rPr>
             <w:rStyle w:val="Hipervnculo"/>
@@ -3607,7 +3890,7 @@
             <w:noProof/>
             <w:webHidden/>
           </w:rPr>
-          <w:instrText xml:space="preserve"> PAGEREF _Toc197944883 \h </w:instrText>
+          <w:instrText xml:space="preserve"> PAGEREF _Toc198043362 \h </w:instrText>
         </w:r>
         <w:r>
           <w:rPr>
@@ -3653,7 +3936,7 @@
           <w14:ligatures w14:val="standardContextual"/>
         </w:rPr>
       </w:pPr>
-      <w:hyperlink w:anchor="_Toc197944884" w:history="1">
+      <w:hyperlink w:anchor="_Toc198043363" w:history="1">
         <w:r>
           <w:rPr>
             <w:rStyle w:val="Hipervnculo"/>
@@ -3680,7 +3963,7 @@
             <w:noProof/>
             <w:webHidden/>
           </w:rPr>
-          <w:instrText xml:space="preserve"> PAGEREF _Toc197944884 \h </w:instrText>
+          <w:instrText xml:space="preserve"> PAGEREF _Toc198043363 \h </w:instrText>
         </w:r>
         <w:r>
           <w:rPr>
@@ -3738,7 +4021,7 @@
       <w:pPr>
         <w:pStyle w:val="Ttulo1"/>
       </w:pPr>
-      <w:bookmarkStart w:id="0" w:name="_Toc197944848"/>
+      <w:bookmarkStart w:id="0" w:name="_Toc198118663"/>
       <w:r>
         <w:lastRenderedPageBreak/>
         <w:t>INTRODUCCIÓN</w:t>
@@ -3995,7 +4278,7 @@
       <w:pPr>
         <w:pStyle w:val="Ttulo1"/>
       </w:pPr>
-      <w:bookmarkStart w:id="1" w:name="_Toc197944849"/>
+      <w:bookmarkStart w:id="1" w:name="_Toc198118664"/>
       <w:r>
         <w:lastRenderedPageBreak/>
         <w:t>JUSTIFICACIÓN Y ANTECEDENTES</w:t>
@@ -4017,7 +4300,7 @@
       <w:pPr>
         <w:pStyle w:val="Ttulo2"/>
       </w:pPr>
-      <w:bookmarkStart w:id="2" w:name="_Toc197944850"/>
+      <w:bookmarkStart w:id="2" w:name="_Toc198118665"/>
       <w:r>
         <w:t>JUSTIFICACIÓN</w:t>
       </w:r>
@@ -4125,7 +4408,7 @@
       <w:pPr>
         <w:pStyle w:val="Ttulo2"/>
       </w:pPr>
-      <w:bookmarkStart w:id="3" w:name="_Toc197944851"/>
+      <w:bookmarkStart w:id="3" w:name="_Toc198118666"/>
       <w:r>
         <w:lastRenderedPageBreak/>
         <w:t>ANTECEDENTES</w:t>
@@ -4155,7 +4438,7 @@
       <w:pPr>
         <w:pStyle w:val="Ttulo3"/>
       </w:pPr>
-      <w:bookmarkStart w:id="4" w:name="_Toc197944852"/>
+      <w:bookmarkStart w:id="4" w:name="_Toc198118667"/>
       <w:proofErr w:type="spellStart"/>
       <w:r>
         <w:t>Shadows</w:t>
@@ -4472,7 +4755,7 @@
         <w:pStyle w:val="Descripcin"/>
         <w:jc w:val="center"/>
       </w:pPr>
-      <w:bookmarkStart w:id="5" w:name="_Toc197944875"/>
+      <w:bookmarkStart w:id="5" w:name="_Toc198043354"/>
       <w:r>
         <w:t xml:space="preserve">Figura </w:t>
       </w:r>
@@ -4524,7 +4807,7 @@
           <w:noProof/>
         </w:rPr>
       </w:pPr>
-      <w:bookmarkStart w:id="6" w:name="_Toc197944853"/>
+      <w:bookmarkStart w:id="6" w:name="_Toc198118668"/>
       <w:r>
         <w:rPr>
           <w:noProof/>
@@ -4653,7 +4936,7 @@
           <w:noProof/>
         </w:rPr>
       </w:pPr>
-      <w:bookmarkStart w:id="7" w:name="_Toc197944876"/>
+      <w:bookmarkStart w:id="7" w:name="_Toc198043355"/>
       <w:r>
         <w:t xml:space="preserve">Figura </w:t>
       </w:r>
@@ -4682,7 +4965,7 @@
       <w:pPr>
         <w:pStyle w:val="Ttulo1"/>
       </w:pPr>
-      <w:bookmarkStart w:id="8" w:name="_Toc197944854"/>
+      <w:bookmarkStart w:id="8" w:name="_Toc198118669"/>
       <w:r>
         <w:lastRenderedPageBreak/>
         <w:t>OBJETIVOS Y ALCANCE DEL PROYECTO</w:t>
@@ -4707,7 +4990,7 @@
       <w:pPr>
         <w:pStyle w:val="Ttulo2"/>
       </w:pPr>
-      <w:bookmarkStart w:id="9" w:name="_Toc197944855"/>
+      <w:bookmarkStart w:id="9" w:name="_Toc198118670"/>
       <w:r>
         <w:t>OBJETIVOS PRINCIPALES</w:t>
       </w:r>
@@ -4830,7 +5113,7 @@
       <w:pPr>
         <w:pStyle w:val="Ttulo2"/>
       </w:pPr>
-      <w:bookmarkStart w:id="10" w:name="_Toc197944856"/>
+      <w:bookmarkStart w:id="10" w:name="_Toc198118671"/>
       <w:r>
         <w:t>OBJETIVOS SECUNDARIOS</w:t>
       </w:r>
@@ -4869,7 +5152,7 @@
       <w:pPr>
         <w:pStyle w:val="Ttulo2"/>
       </w:pPr>
-      <w:bookmarkStart w:id="11" w:name="_Toc197944857"/>
+      <w:bookmarkStart w:id="11" w:name="_Toc198118672"/>
       <w:r>
         <w:lastRenderedPageBreak/>
         <w:t>objetivos fuera del alcance</w:t>
@@ -4934,7 +5217,7 @@
       <w:pPr>
         <w:pStyle w:val="Ttulo1"/>
       </w:pPr>
-      <w:bookmarkStart w:id="12" w:name="_Toc197944858"/>
+      <w:bookmarkStart w:id="12" w:name="_Toc198118673"/>
       <w:r>
         <w:lastRenderedPageBreak/>
         <w:t>ESTUDIOS DE TECNOLOGÍAS A UTILIZAR</w:t>
@@ -4994,7 +5277,7 @@
       <w:pPr>
         <w:pStyle w:val="Ttulo2"/>
       </w:pPr>
-      <w:bookmarkStart w:id="13" w:name="_Toc197944859"/>
+      <w:bookmarkStart w:id="13" w:name="_Toc198118674"/>
       <w:r>
         <w:t>Tecnologías software</w:t>
       </w:r>
@@ -5009,7 +5292,7 @@
       <w:pPr>
         <w:pStyle w:val="Ttulo3"/>
       </w:pPr>
-      <w:bookmarkStart w:id="14" w:name="_Toc197944860"/>
+      <w:bookmarkStart w:id="14" w:name="_Toc198118675"/>
       <w:r>
         <w:t>Motor de Videojuegos</w:t>
       </w:r>
@@ -5019,11 +5302,9 @@
       <w:r>
         <w:t xml:space="preserve">A la hora de realizar un videojuego es de vital importancia la elección o el diseño de un motor gráfico de videojuegos, ya que este va a ser tu entorno de trabajo y será una pieza fundamental del proyecto. Debido a que la idea de desarrollar un motor de videojuegos desde cero o incluso el llegar a desarrollar el proyecto sin ningún motor gráfico eran totalmente inviables y fueron descartadas inmediatamente, he optado por utilizar el motor con el que </w:t>
       </w:r>
-      <w:proofErr w:type="spellStart"/>
-      <w:r>
-        <w:t>mas</w:t>
-      </w:r>
-      <w:proofErr w:type="spellEnd"/>
+      <w:r>
+        <w:t>más</w:t>
+      </w:r>
       <w:r>
         <w:t xml:space="preserve"> familiarizado me encuentro debido a su previo uso durante la titulación de </w:t>
       </w:r>
@@ -5037,11 +5318,9 @@
       <w:r>
         <w:t xml:space="preserve">Este motor se trata del de Unity, en su versión 2022.3.57f, una versión un tanto obsoleta, pero una de las que </w:t>
       </w:r>
-      <w:proofErr w:type="spellStart"/>
-      <w:r>
-        <w:t>mas</w:t>
-      </w:r>
-      <w:proofErr w:type="spellEnd"/>
+      <w:r>
+        <w:t>más</w:t>
+      </w:r>
       <w:r>
         <w:t xml:space="preserve"> familiares me resultaba, además de ser suficiente para la realización del proyecto propuesto.</w:t>
       </w:r>
@@ -5108,7 +5387,7 @@
         <w:pStyle w:val="Descripcin"/>
         <w:jc w:val="center"/>
       </w:pPr>
-      <w:bookmarkStart w:id="15" w:name="_Toc197944877"/>
+      <w:bookmarkStart w:id="15" w:name="_Toc198043356"/>
       <w:r>
         <w:t xml:space="preserve">Figura </w:t>
       </w:r>
@@ -5159,7 +5438,7 @@
       <w:pPr>
         <w:pStyle w:val="Ttulo3"/>
       </w:pPr>
-      <w:bookmarkStart w:id="16" w:name="_Toc197944861"/>
+      <w:bookmarkStart w:id="16" w:name="_Toc198118676"/>
       <w:r>
         <w:t>Herramienta de gestión de versiones</w:t>
       </w:r>
@@ -5245,7 +5524,7 @@
         <w:pStyle w:val="Descripcin"/>
         <w:jc w:val="center"/>
       </w:pPr>
-      <w:bookmarkStart w:id="17" w:name="_Toc197944878"/>
+      <w:bookmarkStart w:id="17" w:name="_Toc198043357"/>
       <w:r>
         <w:t xml:space="preserve">Figura </w:t>
       </w:r>
@@ -5286,7 +5565,7 @@
       <w:pPr>
         <w:pStyle w:val="Ttulo3"/>
       </w:pPr>
-      <w:bookmarkStart w:id="18" w:name="_Toc197944862"/>
+      <w:bookmarkStart w:id="18" w:name="_Toc198118677"/>
       <w:r>
         <w:t>Software de edición de texto</w:t>
       </w:r>
@@ -5375,7 +5654,7 @@
           <w:noProof/>
         </w:rPr>
       </w:pPr>
-      <w:bookmarkStart w:id="19" w:name="_Toc197944879"/>
+      <w:bookmarkStart w:id="19" w:name="_Toc198043358"/>
       <w:r>
         <w:t xml:space="preserve">Figura </w:t>
       </w:r>
@@ -5426,7 +5705,7 @@
           <w:noProof/>
         </w:rPr>
       </w:pPr>
-      <w:bookmarkStart w:id="20" w:name="_Toc197944863"/>
+      <w:bookmarkStart w:id="20" w:name="_Toc198118678"/>
       <w:r>
         <w:rPr>
           <w:noProof/>
@@ -5510,7 +5789,7 @@
         <w:pStyle w:val="Descripcin"/>
         <w:jc w:val="center"/>
       </w:pPr>
-      <w:bookmarkStart w:id="21" w:name="_Toc197944880"/>
+      <w:bookmarkStart w:id="21" w:name="_Toc198043359"/>
       <w:r>
         <w:t xml:space="preserve">Figura </w:t>
       </w:r>
@@ -5575,7 +5854,7 @@
       <w:pPr>
         <w:pStyle w:val="Ttulo2"/>
       </w:pPr>
-      <w:bookmarkStart w:id="22" w:name="_Toc197944864"/>
+      <w:bookmarkStart w:id="22" w:name="_Toc198118679"/>
       <w:r>
         <w:t>TECNOLOGÍAS INVESTIGADAS</w:t>
       </w:r>
@@ -5598,7 +5877,7 @@
       <w:pPr>
         <w:pStyle w:val="Ttulo3"/>
       </w:pPr>
-      <w:bookmarkStart w:id="23" w:name="_Toc197944865"/>
+      <w:bookmarkStart w:id="23" w:name="_Toc198118680"/>
       <w:r>
         <w:lastRenderedPageBreak/>
         <w:t>Generación procedural</w:t>
@@ -6233,7 +6512,7 @@
         <w:pStyle w:val="Descripcin"/>
         <w:jc w:val="center"/>
       </w:pPr>
-      <w:bookmarkStart w:id="24" w:name="_Toc197944881"/>
+      <w:bookmarkStart w:id="24" w:name="_Toc198043360"/>
       <w:r>
         <w:t xml:space="preserve">Figura </w:t>
       </w:r>
@@ -7534,7 +7813,7 @@
           <w:lang w:val="en-GB"/>
         </w:rPr>
       </w:pPr>
-      <w:bookmarkStart w:id="25" w:name="_Toc197944882"/>
+      <w:bookmarkStart w:id="25" w:name="_Toc198043361"/>
       <w:proofErr w:type="spellStart"/>
       <w:r>
         <w:rPr>
@@ -7969,7 +8248,7 @@
       <w:pPr>
         <w:pStyle w:val="Ttulo3"/>
       </w:pPr>
-      <w:bookmarkStart w:id="26" w:name="_Toc197944866"/>
+      <w:bookmarkStart w:id="26" w:name="_Toc198118681"/>
       <w:proofErr w:type="spellStart"/>
       <w:r>
         <w:t>PNJs</w:t>
@@ -8025,15 +8304,7 @@
       </w:r>
       <w:proofErr w:type="spellEnd"/>
       <w:r>
-        <w:t xml:space="preserve"> Who </w:t>
-      </w:r>
-      <w:proofErr w:type="gramStart"/>
-      <w:r>
-        <w:t>Observe</w:t>
-      </w:r>
-      <w:proofErr w:type="gramEnd"/>
-      <w:r>
-        <w:t xml:space="preserve">, Tell, </w:t>
+        <w:t xml:space="preserve"> Who Observe, Tell, </w:t>
       </w:r>
       <w:proofErr w:type="spellStart"/>
       <w:r>
@@ -8362,7 +8633,7 @@
         <w:pStyle w:val="Descripcin"/>
         <w:jc w:val="center"/>
       </w:pPr>
-      <w:bookmarkStart w:id="27" w:name="_Toc197944883"/>
+      <w:bookmarkStart w:id="27" w:name="_Toc198043362"/>
       <w:r>
         <w:t xml:space="preserve">Figura </w:t>
       </w:r>
@@ -8558,7 +8829,7 @@
         <w:pStyle w:val="Descripcin"/>
         <w:jc w:val="center"/>
       </w:pPr>
-      <w:bookmarkStart w:id="28" w:name="_Toc197944884"/>
+      <w:bookmarkStart w:id="28" w:name="_Toc198043363"/>
       <w:r>
         <w:t xml:space="preserve">Figura </w:t>
       </w:r>
@@ -8672,7 +8943,7 @@
       <w:pPr>
         <w:pStyle w:val="Ttulo1"/>
       </w:pPr>
-      <w:bookmarkStart w:id="29" w:name="_Toc197944867"/>
+      <w:bookmarkStart w:id="29" w:name="_Toc198118682"/>
       <w:r>
         <w:lastRenderedPageBreak/>
         <w:t>PLANIFICACIÓN Y ANÁLISIS DEL PRYECTO</w:t>
@@ -8693,7 +8964,7 @@
       <w:pPr>
         <w:pStyle w:val="Ttulo2"/>
       </w:pPr>
-      <w:bookmarkStart w:id="30" w:name="_Toc197944868"/>
+      <w:bookmarkStart w:id="30" w:name="_Toc198118683"/>
       <w:r>
         <w:t>PLANIFICACIÓN DE TAREAS</w:t>
       </w:r>
@@ -9162,15 +9433,21 @@
     <w:p>
       <w:pPr>
         <w:pStyle w:val="Prrafodelista"/>
-        <w:ind w:left="1065"/>
-      </w:pPr>
+        <w:numPr>
+          <w:ilvl w:val="0"/>
+          <w:numId w:val="10"/>
+        </w:numPr>
+      </w:pPr>
+      <w:r>
+        <w:lastRenderedPageBreak/>
+        <w:t>Tarea 21. Evolución final algoritmo. Una vez se comprobó que estaba todo implementado y funcional se optó por darle mas vueltas al algoritmo de generación haciendo que este fuera mas complejo, generando de esta forma escenarios de crímenes más interesantes.</w:t>
+      </w:r>
     </w:p>
     <w:p>
       <w:pPr>
         <w:ind w:left="705"/>
       </w:pPr>
       <w:r>
-        <w:lastRenderedPageBreak/>
         <w:t>Fase 5. Documentación, pruebas y optimización</w:t>
       </w:r>
     </w:p>
@@ -9304,24 +9581,14 @@
           <w:bCs/>
           <w:color w:val="FF0000"/>
         </w:rPr>
-        <w:t xml:space="preserve">[ DIAGRAMA DE </w:t>
-      </w:r>
-      <w:proofErr w:type="gramStart"/>
-      <w:r>
-        <w:rPr>
-          <w:b/>
-          <w:bCs/>
-          <w:color w:val="FF0000"/>
-        </w:rPr>
-        <w:t>GANTT ]</w:t>
-      </w:r>
-      <w:proofErr w:type="gramEnd"/>
+        <w:t>[ DIAGRAMA DE GANTT ]</w:t>
+      </w:r>
     </w:p>
     <w:p>
       <w:pPr>
         <w:pStyle w:val="Ttulo2"/>
       </w:pPr>
-      <w:bookmarkStart w:id="31" w:name="_Toc197944869"/>
+      <w:bookmarkStart w:id="31" w:name="_Toc198118684"/>
       <w:r>
         <w:t>EQUIPO DE TRABAJO</w:t>
       </w:r>
@@ -9337,6 +9604,7 @@
     </w:p>
     <w:p>
       <w:r>
+        <w:lastRenderedPageBreak/>
         <w:t>Por mi parte he realizado ciertas tareas que son indispensables para tener un producto satisfactorio, pero el resultado no alcanza el nivel que podría tener un desarrollo con un equipo profesional desarrollado durante más tiempo con el objetivo de publicarlo. En caso de querer realizar este proyecto de mayor magnitud serían necesarios ciertos perfiles tales como:</w:t>
       </w:r>
     </w:p>
@@ -9349,7 +9617,6 @@
         </w:numPr>
       </w:pPr>
       <w:r>
-        <w:lastRenderedPageBreak/>
         <w:t xml:space="preserve">Diseñador de juego: Este perfil es el pilar central de todo desarrollo de un juego. Esta es la persona encargada de idear como será el producto que va a desarrollarse, y transformar esa idea en un plan de trabajo bien definido al que el resto de partes del equipo puedan ceñirse. Esta persona es la que documenta de forma muy cuidadosa todos los aspectos del proyecto, desde las mecánicas bases del proyecto hasta la forma de interacción del jugador, los personajes o incluso la narrativa. </w:t>
       </w:r>
     </w:p>
@@ -9418,6 +9685,1046 @@
           <w:numId w:val="7"/>
         </w:numPr>
       </w:pPr>
+      <w:r>
+        <w:t>Compositor/Encargado de efectos de sonido: En caso de querer realizar de este proyecto un juego completo con una atmosfera y ambientación atractiva, es muy preciso contar con un perfil como este, ya que los efectos de sonido forman una gran parte de la generación de una atmosfera envolvente. Además, estos efectos de sonido no consisten solo en la implementación de sonidos simples como pasos o puertas como bien he podido hacer yo de forma simple, sino que además estos deberían adaptarse al tipo de ambientación que se busca.</w:t>
+      </w:r>
+    </w:p>
+    <w:p>
+      <w:pPr>
+        <w:pStyle w:val="Prrafodelista"/>
+        <w:numPr>
+          <w:ilvl w:val="0"/>
+          <w:numId w:val="7"/>
+        </w:numPr>
+      </w:pPr>
+      <w:r>
+        <w:t xml:space="preserve">Experto en marketing. Este es un perfil que representa un papel troncal en la promoción y el éxito de ventas del juego, si este se publicase. Se encarga de todo lo relacionado con las campañas de marketing encargadas de atraer a nuevos jugadores al producto, basándose en </w:t>
+      </w:r>
+      <w:r>
+        <w:t>distintas técnicas de marketing.</w:t>
+      </w:r>
+    </w:p>
+    <w:p>
+      <w:pPr>
+        <w:pStyle w:val="Prrafodelista"/>
+        <w:numPr>
+          <w:ilvl w:val="0"/>
+          <w:numId w:val="7"/>
+        </w:numPr>
+      </w:pPr>
+      <w:proofErr w:type="spellStart"/>
+      <w:r>
+        <w:t>Tester</w:t>
+      </w:r>
+      <w:proofErr w:type="spellEnd"/>
+      <w:r>
+        <w:t>: Por último, otro papel muy importante en el desarrollo de un juego. Esta es la persona encargada de probar el juego antes que nadie con la intención de identificar y reportar cualquier error, defecto o cualquier problema que pueda llegar a encontrar que afecte negativamente al juego o la experiencia de usuario. Puede llegar a ayudar a identificar desde errores grandes que rompen el juego, hasta a identificar pequeñas decisiones o detalles que pueden no ser de gusto de todos.</w:t>
+      </w:r>
+    </w:p>
+    <w:p>
+      <w:pPr>
+        <w:pStyle w:val="Ttulo2"/>
+      </w:pPr>
+      <w:bookmarkStart w:id="32" w:name="_Toc198118685"/>
+      <w:r>
+        <w:lastRenderedPageBreak/>
+        <w:t>PRESUPUESTO</w:t>
+      </w:r>
+      <w:bookmarkEnd w:id="32"/>
+    </w:p>
+    <w:p>
+      <w:r>
+        <w:t>El presupuesto requerido para la publicación de un juego puede desglosarse en distintos factores, que pueden ser estudiados independientemente con la intención de alcanzar la cifra completa final. Algunos de estos factores son, los sueldos de los trabajadores del equipo de trabajo, los bienes materiales necesarios para el desarrollo o, por ejemplo, las tasas de publicación en según qué plataformas. Desglosaremos cada apartado:</w:t>
+      </w:r>
+    </w:p>
+    <w:p>
+      <w:pPr>
+        <w:pStyle w:val="Prrafodelista"/>
+        <w:numPr>
+          <w:ilvl w:val="0"/>
+          <w:numId w:val="7"/>
+        </w:numPr>
+      </w:pPr>
+      <w:r>
+        <w:t>Nóminas: Considerando que el equipo de trabajo consistiría en una persona por cada rol necesario (esto no es realista dentro de un entorno de trabajo real para un proyecto grande, pero en aras de estudio tomaremos estos datos) sin contar con el diseñador, además de mi mismo como director</w:t>
+      </w:r>
+      <w:r>
+        <w:t>, diseñador</w:t>
+      </w:r>
+      <w:r>
+        <w:t xml:space="preserve"> y programador también</w:t>
+      </w:r>
+      <w:r>
+        <w:t>, habría que pagar las nóminas de los integrantes del proyecto durante un tiempo de, pongamos, seis meses. Los costes quedarían en algo así:</w:t>
+      </w:r>
+    </w:p>
+    <w:p>
+      <w:pPr>
+        <w:pStyle w:val="Prrafodelista"/>
+        <w:numPr>
+          <w:ilvl w:val="1"/>
+          <w:numId w:val="7"/>
+        </w:numPr>
+      </w:pPr>
+      <w:r>
+        <w:t xml:space="preserve">Programador: </w:t>
+      </w:r>
+      <w:r>
+        <w:t xml:space="preserve">El salario </w:t>
+      </w:r>
+      <w:r>
+        <w:t xml:space="preserve">promedio de un </w:t>
+      </w:r>
+      <w:r>
+        <w:t>programador junior en España</w:t>
+      </w:r>
+      <w:r>
+        <w:t xml:space="preserve"> en 2025</w:t>
+      </w:r>
+      <w:r>
+        <w:t xml:space="preserve"> es de 21.000€ al año o 10,77€ por hora. </w:t>
+      </w:r>
+      <w:r>
+        <w:t>Esto se traduce también en unos 1.750</w:t>
+      </w:r>
+      <w:r>
+        <w:t>€</w:t>
+      </w:r>
+      <w:r>
+        <w:t>/mes</w:t>
+      </w:r>
+      <w:r>
+        <w:t xml:space="preserve">, </w:t>
+      </w:r>
+      <w:r>
+        <w:t xml:space="preserve">que en 6 meses de desarrollo serían cerca de unos </w:t>
+      </w:r>
+      <w:r>
+        <w:rPr>
+          <w:b/>
+          <w:bCs/>
+        </w:rPr>
+        <w:t>10.500€.</w:t>
+      </w:r>
+    </w:p>
+    <w:p>
+      <w:pPr>
+        <w:pStyle w:val="Prrafodelista"/>
+        <w:numPr>
+          <w:ilvl w:val="1"/>
+          <w:numId w:val="7"/>
+        </w:numPr>
+        <w:rPr>
+          <w:b/>
+          <w:bCs/>
+        </w:rPr>
+      </w:pPr>
+      <w:r>
+        <w:t xml:space="preserve">Artista conceptual: </w:t>
+      </w:r>
+      <w:r>
+        <w:t xml:space="preserve">El salario </w:t>
+      </w:r>
+      <w:r>
+        <w:t xml:space="preserve">de un </w:t>
+      </w:r>
+      <w:r>
+        <w:t xml:space="preserve">concept </w:t>
+      </w:r>
+      <w:proofErr w:type="spellStart"/>
+      <w:r>
+        <w:t>artist</w:t>
+      </w:r>
+      <w:proofErr w:type="spellEnd"/>
+      <w:r>
+        <w:t xml:space="preserve"> promedio en España </w:t>
+      </w:r>
+      <w:r>
+        <w:t>en 2025</w:t>
+      </w:r>
+      <w:r>
+        <w:t xml:space="preserve"> </w:t>
+      </w:r>
+      <w:r>
+        <w:t>es de 17.280€ al año o 8,86€ por hora.</w:t>
+      </w:r>
+      <w:r>
+        <w:t xml:space="preserve"> Esto se traduce también a unos 1.440</w:t>
+      </w:r>
+      <w:r>
+        <w:t>€</w:t>
+      </w:r>
+      <w:r>
+        <w:t xml:space="preserve">/mes, que en 6 meses de desarrollo serían alrededor de </w:t>
+      </w:r>
+      <w:r>
+        <w:rPr>
+          <w:b/>
+          <w:bCs/>
+        </w:rPr>
+        <w:t>8.640€.</w:t>
+      </w:r>
+    </w:p>
+    <w:p>
+      <w:pPr>
+        <w:pStyle w:val="Prrafodelista"/>
+        <w:numPr>
+          <w:ilvl w:val="1"/>
+          <w:numId w:val="7"/>
+        </w:numPr>
+        <w:rPr>
+          <w:b/>
+          <w:bCs/>
+        </w:rPr>
+      </w:pPr>
+      <w:r>
+        <w:t xml:space="preserve">Modelador y animador 3D: </w:t>
+      </w:r>
+      <w:r>
+        <w:t xml:space="preserve">El salario </w:t>
+      </w:r>
+      <w:r>
+        <w:t>de un modelador y animador 3D junior</w:t>
+      </w:r>
+      <w:r>
+        <w:t xml:space="preserve"> promedio en España </w:t>
+      </w:r>
+      <w:r>
+        <w:t xml:space="preserve">en 2025 </w:t>
+      </w:r>
+      <w:r>
+        <w:t xml:space="preserve">es </w:t>
+      </w:r>
+      <w:r>
+        <w:t>unos</w:t>
+      </w:r>
+      <w:r>
+        <w:t xml:space="preserve"> 1.800€ – 2.200€/mes</w:t>
+      </w:r>
+      <w:r>
+        <w:t xml:space="preserve">, que en 6 meses de desarrollo serían alrededor de </w:t>
+      </w:r>
+      <w:r>
+        <w:rPr>
+          <w:b/>
+          <w:bCs/>
+        </w:rPr>
+        <w:t>12.000</w:t>
+      </w:r>
+      <w:r>
+        <w:rPr>
+          <w:b/>
+          <w:bCs/>
+        </w:rPr>
+        <w:t>€</w:t>
+      </w:r>
+      <w:r>
+        <w:t xml:space="preserve"> de media.</w:t>
+      </w:r>
+    </w:p>
+    <w:p>
+      <w:pPr>
+        <w:pStyle w:val="Prrafodelista"/>
+        <w:numPr>
+          <w:ilvl w:val="1"/>
+          <w:numId w:val="7"/>
+        </w:numPr>
+        <w:rPr>
+          <w:b/>
+          <w:bCs/>
+        </w:rPr>
+      </w:pPr>
+      <w:r>
+        <w:t>Compositor/Encargado de efectos de sonido</w:t>
+      </w:r>
+      <w:r>
+        <w:rPr>
+          <w:b/>
+          <w:bCs/>
+        </w:rPr>
+        <w:t xml:space="preserve">: </w:t>
+      </w:r>
+      <w:r>
+        <w:t xml:space="preserve">El sueldo promedio de un técnico audiovisual </w:t>
+      </w:r>
+      <w:r>
+        <w:t xml:space="preserve">en España en 2025 </w:t>
+      </w:r>
+      <w:r>
+        <w:t xml:space="preserve">es de </w:t>
+      </w:r>
+      <w:r>
+        <w:t xml:space="preserve">unos </w:t>
+      </w:r>
+      <w:r>
+        <w:t xml:space="preserve">23.728 euros al año, según el portal especializado en empleo </w:t>
+      </w:r>
+      <w:proofErr w:type="spellStart"/>
+      <w:r>
+        <w:t>indeed</w:t>
+      </w:r>
+      <w:proofErr w:type="spellEnd"/>
+      <w:r>
+        <w:t xml:space="preserve">. No obstante, esta cifra puede aumentar por </w:t>
+      </w:r>
+      <w:r>
+        <w:t xml:space="preserve">diversos factores. Por simplificar tomaremos este dato, que en los 6 meses de desarrollo serían alrededor de unos </w:t>
+      </w:r>
+      <w:r>
+        <w:rPr>
+          <w:b/>
+          <w:bCs/>
+        </w:rPr>
+        <w:t>11.864€.</w:t>
+      </w:r>
+    </w:p>
+    <w:p>
+      <w:pPr>
+        <w:pStyle w:val="Prrafodelista"/>
+        <w:numPr>
+          <w:ilvl w:val="1"/>
+          <w:numId w:val="7"/>
+        </w:numPr>
+        <w:rPr>
+          <w:b/>
+          <w:bCs/>
+        </w:rPr>
+      </w:pPr>
+      <w:r>
+        <w:t xml:space="preserve">Experto en marketing: El sueldo promedio de un experto en marketing digital en España en 2025 es de alrededor de 25.000 a 30.000€ al año. Este dato quedaría, al final de los 6 meses de desarrollo, en unos </w:t>
+      </w:r>
+      <w:r>
+        <w:rPr>
+          <w:b/>
+          <w:bCs/>
+        </w:rPr>
+        <w:t>13.000€.</w:t>
+      </w:r>
+    </w:p>
+    <w:p>
+      <w:pPr>
+        <w:pStyle w:val="Prrafodelista"/>
+        <w:numPr>
+          <w:ilvl w:val="1"/>
+          <w:numId w:val="7"/>
+        </w:numPr>
+      </w:pPr>
+      <w:proofErr w:type="spellStart"/>
+      <w:r>
+        <w:t>Tester</w:t>
+      </w:r>
+      <w:proofErr w:type="spellEnd"/>
+      <w:r>
+        <w:t xml:space="preserve">: </w:t>
+      </w:r>
+      <w:r>
+        <w:t xml:space="preserve">El salario </w:t>
+      </w:r>
+      <w:r>
+        <w:t xml:space="preserve">de un </w:t>
+      </w:r>
+      <w:proofErr w:type="spellStart"/>
+      <w:r>
+        <w:t>tester</w:t>
+      </w:r>
+      <w:proofErr w:type="spellEnd"/>
+      <w:r>
+        <w:t xml:space="preserve"> promedio en España </w:t>
+      </w:r>
+      <w:r>
+        <w:t xml:space="preserve">en 2025 </w:t>
+      </w:r>
+      <w:r>
+        <w:t>es de 27.333</w:t>
+      </w:r>
+      <w:r>
+        <w:t>€</w:t>
+      </w:r>
+      <w:r>
+        <w:t xml:space="preserve"> al año o 14,02</w:t>
+      </w:r>
+      <w:r>
+        <w:t>€</w:t>
+      </w:r>
+      <w:r>
+        <w:t xml:space="preserve"> por hora.</w:t>
+      </w:r>
+      <w:r>
+        <w:t xml:space="preserve"> Esto se traduce también en cerca de unos 2.278€/mes, que al final de los 6 meses de desarrollo quedarían en unos </w:t>
+      </w:r>
+      <w:r>
+        <w:rPr>
+          <w:b/>
+          <w:bCs/>
+        </w:rPr>
+        <w:t>13.668€.</w:t>
+      </w:r>
+    </w:p>
+    <w:p>
+      <w:pPr>
+        <w:pStyle w:val="Prrafodelista"/>
+        <w:numPr>
+          <w:ilvl w:val="0"/>
+          <w:numId w:val="7"/>
+        </w:numPr>
+      </w:pPr>
+      <w:r>
+        <w:t>Equipo</w:t>
+      </w:r>
+      <w:r>
+        <w:t xml:space="preserve"> de trabajo</w:t>
+      </w:r>
+      <w:r>
+        <w:t xml:space="preserve">: Cada miembro del equipo necesitaría además cierto material para poder llevar su labor en el equipo. He hecho una aproximación de que unos 1.900€ deberían ser suficiente para cubrir todas las necesidades que todos los miembros pudieran necesitar (el </w:t>
+      </w:r>
+      <w:proofErr w:type="spellStart"/>
+      <w:r>
+        <w:t>tester</w:t>
+      </w:r>
+      <w:proofErr w:type="spellEnd"/>
+      <w:r>
+        <w:t xml:space="preserve"> se excluye de esto). Esto quedaría en unos 9.500€ en total.</w:t>
+      </w:r>
+    </w:p>
+    <w:p>
+      <w:pPr>
+        <w:pStyle w:val="Prrafodelista"/>
+        <w:numPr>
+          <w:ilvl w:val="0"/>
+          <w:numId w:val="7"/>
+        </w:numPr>
+      </w:pPr>
+      <w:r>
+        <w:t xml:space="preserve">Tasa de </w:t>
+      </w:r>
+      <w:proofErr w:type="spellStart"/>
+      <w:r>
+        <w:t>Steam</w:t>
+      </w:r>
+      <w:proofErr w:type="spellEnd"/>
+      <w:r>
+        <w:t xml:space="preserve">: Como he comentado al principio, para publicar el juego en algunas plataformas (pondremos el caso de </w:t>
+      </w:r>
+      <w:proofErr w:type="spellStart"/>
+      <w:r>
+        <w:t>Steam</w:t>
+      </w:r>
+      <w:proofErr w:type="spellEnd"/>
+      <w:r>
+        <w:t>, ya que es uno de los mercados principales), es necesario pagar una tasa de publicación de 100€.</w:t>
+      </w:r>
+    </w:p>
+    <w:p>
+      <w:r>
+        <w:t xml:space="preserve">Tras realizar este desglose los costes en caso de extender el desarrollo de este proyecto con un equipo mas profesional con el objetivo de publicarlo en </w:t>
+      </w:r>
+      <w:proofErr w:type="spellStart"/>
+      <w:r>
+        <w:t>Steam</w:t>
+      </w:r>
+      <w:proofErr w:type="spellEnd"/>
+      <w:r>
+        <w:t xml:space="preserve"> sería:</w:t>
+      </w:r>
+    </w:p>
+    <w:tbl>
+      <w:tblPr>
+        <w:tblStyle w:val="Tablaconcuadrcula1clara"/>
+        <w:tblW w:w="0" w:type="auto"/>
+        <w:tblLayout w:type="fixed"/>
+        <w:tblLook w:val="04A0" w:firstRow="1" w:lastRow="0" w:firstColumn="1" w:lastColumn="0" w:noHBand="0" w:noVBand="1"/>
+      </w:tblPr>
+      <w:tblGrid>
+        <w:gridCol w:w="5070"/>
+        <w:gridCol w:w="4217"/>
+      </w:tblGrid>
+      <w:tr>
+        <w:trPr>
+          <w:cnfStyle w:val="100000000000" w:firstRow="1" w:lastRow="0" w:firstColumn="0" w:lastColumn="0" w:oddVBand="0" w:evenVBand="0" w:oddHBand="0" w:evenHBand="0" w:firstRowFirstColumn="0" w:firstRowLastColumn="0" w:lastRowFirstColumn="0" w:lastRowLastColumn="0"/>
+          <w:trHeight w:val="396"/>
+        </w:trPr>
+        <w:tc>
+          <w:tcPr>
+            <w:cnfStyle w:val="001000000000" w:firstRow="0" w:lastRow="0" w:firstColumn="1" w:lastColumn="0" w:oddVBand="0" w:evenVBand="0" w:oddHBand="0" w:evenHBand="0" w:firstRowFirstColumn="0" w:firstRowLastColumn="0" w:lastRowFirstColumn="0" w:lastRowLastColumn="0"/>
+            <w:tcW w:w="5070" w:type="dxa"/>
+            <w:vAlign w:val="center"/>
+          </w:tcPr>
+          <w:p>
+            <w:pPr>
+              <w:spacing w:before="0"/>
+              <w:jc w:val="center"/>
+              <w:rPr>
+                <w:sz w:val="40"/>
+                <w:szCs w:val="36"/>
+              </w:rPr>
+            </w:pPr>
+            <w:r>
+              <w:rPr>
+                <w:sz w:val="40"/>
+                <w:szCs w:val="36"/>
+              </w:rPr>
+              <w:lastRenderedPageBreak/>
+              <w:t>Tipo</w:t>
+            </w:r>
+          </w:p>
+        </w:tc>
+        <w:tc>
+          <w:tcPr>
+            <w:tcW w:w="4217" w:type="dxa"/>
+            <w:vAlign w:val="center"/>
+          </w:tcPr>
+          <w:p>
+            <w:pPr>
+              <w:spacing w:before="0"/>
+              <w:jc w:val="center"/>
+              <w:cnfStyle w:val="100000000000" w:firstRow="1" w:lastRow="0" w:firstColumn="0" w:lastColumn="0" w:oddVBand="0" w:evenVBand="0" w:oddHBand="0" w:evenHBand="0" w:firstRowFirstColumn="0" w:firstRowLastColumn="0" w:lastRowFirstColumn="0" w:lastRowLastColumn="0"/>
+              <w:rPr>
+                <w:sz w:val="40"/>
+                <w:szCs w:val="36"/>
+              </w:rPr>
+            </w:pPr>
+            <w:r>
+              <w:rPr>
+                <w:sz w:val="40"/>
+                <w:szCs w:val="36"/>
+              </w:rPr>
+              <w:t>Coste</w:t>
+            </w:r>
+          </w:p>
+        </w:tc>
+      </w:tr>
+      <w:tr>
+        <w:trPr>
+          <w:trHeight w:val="396"/>
+        </w:trPr>
+        <w:tc>
+          <w:tcPr>
+            <w:cnfStyle w:val="001000000000" w:firstRow="0" w:lastRow="0" w:firstColumn="1" w:lastColumn="0" w:oddVBand="0" w:evenVBand="0" w:oddHBand="0" w:evenHBand="0" w:firstRowFirstColumn="0" w:firstRowLastColumn="0" w:lastRowFirstColumn="0" w:lastRowLastColumn="0"/>
+            <w:tcW w:w="5070" w:type="dxa"/>
+            <w:vAlign w:val="center"/>
+          </w:tcPr>
+          <w:p>
+            <w:pPr>
+              <w:spacing w:before="0" w:line="240" w:lineRule="auto"/>
+              <w:jc w:val="center"/>
+              <w:rPr>
+                <w:b w:val="0"/>
+                <w:bCs w:val="0"/>
+                <w:sz w:val="24"/>
+                <w:szCs w:val="22"/>
+              </w:rPr>
+            </w:pPr>
+            <w:r>
+              <w:rPr>
+                <w:b w:val="0"/>
+                <w:bCs w:val="0"/>
+                <w:sz w:val="24"/>
+                <w:szCs w:val="22"/>
+              </w:rPr>
+              <w:t>Nómina programador</w:t>
+            </w:r>
+          </w:p>
+        </w:tc>
+        <w:tc>
+          <w:tcPr>
+            <w:tcW w:w="4217" w:type="dxa"/>
+            <w:vAlign w:val="center"/>
+          </w:tcPr>
+          <w:p>
+            <w:pPr>
+              <w:spacing w:before="0" w:line="240" w:lineRule="auto"/>
+              <w:jc w:val="center"/>
+              <w:cnfStyle w:val="000000000000" w:firstRow="0" w:lastRow="0" w:firstColumn="0" w:lastColumn="0" w:oddVBand="0" w:evenVBand="0" w:oddHBand="0" w:evenHBand="0" w:firstRowFirstColumn="0" w:firstRowLastColumn="0" w:lastRowFirstColumn="0" w:lastRowLastColumn="0"/>
+              <w:rPr>
+                <w:sz w:val="24"/>
+                <w:szCs w:val="22"/>
+              </w:rPr>
+            </w:pPr>
+            <w:r>
+              <w:rPr>
+                <w:sz w:val="24"/>
+                <w:szCs w:val="22"/>
+              </w:rPr>
+              <w:t>10.500€</w:t>
+            </w:r>
+          </w:p>
+        </w:tc>
+      </w:tr>
+      <w:tr>
+        <w:trPr>
+          <w:trHeight w:val="385"/>
+        </w:trPr>
+        <w:tc>
+          <w:tcPr>
+            <w:cnfStyle w:val="001000000000" w:firstRow="0" w:lastRow="0" w:firstColumn="1" w:lastColumn="0" w:oddVBand="0" w:evenVBand="0" w:oddHBand="0" w:evenHBand="0" w:firstRowFirstColumn="0" w:firstRowLastColumn="0" w:lastRowFirstColumn="0" w:lastRowLastColumn="0"/>
+            <w:tcW w:w="5070" w:type="dxa"/>
+            <w:vAlign w:val="center"/>
+          </w:tcPr>
+          <w:p>
+            <w:pPr>
+              <w:spacing w:before="0" w:line="240" w:lineRule="auto"/>
+              <w:jc w:val="center"/>
+              <w:rPr>
+                <w:b w:val="0"/>
+                <w:bCs w:val="0"/>
+                <w:sz w:val="24"/>
+                <w:szCs w:val="22"/>
+              </w:rPr>
+            </w:pPr>
+            <w:r>
+              <w:rPr>
+                <w:b w:val="0"/>
+                <w:bCs w:val="0"/>
+                <w:sz w:val="24"/>
+                <w:szCs w:val="22"/>
+              </w:rPr>
+              <w:t>Nómina artista conceptual</w:t>
+            </w:r>
+          </w:p>
+        </w:tc>
+        <w:tc>
+          <w:tcPr>
+            <w:tcW w:w="4217" w:type="dxa"/>
+            <w:vAlign w:val="center"/>
+          </w:tcPr>
+          <w:p>
+            <w:pPr>
+              <w:spacing w:before="0" w:line="240" w:lineRule="auto"/>
+              <w:jc w:val="center"/>
+              <w:cnfStyle w:val="000000000000" w:firstRow="0" w:lastRow="0" w:firstColumn="0" w:lastColumn="0" w:oddVBand="0" w:evenVBand="0" w:oddHBand="0" w:evenHBand="0" w:firstRowFirstColumn="0" w:firstRowLastColumn="0" w:lastRowFirstColumn="0" w:lastRowLastColumn="0"/>
+              <w:rPr>
+                <w:sz w:val="24"/>
+                <w:szCs w:val="22"/>
+              </w:rPr>
+            </w:pPr>
+            <w:r>
+              <w:rPr>
+                <w:sz w:val="24"/>
+                <w:szCs w:val="22"/>
+              </w:rPr>
+              <w:t>8.640€</w:t>
+            </w:r>
+          </w:p>
+        </w:tc>
+      </w:tr>
+      <w:tr>
+        <w:trPr>
+          <w:trHeight w:val="396"/>
+        </w:trPr>
+        <w:tc>
+          <w:tcPr>
+            <w:cnfStyle w:val="001000000000" w:firstRow="0" w:lastRow="0" w:firstColumn="1" w:lastColumn="0" w:oddVBand="0" w:evenVBand="0" w:oddHBand="0" w:evenHBand="0" w:firstRowFirstColumn="0" w:firstRowLastColumn="0" w:lastRowFirstColumn="0" w:lastRowLastColumn="0"/>
+            <w:tcW w:w="5070" w:type="dxa"/>
+            <w:vAlign w:val="center"/>
+          </w:tcPr>
+          <w:p>
+            <w:pPr>
+              <w:spacing w:before="0" w:line="240" w:lineRule="auto"/>
+              <w:jc w:val="center"/>
+              <w:rPr>
+                <w:b w:val="0"/>
+                <w:bCs w:val="0"/>
+                <w:sz w:val="24"/>
+                <w:szCs w:val="22"/>
+              </w:rPr>
+            </w:pPr>
+            <w:r>
+              <w:rPr>
+                <w:b w:val="0"/>
+                <w:bCs w:val="0"/>
+                <w:sz w:val="24"/>
+                <w:szCs w:val="22"/>
+              </w:rPr>
+              <w:t>Nómina modelador/animador 3D</w:t>
+            </w:r>
+          </w:p>
+        </w:tc>
+        <w:tc>
+          <w:tcPr>
+            <w:tcW w:w="4217" w:type="dxa"/>
+            <w:vAlign w:val="center"/>
+          </w:tcPr>
+          <w:p>
+            <w:pPr>
+              <w:spacing w:before="0" w:line="240" w:lineRule="auto"/>
+              <w:jc w:val="center"/>
+              <w:cnfStyle w:val="000000000000" w:firstRow="0" w:lastRow="0" w:firstColumn="0" w:lastColumn="0" w:oddVBand="0" w:evenVBand="0" w:oddHBand="0" w:evenHBand="0" w:firstRowFirstColumn="0" w:firstRowLastColumn="0" w:lastRowFirstColumn="0" w:lastRowLastColumn="0"/>
+              <w:rPr>
+                <w:sz w:val="24"/>
+                <w:szCs w:val="22"/>
+              </w:rPr>
+            </w:pPr>
+            <w:r>
+              <w:rPr>
+                <w:sz w:val="24"/>
+                <w:szCs w:val="22"/>
+              </w:rPr>
+              <w:t>12.000€</w:t>
+            </w:r>
+          </w:p>
+        </w:tc>
+      </w:tr>
+      <w:tr>
+        <w:trPr>
+          <w:trHeight w:val="616"/>
+        </w:trPr>
+        <w:tc>
+          <w:tcPr>
+            <w:cnfStyle w:val="001000000000" w:firstRow="0" w:lastRow="0" w:firstColumn="1" w:lastColumn="0" w:oddVBand="0" w:evenVBand="0" w:oddHBand="0" w:evenHBand="0" w:firstRowFirstColumn="0" w:firstRowLastColumn="0" w:lastRowFirstColumn="0" w:lastRowLastColumn="0"/>
+            <w:tcW w:w="5070" w:type="dxa"/>
+            <w:vAlign w:val="center"/>
+          </w:tcPr>
+          <w:p>
+            <w:pPr>
+              <w:spacing w:before="0" w:line="240" w:lineRule="auto"/>
+              <w:jc w:val="center"/>
+              <w:rPr>
+                <w:b w:val="0"/>
+                <w:bCs w:val="0"/>
+                <w:sz w:val="24"/>
+                <w:szCs w:val="22"/>
+              </w:rPr>
+            </w:pPr>
+            <w:r>
+              <w:rPr>
+                <w:b w:val="0"/>
+                <w:bCs w:val="0"/>
+                <w:sz w:val="24"/>
+                <w:szCs w:val="22"/>
+              </w:rPr>
+              <w:t>Nómina compositor y encargado de efectos de sonido</w:t>
+            </w:r>
+          </w:p>
+        </w:tc>
+        <w:tc>
+          <w:tcPr>
+            <w:tcW w:w="4217" w:type="dxa"/>
+            <w:vAlign w:val="center"/>
+          </w:tcPr>
+          <w:p>
+            <w:pPr>
+              <w:spacing w:before="0" w:line="240" w:lineRule="auto"/>
+              <w:jc w:val="center"/>
+              <w:cnfStyle w:val="000000000000" w:firstRow="0" w:lastRow="0" w:firstColumn="0" w:lastColumn="0" w:oddVBand="0" w:evenVBand="0" w:oddHBand="0" w:evenHBand="0" w:firstRowFirstColumn="0" w:firstRowLastColumn="0" w:lastRowFirstColumn="0" w:lastRowLastColumn="0"/>
+              <w:rPr>
+                <w:sz w:val="24"/>
+                <w:szCs w:val="22"/>
+              </w:rPr>
+            </w:pPr>
+            <w:r>
+              <w:rPr>
+                <w:sz w:val="24"/>
+                <w:szCs w:val="22"/>
+              </w:rPr>
+              <w:t>11.864€</w:t>
+            </w:r>
+          </w:p>
+        </w:tc>
+      </w:tr>
+      <w:tr>
+        <w:trPr>
+          <w:trHeight w:val="385"/>
+        </w:trPr>
+        <w:tc>
+          <w:tcPr>
+            <w:cnfStyle w:val="001000000000" w:firstRow="0" w:lastRow="0" w:firstColumn="1" w:lastColumn="0" w:oddVBand="0" w:evenVBand="0" w:oddHBand="0" w:evenHBand="0" w:firstRowFirstColumn="0" w:firstRowLastColumn="0" w:lastRowFirstColumn="0" w:lastRowLastColumn="0"/>
+            <w:tcW w:w="5070" w:type="dxa"/>
+            <w:vAlign w:val="center"/>
+          </w:tcPr>
+          <w:p>
+            <w:pPr>
+              <w:spacing w:before="0" w:line="240" w:lineRule="auto"/>
+              <w:jc w:val="center"/>
+              <w:rPr>
+                <w:b w:val="0"/>
+                <w:bCs w:val="0"/>
+                <w:sz w:val="24"/>
+                <w:szCs w:val="22"/>
+              </w:rPr>
+            </w:pPr>
+            <w:r>
+              <w:rPr>
+                <w:b w:val="0"/>
+                <w:bCs w:val="0"/>
+                <w:sz w:val="24"/>
+                <w:szCs w:val="22"/>
+              </w:rPr>
+              <w:t>Nómina experto en marketing</w:t>
+            </w:r>
+          </w:p>
+        </w:tc>
+        <w:tc>
+          <w:tcPr>
+            <w:tcW w:w="4217" w:type="dxa"/>
+            <w:vAlign w:val="center"/>
+          </w:tcPr>
+          <w:p>
+            <w:pPr>
+              <w:spacing w:before="0" w:line="240" w:lineRule="auto"/>
+              <w:jc w:val="center"/>
+              <w:cnfStyle w:val="000000000000" w:firstRow="0" w:lastRow="0" w:firstColumn="0" w:lastColumn="0" w:oddVBand="0" w:evenVBand="0" w:oddHBand="0" w:evenHBand="0" w:firstRowFirstColumn="0" w:firstRowLastColumn="0" w:lastRowFirstColumn="0" w:lastRowLastColumn="0"/>
+              <w:rPr>
+                <w:sz w:val="24"/>
+                <w:szCs w:val="22"/>
+              </w:rPr>
+            </w:pPr>
+            <w:r>
+              <w:rPr>
+                <w:sz w:val="24"/>
+                <w:szCs w:val="22"/>
+              </w:rPr>
+              <w:t>13.000€</w:t>
+            </w:r>
+          </w:p>
+        </w:tc>
+      </w:tr>
+      <w:tr>
+        <w:trPr>
+          <w:trHeight w:val="396"/>
+        </w:trPr>
+        <w:tc>
+          <w:tcPr>
+            <w:cnfStyle w:val="001000000000" w:firstRow="0" w:lastRow="0" w:firstColumn="1" w:lastColumn="0" w:oddVBand="0" w:evenVBand="0" w:oddHBand="0" w:evenHBand="0" w:firstRowFirstColumn="0" w:firstRowLastColumn="0" w:lastRowFirstColumn="0" w:lastRowLastColumn="0"/>
+            <w:tcW w:w="5070" w:type="dxa"/>
+            <w:vAlign w:val="center"/>
+          </w:tcPr>
+          <w:p>
+            <w:pPr>
+              <w:spacing w:before="0" w:line="240" w:lineRule="auto"/>
+              <w:jc w:val="center"/>
+              <w:rPr>
+                <w:b w:val="0"/>
+                <w:bCs w:val="0"/>
+                <w:sz w:val="24"/>
+                <w:szCs w:val="22"/>
+              </w:rPr>
+            </w:pPr>
+            <w:proofErr w:type="spellStart"/>
+            <w:r>
+              <w:rPr>
+                <w:b w:val="0"/>
+                <w:bCs w:val="0"/>
+                <w:sz w:val="24"/>
+                <w:szCs w:val="22"/>
+              </w:rPr>
+              <w:t>Tester</w:t>
+            </w:r>
+            <w:proofErr w:type="spellEnd"/>
+          </w:p>
+        </w:tc>
+        <w:tc>
+          <w:tcPr>
+            <w:tcW w:w="4217" w:type="dxa"/>
+            <w:vAlign w:val="center"/>
+          </w:tcPr>
+          <w:p>
+            <w:pPr>
+              <w:spacing w:before="0" w:line="240" w:lineRule="auto"/>
+              <w:jc w:val="center"/>
+              <w:cnfStyle w:val="000000000000" w:firstRow="0" w:lastRow="0" w:firstColumn="0" w:lastColumn="0" w:oddVBand="0" w:evenVBand="0" w:oddHBand="0" w:evenHBand="0" w:firstRowFirstColumn="0" w:firstRowLastColumn="0" w:lastRowFirstColumn="0" w:lastRowLastColumn="0"/>
+              <w:rPr>
+                <w:sz w:val="24"/>
+                <w:szCs w:val="22"/>
+              </w:rPr>
+            </w:pPr>
+            <w:r>
+              <w:rPr>
+                <w:sz w:val="24"/>
+                <w:szCs w:val="22"/>
+              </w:rPr>
+              <w:t>13.668€</w:t>
+            </w:r>
+          </w:p>
+        </w:tc>
+      </w:tr>
+      <w:tr>
+        <w:trPr>
+          <w:trHeight w:val="396"/>
+        </w:trPr>
+        <w:tc>
+          <w:tcPr>
+            <w:cnfStyle w:val="001000000000" w:firstRow="0" w:lastRow="0" w:firstColumn="1" w:lastColumn="0" w:oddVBand="0" w:evenVBand="0" w:oddHBand="0" w:evenHBand="0" w:firstRowFirstColumn="0" w:firstRowLastColumn="0" w:lastRowFirstColumn="0" w:lastRowLastColumn="0"/>
+            <w:tcW w:w="5070" w:type="dxa"/>
+            <w:vAlign w:val="center"/>
+          </w:tcPr>
+          <w:p>
+            <w:pPr>
+              <w:spacing w:before="0" w:line="240" w:lineRule="auto"/>
+              <w:jc w:val="center"/>
+              <w:rPr>
+                <w:b w:val="0"/>
+                <w:bCs w:val="0"/>
+                <w:sz w:val="24"/>
+                <w:szCs w:val="22"/>
+              </w:rPr>
+            </w:pPr>
+            <w:r>
+              <w:rPr>
+                <w:b w:val="0"/>
+                <w:bCs w:val="0"/>
+                <w:sz w:val="24"/>
+                <w:szCs w:val="22"/>
+              </w:rPr>
+              <w:t>Equipo de trabajo</w:t>
+            </w:r>
+          </w:p>
+        </w:tc>
+        <w:tc>
+          <w:tcPr>
+            <w:tcW w:w="4217" w:type="dxa"/>
+            <w:vAlign w:val="center"/>
+          </w:tcPr>
+          <w:p>
+            <w:pPr>
+              <w:spacing w:before="0" w:line="240" w:lineRule="auto"/>
+              <w:jc w:val="center"/>
+              <w:cnfStyle w:val="000000000000" w:firstRow="0" w:lastRow="0" w:firstColumn="0" w:lastColumn="0" w:oddVBand="0" w:evenVBand="0" w:oddHBand="0" w:evenHBand="0" w:firstRowFirstColumn="0" w:firstRowLastColumn="0" w:lastRowFirstColumn="0" w:lastRowLastColumn="0"/>
+              <w:rPr>
+                <w:sz w:val="24"/>
+                <w:szCs w:val="22"/>
+              </w:rPr>
+            </w:pPr>
+            <w:r>
+              <w:rPr>
+                <w:sz w:val="24"/>
+                <w:szCs w:val="22"/>
+              </w:rPr>
+              <w:t>9.500€</w:t>
+            </w:r>
+          </w:p>
+        </w:tc>
+      </w:tr>
+      <w:tr>
+        <w:trPr>
+          <w:trHeight w:val="351"/>
+        </w:trPr>
+        <w:tc>
+          <w:tcPr>
+            <w:cnfStyle w:val="001000000000" w:firstRow="0" w:lastRow="0" w:firstColumn="1" w:lastColumn="0" w:oddVBand="0" w:evenVBand="0" w:oddHBand="0" w:evenHBand="0" w:firstRowFirstColumn="0" w:firstRowLastColumn="0" w:lastRowFirstColumn="0" w:lastRowLastColumn="0"/>
+            <w:tcW w:w="5070" w:type="dxa"/>
+            <w:vAlign w:val="center"/>
+          </w:tcPr>
+          <w:p>
+            <w:pPr>
+              <w:spacing w:before="0" w:line="240" w:lineRule="auto"/>
+              <w:jc w:val="center"/>
+              <w:rPr>
+                <w:b w:val="0"/>
+                <w:bCs w:val="0"/>
+                <w:sz w:val="24"/>
+                <w:szCs w:val="22"/>
+              </w:rPr>
+            </w:pPr>
+            <w:r>
+              <w:rPr>
+                <w:b w:val="0"/>
+                <w:bCs w:val="0"/>
+                <w:sz w:val="24"/>
+                <w:szCs w:val="22"/>
+              </w:rPr>
+              <w:t xml:space="preserve">Tasa de </w:t>
+            </w:r>
+            <w:proofErr w:type="spellStart"/>
+            <w:r>
+              <w:rPr>
+                <w:b w:val="0"/>
+                <w:bCs w:val="0"/>
+                <w:sz w:val="24"/>
+                <w:szCs w:val="22"/>
+              </w:rPr>
+              <w:t>Steam</w:t>
+            </w:r>
+            <w:proofErr w:type="spellEnd"/>
+          </w:p>
+        </w:tc>
+        <w:tc>
+          <w:tcPr>
+            <w:tcW w:w="4217" w:type="dxa"/>
+            <w:vAlign w:val="center"/>
+          </w:tcPr>
+          <w:p>
+            <w:pPr>
+              <w:spacing w:before="0" w:line="240" w:lineRule="auto"/>
+              <w:jc w:val="center"/>
+              <w:cnfStyle w:val="000000000000" w:firstRow="0" w:lastRow="0" w:firstColumn="0" w:lastColumn="0" w:oddVBand="0" w:evenVBand="0" w:oddHBand="0" w:evenHBand="0" w:firstRowFirstColumn="0" w:firstRowLastColumn="0" w:lastRowFirstColumn="0" w:lastRowLastColumn="0"/>
+              <w:rPr>
+                <w:sz w:val="24"/>
+                <w:szCs w:val="22"/>
+              </w:rPr>
+            </w:pPr>
+            <w:r>
+              <w:rPr>
+                <w:sz w:val="24"/>
+                <w:szCs w:val="22"/>
+              </w:rPr>
+              <w:t>100€</w:t>
+            </w:r>
+          </w:p>
+        </w:tc>
+      </w:tr>
+      <w:tr>
+        <w:trPr>
+          <w:trHeight w:val="70"/>
+        </w:trPr>
+        <w:tc>
+          <w:tcPr>
+            <w:cnfStyle w:val="001000000000" w:firstRow="0" w:lastRow="0" w:firstColumn="1" w:lastColumn="0" w:oddVBand="0" w:evenVBand="0" w:oddHBand="0" w:evenHBand="0" w:firstRowFirstColumn="0" w:firstRowLastColumn="0" w:lastRowFirstColumn="0" w:lastRowLastColumn="0"/>
+            <w:tcW w:w="5070" w:type="dxa"/>
+            <w:vAlign w:val="center"/>
+          </w:tcPr>
+          <w:p>
+            <w:pPr>
+              <w:spacing w:before="0" w:line="240" w:lineRule="auto"/>
+              <w:jc w:val="center"/>
+            </w:pPr>
+            <w:r>
+              <w:rPr>
+                <w:sz w:val="40"/>
+                <w:szCs w:val="36"/>
+              </w:rPr>
+              <w:t>TOTAL</w:t>
+            </w:r>
+          </w:p>
+        </w:tc>
+        <w:tc>
+          <w:tcPr>
+            <w:tcW w:w="4217" w:type="dxa"/>
+            <w:vAlign w:val="center"/>
+          </w:tcPr>
+          <w:p>
+            <w:pPr>
+              <w:spacing w:before="0" w:line="240" w:lineRule="auto"/>
+              <w:jc w:val="center"/>
+              <w:cnfStyle w:val="000000000000" w:firstRow="0" w:lastRow="0" w:firstColumn="0" w:lastColumn="0" w:oddVBand="0" w:evenVBand="0" w:oddHBand="0" w:evenHBand="0" w:firstRowFirstColumn="0" w:firstRowLastColumn="0" w:lastRowFirstColumn="0" w:lastRowLastColumn="0"/>
+              <w:rPr>
+                <w:b/>
+                <w:bCs/>
+                <w:sz w:val="40"/>
+                <w:szCs w:val="40"/>
+              </w:rPr>
+            </w:pPr>
+            <w:r>
+              <w:rPr>
+                <w:b/>
+                <w:bCs/>
+                <w:sz w:val="40"/>
+                <w:szCs w:val="40"/>
+              </w:rPr>
+              <w:t>79.950€</w:t>
+            </w:r>
+          </w:p>
+        </w:tc>
+      </w:tr>
+    </w:tbl>
+    <w:p/>
+    <w:p>
+      <w:pPr>
+        <w:pStyle w:val="Prrafodelista"/>
+        <w:ind w:left="1416"/>
+      </w:pPr>
+      <w:r>
+        <w:t xml:space="preserve"> </w:t>
+      </w:r>
     </w:p>
     <w:p/>
     <w:p/>
@@ -9426,139 +10733,66 @@
     <w:p/>
     <w:p/>
     <w:p/>
+    <w:p/>
+    <w:p/>
+    <w:p/>
+    <w:p/>
+    <w:p/>
+    <w:p/>
     <w:p>
       <w:pPr>
         <w:pStyle w:val="Ttulo1"/>
       </w:pPr>
-      <w:bookmarkStart w:id="32" w:name="_Toc197944870"/>
-      <w:r>
+      <w:bookmarkStart w:id="33" w:name="_Toc198118686"/>
+      <w:r>
+        <w:lastRenderedPageBreak/>
         <w:t>DISEÑO DE LA SOLUCIÓN</w:t>
       </w:r>
-      <w:bookmarkEnd w:id="32"/>
-    </w:p>
-    <w:p/>
-    <w:p>
-      <w:pPr>
-        <w:pStyle w:val="Ttulo1"/>
-      </w:pPr>
-      <w:bookmarkStart w:id="33" w:name="_Toc197944871"/>
-      <w:r>
-        <w:t>DESARROLLO DE LA SOLUCIÓN</w:t>
-      </w:r>
       <w:bookmarkEnd w:id="33"/>
     </w:p>
-    <w:p/>
-    <w:p>
-      <w:pPr>
-        <w:pStyle w:val="Ttulo1"/>
-      </w:pPr>
-      <w:bookmarkStart w:id="34" w:name="_Toc166857602"/>
-      <w:bookmarkStart w:id="35" w:name="_Toc166858265"/>
-      <w:bookmarkStart w:id="36" w:name="_Toc166858344"/>
-      <w:bookmarkStart w:id="37" w:name="_Toc197944872"/>
-      <w:r>
-        <w:lastRenderedPageBreak/>
-        <w:t>V</w:t>
-      </w:r>
-      <w:r>
-        <w:t>aloración ética del proyecto</w:t>
+    <w:p>
+      <w:r>
+        <w:t>En este apartado se detalla de manera exhaustiva el diseño conceptual y técnico de la solución desarrollada, incluyendo tanto las decisiones tomadas para el diseño de las mecánicas del juego como la estructura arquitectónica y tecnológica que soporta la generación procedural del escenario del crimen y el comportamiento de los personajes involucrados.</w:t>
+      </w:r>
+    </w:p>
+    <w:p>
+      <w:pPr>
+        <w:pStyle w:val="Ttulo2"/>
+      </w:pPr>
+      <w:bookmarkStart w:id="34" w:name="_Toc198118687"/>
+      <w:r>
+        <w:t>ARQUITECTURA GENERAL DEL SISTEMA</w:t>
       </w:r>
       <w:bookmarkEnd w:id="34"/>
-      <w:bookmarkEnd w:id="35"/>
-      <w:bookmarkEnd w:id="36"/>
-      <w:bookmarkEnd w:id="37"/>
-    </w:p>
-    <w:p>
-      <w:r>
-        <w:t>Es importante resaltar</w:t>
-      </w:r>
-      <w:r>
-        <w:t xml:space="preserve"> </w:t>
-      </w:r>
-      <w:r>
-        <w:t>que,</w:t>
-      </w:r>
-      <w:r>
-        <w:t xml:space="preserve"> desde este curso, </w:t>
-      </w:r>
-      <w:r>
-        <w:t xml:space="preserve">los estudiantes debéis añadir una </w:t>
-      </w:r>
-      <w:r>
-        <w:t>valoración ética de vuestro proyecto, siguiendo las directrices que habéis recibido y trabajado en la asignatura de Ética.</w:t>
-      </w:r>
-    </w:p>
-    <w:p>
-      <w:pPr>
-        <w:pStyle w:val="Ttulo1"/>
-      </w:pPr>
-      <w:bookmarkStart w:id="38" w:name="_Toc197944873"/>
-      <w:r>
-        <w:t>CONCLUSIÓN Y REFLEXIONES FINALES</w:t>
-      </w:r>
-      <w:bookmarkEnd w:id="38"/>
-    </w:p>
-    <w:p/>
-    <w:p>
-      <w:pPr>
-        <w:pStyle w:val="Ttulo1"/>
-      </w:pPr>
-      <w:bookmarkStart w:id="39" w:name="_Toc166857603"/>
-      <w:bookmarkStart w:id="40" w:name="_Toc166858266"/>
-      <w:bookmarkStart w:id="41" w:name="_Toc166858345"/>
-      <w:bookmarkStart w:id="42" w:name="_Toc197944874"/>
-      <w:r>
-        <w:t>Bibliografía</w:t>
-      </w:r>
-      <w:bookmarkEnd w:id="39"/>
-      <w:bookmarkEnd w:id="40"/>
-      <w:bookmarkEnd w:id="41"/>
-      <w:bookmarkEnd w:id="42"/>
+    </w:p>
+    <w:p>
+      <w:r>
+        <w:t xml:space="preserve">El proyecto se basa en un escenario tridimensional en Unity, dentro del cual se simula un crimen de forma procedural que el jugador deberá resolver a partir del análisis de pistas, el razonamiento lógico y la interacción con personajes no jugables, dotados de comportamientos y reacciones aleatorias o </w:t>
+      </w:r>
+      <w:proofErr w:type="spellStart"/>
+      <w:r>
+        <w:t>semi-deterministas</w:t>
+      </w:r>
+      <w:proofErr w:type="spellEnd"/>
+      <w:r>
+        <w:t>.</w:t>
+      </w:r>
+    </w:p>
+    <w:p>
+      <w:r>
+        <w:t>La arquitectura de esta estructura de proyecto esta compuesta por una serie de módulos:</w:t>
+      </w:r>
     </w:p>
     <w:p>
       <w:pPr>
         <w:pStyle w:val="Prrafodelista"/>
         <w:numPr>
           <w:ilvl w:val="0"/>
-          <w:numId w:val="2"/>
+          <w:numId w:val="7"/>
         </w:numPr>
       </w:pPr>
       <w:r>
-        <w:t xml:space="preserve">C. </w:t>
-      </w:r>
-      <w:proofErr w:type="spellStart"/>
-      <w:r>
-        <w:t>Camilli</w:t>
-      </w:r>
-      <w:proofErr w:type="spellEnd"/>
-      <w:r>
-        <w:t xml:space="preserve"> et al, “Revisión sistemática integrativa del Trabajo Fin de Grado: aspectos contextuales</w:t>
-      </w:r>
-      <w:r>
-        <w:t xml:space="preserve"> </w:t>
-      </w:r>
-      <w:r>
-        <w:t>y pedagógicos</w:t>
-      </w:r>
-      <w:r>
-        <w:t xml:space="preserve">”, Revista Complutense de Educación, </w:t>
-      </w:r>
-      <w:r>
-        <w:t>33(3) 2022: 543-553</w:t>
-      </w:r>
-      <w:r>
-        <w:t xml:space="preserve">, </w:t>
-      </w:r>
-      <w:proofErr w:type="spellStart"/>
-      <w:r>
-        <w:t>ISSNe</w:t>
-      </w:r>
-      <w:proofErr w:type="spellEnd"/>
-      <w:r>
-        <w:t>: 1988-2793</w:t>
-      </w:r>
-      <w:r>
-        <w:t>.</w:t>
+        <w:t>Módulo de Generación y Configuración del Crimen</w:t>
       </w:r>
     </w:p>
     <w:p>
@@ -9566,29 +10800,11 @@
         <w:pStyle w:val="Prrafodelista"/>
         <w:numPr>
           <w:ilvl w:val="0"/>
-          <w:numId w:val="2"/>
+          <w:numId w:val="7"/>
         </w:numPr>
       </w:pPr>
       <w:r>
-        <w:t xml:space="preserve">Formato cita web: </w:t>
-      </w:r>
-      <w:r>
-        <w:t xml:space="preserve">“Titulo/Nombre de la Web”, </w:t>
-      </w:r>
-      <w:r>
-        <w:t>http://www.google.es</w:t>
-      </w:r>
-      <w:r>
-        <w:t xml:space="preserve">, </w:t>
-      </w:r>
-      <w:r>
-        <w:t>(consultado el 7/10/</w:t>
-      </w:r>
-      <w:r>
-        <w:t>2022</w:t>
-      </w:r>
-      <w:r>
-        <w:t>).</w:t>
+        <w:t>Modulo de Inteligencia Artificial para los Personajes</w:t>
       </w:r>
     </w:p>
     <w:p>
@@ -9596,17 +10812,11 @@
         <w:pStyle w:val="Prrafodelista"/>
         <w:numPr>
           <w:ilvl w:val="0"/>
-          <w:numId w:val="2"/>
+          <w:numId w:val="7"/>
         </w:numPr>
       </w:pPr>
       <w:r>
-        <w:t>“Real Automóvil Club de España”. http://www.race.es/corporativo/noticias/-/blogs/los-accidentes-de-trafico-son-la-primera-causa-de-mortalidad-entre-los-15-y-29-anos (consultado el 7/10/</w:t>
-      </w:r>
-      <w:r>
-        <w:t>202</w:t>
-      </w:r>
-      <w:r>
-        <w:t>2).</w:t>
+        <w:t>Módulo de Gestión de Pistas</w:t>
       </w:r>
     </w:p>
     <w:p>
@@ -9614,29 +10824,137 @@
         <w:pStyle w:val="Prrafodelista"/>
         <w:numPr>
           <w:ilvl w:val="0"/>
-          <w:numId w:val="2"/>
+          <w:numId w:val="7"/>
         </w:numPr>
       </w:pPr>
       <w:r>
-        <w:t xml:space="preserve">Formato cita libro: </w:t>
-      </w:r>
-      <w:r>
-        <w:t>Autores, “</w:t>
-      </w:r>
-      <w:r>
-        <w:t>Título de la contribución/Libro</w:t>
-      </w:r>
-      <w:r>
-        <w:t xml:space="preserve">”, </w:t>
-      </w:r>
-      <w:r>
-        <w:rPr>
-          <w:i/>
-        </w:rPr>
-        <w:t>Editorial en cursiva</w:t>
-      </w:r>
-      <w:r>
-        <w:t>, Año de la publicación.</w:t>
+        <w:t>Sistema de Resolución Lógica y Validación del Jugador</w:t>
+      </w:r>
+    </w:p>
+    <w:p>
+      <w:r>
+        <w:t>Cada uno de estos módulos está encargado de la gestión y el correcto funcionamiento de cada uno de los pilares del proyecto.</w:t>
+      </w:r>
+    </w:p>
+    <w:p>
+      <w:pPr>
+        <w:pStyle w:val="Ttulo2"/>
+      </w:pPr>
+      <w:bookmarkStart w:id="35" w:name="_Toc198118688"/>
+      <w:r>
+        <w:t>ESCENARIO</w:t>
+      </w:r>
+      <w:bookmarkEnd w:id="35"/>
+    </w:p>
+    <w:p>
+      <w:r>
+        <w:t xml:space="preserve">Para </w:t>
+      </w:r>
+      <w:r>
+        <w:t xml:space="preserve">la elección del escenario prioricé un estilo y tipo de escenario que fuera a darle al proyecto una ambientación acorde a la temática. Para un juego de simulación de investigación de un crimen plantee en un primer momento la utilización de un entorno similar a una ciudad y que el jugador tendría que recorrer e ir entrando en distintos edificios, tiendas, etc. </w:t>
+      </w:r>
+    </w:p>
+    <w:p>
+      <w:r>
+        <w:t>Tiempo después pensé que esto acomplejaría este primer paso en gran medida y, además, se me ocurrió una nueva temática que darle al entorno que le daría una estética mucho mas atractiva en mi opinión. Fue aquí cuando decidí que quería que el escenario fuera una mansión antigua en la que hubiera ocurrido una fiesta y uno de los invitados hubiera sufrido un trágico destino.</w:t>
+      </w:r>
+      <w:r>
+        <w:t xml:space="preserve"> </w:t>
+      </w:r>
+    </w:p>
+    <w:p>
+      <w:r>
+        <w:t>Para ello y tras mucha búsqueda y muchos descartes de modelos encontré el modelo 3D de una mansión lo suficientemente grande como para poder abarcar este tipo de juegos y cuya temática me cuadraba. Sin embargo, este modelo contaba con varios problemas propios del modelo en sí sobre los que tendría que trabajar. De todas formas, seguía siendo la opción mas cercana a lo que buscaba por lo que terminé quedándome con ella.</w:t>
+      </w:r>
+    </w:p>
+    <w:p>
+      <w:pPr>
+        <w:pStyle w:val="Figura"/>
+        <w:keepNext/>
+      </w:pPr>
+      <w:r>
+        <w:rPr>
+          <w:noProof/>
+        </w:rPr>
+        <w:lastRenderedPageBreak/>
+        <w:drawing>
+          <wp:inline distT="0" distB="0" distL="0" distR="0" wp14:anchorId="1E781F71" wp14:editId="4A669182">
+            <wp:extent cx="3766015" cy="3305175"/>
+            <wp:effectExtent l="0" t="0" r="0" b="0"/>
+            <wp:docPr id="580339439" name="Imagen 1"/>
+            <wp:cNvGraphicFramePr>
+              <a:graphicFrameLocks xmlns:a="http://schemas.openxmlformats.org/drawingml/2006/main" noChangeAspect="1"/>
+            </wp:cNvGraphicFramePr>
+            <a:graphic xmlns:a="http://schemas.openxmlformats.org/drawingml/2006/main">
+              <a:graphicData uri="http://schemas.openxmlformats.org/drawingml/2006/picture">
+                <pic:pic xmlns:pic="http://schemas.openxmlformats.org/drawingml/2006/picture">
+                  <pic:nvPicPr>
+                    <pic:cNvPr id="580339439" name=""/>
+                    <pic:cNvPicPr/>
+                  </pic:nvPicPr>
+                  <pic:blipFill>
+                    <a:blip r:embed="rId21"/>
+                    <a:stretch>
+                      <a:fillRect/>
+                    </a:stretch>
+                  </pic:blipFill>
+                  <pic:spPr>
+                    <a:xfrm>
+                      <a:off x="0" y="0"/>
+                      <a:ext cx="3771787" cy="3310240"/>
+                    </a:xfrm>
+                    <a:prstGeom prst="rect">
+                      <a:avLst/>
+                    </a:prstGeom>
+                  </pic:spPr>
+                </pic:pic>
+              </a:graphicData>
+            </a:graphic>
+          </wp:inline>
+        </w:drawing>
+      </w:r>
+    </w:p>
+    <w:p>
+      <w:pPr>
+        <w:pStyle w:val="Descripcin"/>
+        <w:jc w:val="center"/>
+      </w:pPr>
+      <w:r>
+        <w:t xml:space="preserve">Figura </w:t>
+      </w:r>
+      <w:fldSimple w:instr=" SEQ Figura \* ARABIC ">
+        <w:r>
+          <w:rPr>
+            <w:noProof/>
+          </w:rPr>
+          <w:t>11</w:t>
+        </w:r>
+      </w:fldSimple>
+      <w:r>
+        <w:t xml:space="preserve"> Plano cenital escenario desde </w:t>
+      </w:r>
+      <w:proofErr w:type="spellStart"/>
+      <w:r>
+        <w:t>Sketchfab</w:t>
+      </w:r>
+      <w:proofErr w:type="spellEnd"/>
+    </w:p>
+    <w:p>
+      <w:r>
+        <w:t>Cabe añadir que, una vez ya tenía el escenario entero disponible para el uso, decidí añadir efectos de sonido al entorno, a determinadas acciones (como el abrir y cerrar puertas) o al caminar por el escenario, ya que quería una inmersión lo más lograda posible.</w:t>
+      </w:r>
+    </w:p>
+    <w:p>
+      <w:pPr>
+        <w:pStyle w:val="Ttulo2"/>
+      </w:pPr>
+      <w:r>
+        <w:t>generación del crimen</w:t>
+      </w:r>
+    </w:p>
+    <w:p>
+      <w:r>
+        <w:t>Una vez diseñado y seleccionado el escenario había que comenzar con la planificación y diseño de los sistemas troncales del juego. El crimen se genera al comienzo de cada sesión a partir de un conjunto de reglas y configuraciones aleatorias, dando forma a un algoritmo que abarca todos los aspectos del crimen.</w:t>
       </w:r>
     </w:p>
     <w:p>
@@ -9644,21 +10962,26 @@
         <w:pStyle w:val="Prrafodelista"/>
         <w:numPr>
           <w:ilvl w:val="0"/>
-          <w:numId w:val="2"/>
+          <w:numId w:val="7"/>
         </w:numPr>
-        <w:spacing w:before="0" w:line="240" w:lineRule="auto"/>
-      </w:pPr>
-      <w:r>
-        <w:t xml:space="preserve">Formato artículo en revista/congreso: Autores, “Título del artículo”, </w:t>
-      </w:r>
-      <w:r>
-        <w:rPr>
-          <w:i/>
-        </w:rPr>
-        <w:t>Nombre de la revista/congreso en cursiva</w:t>
-      </w:r>
-      <w:r>
-        <w:t>, rango de páginas, año de la publicación. (dirección web si es accesible).</w:t>
+      </w:pPr>
+      <w:r>
+        <w:rPr>
+          <w:b/>
+          <w:bCs/>
+        </w:rPr>
+        <w:t>Selección de víctima y asesino</w:t>
+      </w:r>
+      <w:r>
+        <w:t xml:space="preserve">: Entre la lista de </w:t>
+      </w:r>
+      <w:proofErr w:type="spellStart"/>
+      <w:r>
+        <w:t>PNJs</w:t>
+      </w:r>
+      <w:proofErr w:type="spellEnd"/>
+      <w:r>
+        <w:t xml:space="preserve"> que se instancian en el escenario se seleccionan dos aleatoriamente, los cuales ocuparán cada uno el puesto de culpable y víctima respectivamente.</w:t>
       </w:r>
     </w:p>
     <w:p>
@@ -9666,44 +10989,27 @@
         <w:pStyle w:val="Prrafodelista"/>
         <w:numPr>
           <w:ilvl w:val="0"/>
-          <w:numId w:val="2"/>
+          <w:numId w:val="7"/>
         </w:numPr>
-        <w:rPr>
-          <w:lang w:val="en-US"/>
-        </w:rPr>
-      </w:pPr>
-      <w:r>
-        <w:rPr>
-          <w:lang w:val="en-US"/>
-        </w:rPr>
-        <w:t xml:space="preserve">K. Bilstrup, E. Uhlemann, E. G. Ström, and U. Bilstrup, “On the ability of the 802.11p mac method and </w:t>
-      </w:r>
-      <w:proofErr w:type="spellStart"/>
-      <w:r>
-        <w:rPr>
-          <w:lang w:val="en-US"/>
-        </w:rPr>
-        <w:t>stdma</w:t>
-      </w:r>
-      <w:proofErr w:type="spellEnd"/>
-      <w:r>
-        <w:rPr>
-          <w:lang w:val="en-US"/>
-        </w:rPr>
-        <w:t xml:space="preserve"> to support real-time vehicle-to vehicle communication,” </w:t>
-      </w:r>
-      <w:r>
-        <w:rPr>
-          <w:i/>
-          <w:lang w:val="en-US"/>
-        </w:rPr>
-        <w:t>EURASIP Journal on Wireless Communications and Networking - Special issue on wireless access in vehicular environments</w:t>
-      </w:r>
-      <w:r>
-        <w:rPr>
-          <w:lang w:val="en-US"/>
-        </w:rPr>
-        <w:t>, no. 5, January 2009.</w:t>
+      </w:pPr>
+      <w:r>
+        <w:rPr>
+          <w:b/>
+          <w:bCs/>
+        </w:rPr>
+        <w:t>Determinación del móvil y método del crimen</w:t>
+      </w:r>
+      <w:r>
+        <w:t>:</w:t>
+      </w:r>
+      <w:r>
+        <w:t xml:space="preserve"> Entre varias categorías distintas (</w:t>
+      </w:r>
+      <w:r>
+        <w:t>Celos, Venganza, Codicia, Defensa Propia</w:t>
+      </w:r>
+      <w:r>
+        <w:t>, etc.) se selecciona un móvil.</w:t>
       </w:r>
     </w:p>
     <w:p>
@@ -9711,76 +11017,969 @@
         <w:pStyle w:val="Prrafodelista"/>
         <w:numPr>
           <w:ilvl w:val="0"/>
-          <w:numId w:val="2"/>
+          <w:numId w:val="7"/>
         </w:numPr>
-        <w:spacing w:before="0" w:line="240" w:lineRule="auto"/>
-      </w:pPr>
-      <w:r>
-        <w:t xml:space="preserve">Luis Dávila Gómez, Luis Castedo Cepeda, Cecilia García Cena, </w:t>
-      </w:r>
-      <w:proofErr w:type="spellStart"/>
-      <w:r>
-        <w:t>Cristobal</w:t>
-      </w:r>
-      <w:proofErr w:type="spellEnd"/>
-      <w:r>
-        <w:t xml:space="preserve"> Tapia </w:t>
-      </w:r>
-      <w:proofErr w:type="spellStart"/>
-      <w:r>
-        <w:t>Garcí</w:t>
-      </w:r>
-      <w:proofErr w:type="spellEnd"/>
-      <w:r>
-        <w:t xml:space="preserve">, </w:t>
-      </w:r>
-      <w:r>
-        <w:t>“</w:t>
-      </w:r>
-      <w:r>
-        <w:t>Sistema didáctico de bajo coste para el aprendizaje de dispositivos lógicos programables</w:t>
-      </w:r>
-      <w:r>
-        <w:t>”</w:t>
-      </w:r>
-      <w:r>
-        <w:t xml:space="preserve">, </w:t>
-      </w:r>
-      <w:r>
-        <w:rPr>
-          <w:i/>
-        </w:rPr>
-        <w:t>TAEE2012</w:t>
-      </w:r>
-      <w:r>
-        <w:t xml:space="preserve">, </w:t>
-      </w:r>
-      <w:r>
-        <w:t>105-109, 2012</w:t>
-      </w:r>
+      </w:pPr>
+      <w:r>
+        <w:rPr>
+          <w:b/>
+          <w:bCs/>
+        </w:rPr>
+        <w:t>Elección arma del crimen</w:t>
+      </w:r>
+      <w:r>
+        <w:t>:</w:t>
+      </w:r>
+      <w:r>
+        <w:t xml:space="preserve"> </w:t>
+      </w:r>
+      <w:r>
+        <w:t>según un conjunto cerrado (cuchillo, cuerda, martillo, pistola, veneno), cada una con su lógica de aparición, pistas y manchas de sangre</w:t>
+      </w:r>
+    </w:p>
+    <w:p>
+      <w:r>
+        <w:t xml:space="preserve">Inicialmente el algoritmo de generación del crimen consistiría en una simple elección aleatoria de un campo dentro de cada una de las categorías, aunque en el apartado de desarrollo mas adelante se acomplejaría este algoritmo añadiendo mas reglas y condiciones con la intención de hacer este mas complejo y mas realista. </w:t>
+      </w:r>
+    </w:p>
+    <w:p>
+      <w:pPr>
+        <w:pStyle w:val="Ttulo2"/>
+      </w:pPr>
+      <w:r>
+        <w:lastRenderedPageBreak/>
+        <w:t>SISTEMA DE PISTAS</w:t>
+      </w:r>
+    </w:p>
+    <w:p>
+      <w:r>
+        <w:t>Las pistas se dividen en dos grupos muy diferenciados: las pistas físicas y testimoniales. Estas se generan y colocan en función de las acciones del asesino y la víctima:</w:t>
+      </w:r>
+    </w:p>
+    <w:p>
+      <w:r>
+        <w:t>•</w:t>
+      </w:r>
+      <w:r>
+        <w:tab/>
+        <w:t xml:space="preserve">Pistas físicas: como el arma del crimen, manchas de sangre, huellas dactilares, marcas de zapatos o notas, que se instancian con componentes </w:t>
+      </w:r>
+      <w:proofErr w:type="spellStart"/>
+      <w:r>
+        <w:t>GameObject</w:t>
+      </w:r>
+      <w:proofErr w:type="spellEnd"/>
+      <w:r>
+        <w:t xml:space="preserve"> en el escenario, y que son inspeccionables por el jugador.</w:t>
+      </w:r>
+    </w:p>
+    <w:p>
+      <w:r>
+        <w:t>•</w:t>
+      </w:r>
+      <w:r>
+        <w:tab/>
+        <w:t xml:space="preserve">Pistas testimoniales: proporcionadas por los </w:t>
+      </w:r>
+      <w:proofErr w:type="spellStart"/>
+      <w:r>
+        <w:t>PNJs</w:t>
+      </w:r>
+      <w:proofErr w:type="spellEnd"/>
+      <w:r>
+        <w:t>, quienes ofrecen declaraciones sobre dónde estaban, qué vieron o con quién interactuaron. Estas declaraciones pueden ser veraces, incompletas o engañosas, dependiendo de su relación con la víctima o el asesino, y de su nivel de nerviosismo o rasgos de personalidad.</w:t>
+      </w:r>
+    </w:p>
+    <w:p>
+      <w:r>
+        <w:t>El sistema está diseñado para que el jugador pueda construir una línea de tiempo lógica basada en los indicios obtenidos.</w:t>
+      </w:r>
+    </w:p>
+    <w:p>
+      <w:r>
+        <w:t xml:space="preserve">Más adelante se diseño una mecánica gemela con el sistema de pistas: la mecánica de </w:t>
+      </w:r>
+      <w:proofErr w:type="spellStart"/>
+      <w:r>
+        <w:t>scanneo</w:t>
+      </w:r>
+      <w:proofErr w:type="spellEnd"/>
+      <w:r>
+        <w:t xml:space="preserve">. Esta consiste en que el jugador cuenta con un “scanner” que le permite analizar cientos elementos de la escena del crimen tales como: los personajes y sus datos personales, la victima y los detalles de su muerte, las pistas del suelo tales como manchas de sangre o huellas, el arma del crimen, etc. Este sistema no estaba al principio contemplado, pero </w:t>
+      </w:r>
+      <w:r>
+        <w:t>más</w:t>
+      </w:r>
+      <w:r>
+        <w:t xml:space="preserve"> tarde fue diseñado e integrado con el plan de trabajo y el resto del proyecto, ya que podía añadirle una capa más de profundidad al </w:t>
+      </w:r>
+      <w:proofErr w:type="spellStart"/>
+      <w:r>
+        <w:t>gameplay</w:t>
+      </w:r>
+      <w:proofErr w:type="spellEnd"/>
       <w:r>
         <w:t>.</w:t>
       </w:r>
+    </w:p>
+    <w:p>
+      <w:pPr>
+        <w:pStyle w:val="Ttulo2"/>
+      </w:pPr>
+      <w:r>
+        <w:t>Inteligencia artificial de los personajes</w:t>
+      </w:r>
+    </w:p>
+    <w:p>
+      <w:r>
+        <w:t xml:space="preserve">Cada PNJ que es generado en la escena lo hace con un perfil personal único compuesto por el </w:t>
+      </w:r>
+      <w:proofErr w:type="spellStart"/>
+      <w:r>
+        <w:t>prompt</w:t>
+      </w:r>
+      <w:proofErr w:type="spellEnd"/>
+      <w:r>
+        <w:t xml:space="preserve"> que le ha sido pasado al </w:t>
+      </w:r>
+      <w:proofErr w:type="spellStart"/>
+      <w:r>
+        <w:t>chatbot</w:t>
+      </w:r>
+      <w:proofErr w:type="spellEnd"/>
+      <w:r>
+        <w:t xml:space="preserve"> que contiene, de forma que cada personaje sea único.</w:t>
+      </w:r>
+    </w:p>
+    <w:p>
+      <w:r>
+        <w:t xml:space="preserve">Este </w:t>
+      </w:r>
+      <w:proofErr w:type="spellStart"/>
+      <w:r>
+        <w:t>prompt</w:t>
+      </w:r>
+      <w:proofErr w:type="spellEnd"/>
+      <w:r>
+        <w:t xml:space="preserve"> se construye basándose en un </w:t>
+      </w:r>
+      <w:proofErr w:type="spellStart"/>
+      <w:r>
+        <w:t>prompt</w:t>
+      </w:r>
+      <w:proofErr w:type="spellEnd"/>
+      <w:r>
+        <w:t xml:space="preserve"> esqueleto al que se le asignan ciertos campos en función del crimen generado, para que sea distinto en cada sesión.</w:t>
+      </w:r>
+    </w:p>
+    <w:p>
+      <w:pPr>
+        <w:pStyle w:val="Figura"/>
+        <w:keepNext/>
+      </w:pPr>
+      <w:r>
+        <w:rPr>
+          <w:noProof/>
+        </w:rPr>
+        <w:lastRenderedPageBreak/>
+        <w:drawing>
+          <wp:inline distT="0" distB="0" distL="0" distR="0" wp14:anchorId="10461361" wp14:editId="5948A1CA">
+            <wp:extent cx="2550695" cy="4574095"/>
+            <wp:effectExtent l="0" t="0" r="0" b="0"/>
+            <wp:docPr id="1550920453" name="Imagen 1"/>
+            <wp:cNvGraphicFramePr>
+              <a:graphicFrameLocks xmlns:a="http://schemas.openxmlformats.org/drawingml/2006/main" noChangeAspect="1"/>
+            </wp:cNvGraphicFramePr>
+            <a:graphic xmlns:a="http://schemas.openxmlformats.org/drawingml/2006/main">
+              <a:graphicData uri="http://schemas.openxmlformats.org/drawingml/2006/picture">
+                <pic:pic xmlns:pic="http://schemas.openxmlformats.org/drawingml/2006/picture">
+                  <pic:nvPicPr>
+                    <pic:cNvPr id="1550920453" name=""/>
+                    <pic:cNvPicPr/>
+                  </pic:nvPicPr>
+                  <pic:blipFill>
+                    <a:blip r:embed="rId22"/>
+                    <a:stretch>
+                      <a:fillRect/>
+                    </a:stretch>
+                  </pic:blipFill>
+                  <pic:spPr>
+                    <a:xfrm>
+                      <a:off x="0" y="0"/>
+                      <a:ext cx="2581811" cy="4629894"/>
+                    </a:xfrm>
+                    <a:prstGeom prst="rect">
+                      <a:avLst/>
+                    </a:prstGeom>
+                  </pic:spPr>
+                </pic:pic>
+              </a:graphicData>
+            </a:graphic>
+          </wp:inline>
+        </w:drawing>
+      </w:r>
+    </w:p>
+    <w:p>
+      <w:pPr>
+        <w:pStyle w:val="Descripcin"/>
+        <w:jc w:val="center"/>
+      </w:pPr>
+      <w:r>
+        <w:t xml:space="preserve">Figura </w:t>
+      </w:r>
+      <w:fldSimple w:instr=" SEQ Figura \* ARABIC ">
+        <w:r>
+          <w:rPr>
+            <w:noProof/>
+          </w:rPr>
+          <w:t>12</w:t>
+        </w:r>
+      </w:fldSimple>
+      <w:r>
+        <w:t xml:space="preserve"> Ejemplo construcción </w:t>
+      </w:r>
+      <w:proofErr w:type="spellStart"/>
+      <w:r>
+        <w:t>promp</w:t>
+      </w:r>
+      <w:r>
+        <w:t>t</w:t>
+      </w:r>
+      <w:proofErr w:type="spellEnd"/>
+    </w:p>
+    <w:p>
+      <w:r>
+        <w:t xml:space="preserve">Este </w:t>
+      </w:r>
+      <w:proofErr w:type="spellStart"/>
+      <w:r>
+        <w:t>prompt</w:t>
+      </w:r>
+      <w:proofErr w:type="spellEnd"/>
+      <w:r>
+        <w:t xml:space="preserve"> se pasará como he dicho al </w:t>
+      </w:r>
+      <w:proofErr w:type="spellStart"/>
+      <w:r>
+        <w:t>chatbot</w:t>
+      </w:r>
+      <w:proofErr w:type="spellEnd"/>
+      <w:r>
+        <w:t xml:space="preserve"> de </w:t>
+      </w:r>
+      <w:proofErr w:type="spellStart"/>
+      <w:r>
+        <w:t>LLMUnity</w:t>
+      </w:r>
+      <w:proofErr w:type="spellEnd"/>
+      <w:r>
+        <w:t xml:space="preserve">, que es la herramienta que estaba utilizando. Esta herramienta </w:t>
+      </w:r>
+      <w:r>
+        <w:t xml:space="preserve">se basa en la biblioteca llama.cpp, una implementación eficiente en C++ para ejecutar modelos LLM de forma local. Para facilitar su uso en múltiples plataformas, utiliza </w:t>
+      </w:r>
+      <w:proofErr w:type="spellStart"/>
+      <w:r>
+        <w:t>llamafile</w:t>
+      </w:r>
+      <w:proofErr w:type="spellEnd"/>
+      <w:r>
+        <w:t>, que empaqueta llama.cpp en un ejecutable autónomo compatible con Windows, Linux y macOS. Esto permite que los modelos se ejecuten localmente sin necesidad de conexión a internet ni dependencias externas.</w:t>
+      </w:r>
+    </w:p>
+    <w:p>
+      <w:r>
+        <w:t xml:space="preserve">Para dotar a los </w:t>
+      </w:r>
+      <w:proofErr w:type="spellStart"/>
+      <w:r>
+        <w:t>NPCs</w:t>
+      </w:r>
+      <w:proofErr w:type="spellEnd"/>
+      <w:r>
+        <w:t xml:space="preserve"> de capacidades conversacionales, se utiliza el componente </w:t>
+      </w:r>
+      <w:proofErr w:type="spellStart"/>
+      <w:r>
+        <w:t>LLMCharacter</w:t>
+      </w:r>
+      <w:proofErr w:type="spellEnd"/>
+      <w:r>
+        <w:t xml:space="preserve">, que permite: definir el rol del personaje mediante </w:t>
+      </w:r>
+      <w:proofErr w:type="spellStart"/>
+      <w:r>
+        <w:t>prompts</w:t>
+      </w:r>
+      <w:proofErr w:type="spellEnd"/>
+      <w:r>
+        <w:t xml:space="preserve"> personalizados, asignar nombres al jugador y al NPC para contextualizar las conversaciones y configurar opciones como la transmisión en tiempo real de las respuestas (</w:t>
+      </w:r>
+      <w:proofErr w:type="spellStart"/>
+      <w:r>
+        <w:t>streaming</w:t>
+      </w:r>
+      <w:proofErr w:type="spellEnd"/>
+      <w:r>
+        <w:t>) y la cancelación de solicitudes en curso. Esto facilita la creación de personajes interactivos y adaptativos dentro del juego.</w:t>
+      </w:r>
+    </w:p>
+    <w:p>
+      <w:pPr>
+        <w:pStyle w:val="Ttulo2"/>
+      </w:pPr>
+      <w:r>
+        <w:t>Interfaz de usuario y resolución</w:t>
+      </w:r>
+    </w:p>
+    <w:p>
+      <w:r>
+        <w:t>Desde un principio tenía en claro que el sistema de UI (</w:t>
+      </w:r>
+      <w:proofErr w:type="spellStart"/>
+      <w:r>
+        <w:t>User</w:t>
+      </w:r>
+      <w:proofErr w:type="spellEnd"/>
+      <w:r>
+        <w:t xml:space="preserve"> Interface) del juego tendría que ser lo mas limpio y simple posible, ya que no quería tener mucho texto o “ruido” innecesario en pantalla, ya que no quería que la inmersión que estaba tratando de lograr con otros medios se viera ahora </w:t>
+      </w:r>
+      <w:r>
+        <w:lastRenderedPageBreak/>
+        <w:t xml:space="preserve">afectada por este apartado, además de que creo que es un juego sobre el que tampoco hace falta una gran cantidad de elementos en pantalla. </w:t>
+      </w:r>
+    </w:p>
+    <w:p>
+      <w:r>
+        <w:t>Es por eso que decidí reducir la información en la UI a la mínima que creía indispensable o que pensaba que podrían aportar algo al usuario. Por ejemplo:</w:t>
+      </w:r>
+    </w:p>
+    <w:p>
+      <w:pPr>
+        <w:pStyle w:val="Prrafodelista"/>
+        <w:numPr>
+          <w:ilvl w:val="0"/>
+          <w:numId w:val="7"/>
+        </w:numPr>
+      </w:pPr>
+      <w:proofErr w:type="spellStart"/>
+      <w:r>
+        <w:t>Canvas</w:t>
+      </w:r>
+      <w:proofErr w:type="spellEnd"/>
+      <w:r>
+        <w:t xml:space="preserve"> para apertura de puertas: Simplemente se activará un </w:t>
+      </w:r>
+      <w:proofErr w:type="spellStart"/>
+      <w:r>
+        <w:t>canvas</w:t>
+      </w:r>
+      <w:proofErr w:type="spellEnd"/>
+      <w:r>
+        <w:t xml:space="preserve"> al acercarse a una puerta que te indicará que deberás presionar la tecla [E] para abrirla.</w:t>
+      </w:r>
+      <w:r>
+        <w:t xml:space="preserve"> Este tipo de UI es necesario ya que el jugador no tiene por que conocer de antemano que las puertas pueden abrirse ni con que botón hacerlo, así que enseñarlo de una forma clara y limpia es primordial.</w:t>
+      </w:r>
+    </w:p>
+    <w:p>
+      <w:pPr>
+        <w:pStyle w:val="Figura"/>
+        <w:keepNext/>
+      </w:pPr>
+      <w:r>
+        <w:drawing>
+          <wp:inline distT="0" distB="0" distL="0" distR="0" wp14:anchorId="5E704963" wp14:editId="66D0A230">
+            <wp:extent cx="2945323" cy="2701151"/>
+            <wp:effectExtent l="0" t="0" r="0" b="0"/>
+            <wp:docPr id="1597685653" name="Imagen 1"/>
+            <wp:cNvGraphicFramePr>
+              <a:graphicFrameLocks xmlns:a="http://schemas.openxmlformats.org/drawingml/2006/main" noChangeAspect="1"/>
+            </wp:cNvGraphicFramePr>
+            <a:graphic xmlns:a="http://schemas.openxmlformats.org/drawingml/2006/main">
+              <a:graphicData uri="http://schemas.openxmlformats.org/drawingml/2006/picture">
+                <pic:pic xmlns:pic="http://schemas.openxmlformats.org/drawingml/2006/picture">
+                  <pic:nvPicPr>
+                    <pic:cNvPr id="1597685653" name=""/>
+                    <pic:cNvPicPr/>
+                  </pic:nvPicPr>
+                  <pic:blipFill>
+                    <a:blip r:embed="rId23"/>
+                    <a:stretch>
+                      <a:fillRect/>
+                    </a:stretch>
+                  </pic:blipFill>
+                  <pic:spPr>
+                    <a:xfrm>
+                      <a:off x="0" y="0"/>
+                      <a:ext cx="2954988" cy="2710015"/>
+                    </a:xfrm>
+                    <a:prstGeom prst="rect">
+                      <a:avLst/>
+                    </a:prstGeom>
+                  </pic:spPr>
+                </pic:pic>
+              </a:graphicData>
+            </a:graphic>
+          </wp:inline>
+        </w:drawing>
+      </w:r>
+    </w:p>
+    <w:p>
+      <w:pPr>
+        <w:pStyle w:val="Descripcin"/>
+        <w:jc w:val="center"/>
+      </w:pPr>
+      <w:r>
+        <w:t xml:space="preserve">Figura </w:t>
+      </w:r>
+      <w:fldSimple w:instr=" SEQ Figura \* ARABIC ">
+        <w:r>
+          <w:rPr>
+            <w:noProof/>
+          </w:rPr>
+          <w:t>13</w:t>
+        </w:r>
+      </w:fldSimple>
       <w:r>
         <w:t xml:space="preserve"> </w:t>
       </w:r>
+      <w:proofErr w:type="spellStart"/>
+      <w:r>
+        <w:t>Canvas</w:t>
+      </w:r>
+      <w:proofErr w:type="spellEnd"/>
+      <w:r>
+        <w:t xml:space="preserve"> puertas</w:t>
+      </w:r>
     </w:p>
     <w:p>
       <w:pPr>
         <w:pStyle w:val="Prrafodelista"/>
-        <w:spacing w:before="0" w:line="240" w:lineRule="auto"/>
-      </w:pPr>
-      <w:hyperlink r:id="rId21" w:history="1">
+        <w:numPr>
+          <w:ilvl w:val="0"/>
+          <w:numId w:val="7"/>
+        </w:numPr>
+      </w:pPr>
+      <w:proofErr w:type="spellStart"/>
+      <w:r>
+        <w:t>Canvas</w:t>
+      </w:r>
+      <w:proofErr w:type="spellEnd"/>
+      <w:r>
+        <w:t xml:space="preserve"> de </w:t>
+      </w:r>
+      <w:proofErr w:type="spellStart"/>
+      <w:r>
+        <w:t>scanneo</w:t>
+      </w:r>
+      <w:proofErr w:type="spellEnd"/>
+      <w:r>
+        <w:t>: Al mantener el [</w:t>
+      </w:r>
+      <w:proofErr w:type="spellStart"/>
+      <w:r>
+        <w:t>Tab</w:t>
+      </w:r>
+      <w:proofErr w:type="spellEnd"/>
+      <w:r>
+        <w:t>] la pantalla del jugador se oscurecerá un poco y le aparecerá el mensaje de que mantenga la visión sobre algún elemento para analizarlo. Al tratar de analizar algún elemento de los posibles (personajes o pistas) estos cambiarán de color para indicar de forma visual que se esta realizando el escaneo del elemento que el jugador quiere y una barra comenzará a cargar. Al terminar se mostrarán en pantalla información del elemento escaneado.</w:t>
+      </w:r>
+    </w:p>
+    <w:p>
+      <w:pPr>
+        <w:pStyle w:val="Figura"/>
+        <w:keepNext/>
+      </w:pPr>
+      <w:r>
+        <w:drawing>
+          <wp:inline distT="0" distB="0" distL="0" distR="0" wp14:anchorId="4556D320" wp14:editId="03F2079C">
+            <wp:extent cx="3994619" cy="2174712"/>
+            <wp:effectExtent l="0" t="0" r="0" b="0"/>
+            <wp:docPr id="604235651" name="Imagen 1"/>
+            <wp:cNvGraphicFramePr>
+              <a:graphicFrameLocks xmlns:a="http://schemas.openxmlformats.org/drawingml/2006/main" noChangeAspect="1"/>
+            </wp:cNvGraphicFramePr>
+            <a:graphic xmlns:a="http://schemas.openxmlformats.org/drawingml/2006/main">
+              <a:graphicData uri="http://schemas.openxmlformats.org/drawingml/2006/picture">
+                <pic:pic xmlns:pic="http://schemas.openxmlformats.org/drawingml/2006/picture">
+                  <pic:nvPicPr>
+                    <pic:cNvPr id="604235651" name=""/>
+                    <pic:cNvPicPr/>
+                  </pic:nvPicPr>
+                  <pic:blipFill>
+                    <a:blip r:embed="rId24"/>
+                    <a:stretch>
+                      <a:fillRect/>
+                    </a:stretch>
+                  </pic:blipFill>
+                  <pic:spPr>
+                    <a:xfrm>
+                      <a:off x="0" y="0"/>
+                      <a:ext cx="4124198" cy="2245256"/>
+                    </a:xfrm>
+                    <a:prstGeom prst="rect">
+                      <a:avLst/>
+                    </a:prstGeom>
+                  </pic:spPr>
+                </pic:pic>
+              </a:graphicData>
+            </a:graphic>
+          </wp:inline>
+        </w:drawing>
+      </w:r>
+    </w:p>
+    <w:p>
+      <w:pPr>
+        <w:pStyle w:val="Descripcin"/>
+        <w:jc w:val="center"/>
+      </w:pPr>
+      <w:r>
+        <w:t xml:space="preserve">Figura </w:t>
+      </w:r>
+      <w:fldSimple w:instr=" SEQ Figura \* ARABIC ">
         <w:r>
-          <w:t>http://taee.euitt.upm.es/actas/2012/papers/2012S3A5.pdf</w:t>
+          <w:rPr>
+            <w:noProof/>
+          </w:rPr>
+          <w:t>14</w:t>
         </w:r>
-      </w:hyperlink>
+      </w:fldSimple>
       <w:r>
         <w:t xml:space="preserve"> </w:t>
       </w:r>
+      <w:proofErr w:type="spellStart"/>
+      <w:r>
+        <w:t>Canvas</w:t>
+      </w:r>
+      <w:proofErr w:type="spellEnd"/>
+      <w:r>
+        <w:t xml:space="preserve"> scanner</w:t>
+      </w:r>
+    </w:p>
+    <w:p>
+      <w:pPr>
+        <w:pStyle w:val="Prrafodelista"/>
+        <w:numPr>
+          <w:ilvl w:val="0"/>
+          <w:numId w:val="7"/>
+        </w:numPr>
+      </w:pPr>
+      <w:proofErr w:type="spellStart"/>
+      <w:r>
+        <w:lastRenderedPageBreak/>
+        <w:t>Canvas</w:t>
+      </w:r>
+      <w:proofErr w:type="spellEnd"/>
+      <w:r>
+        <w:t xml:space="preserve"> conversación: Este es el </w:t>
+      </w:r>
+      <w:proofErr w:type="spellStart"/>
+      <w:r>
+        <w:t>canvas</w:t>
+      </w:r>
+      <w:proofErr w:type="spellEnd"/>
+      <w:r>
+        <w:t xml:space="preserve"> más invasivo entre todos los aplicados en el proyecto, también por necesidad. Este </w:t>
+      </w:r>
+      <w:proofErr w:type="spellStart"/>
+      <w:r>
+        <w:t>canvas</w:t>
+      </w:r>
+      <w:proofErr w:type="spellEnd"/>
+      <w:r>
+        <w:t xml:space="preserve"> hace que</w:t>
+      </w:r>
+      <w:r>
+        <w:t xml:space="preserve">, al acercarse a un personaje, aparecerá en pantalla un “chat” desde el que el jugador podrá interactuar con estos personajes y recibir sus respuestas. Es por esta razón que este </w:t>
+      </w:r>
+      <w:proofErr w:type="spellStart"/>
+      <w:r>
+        <w:t>canvas</w:t>
+      </w:r>
+      <w:proofErr w:type="spellEnd"/>
+      <w:r>
+        <w:t xml:space="preserve"> debe ser mas grande, ya que tiene mas información y ya que, de ser mas pequeño, el jugador podría poder no ver bien el chat en su pantalla. Sin embargo, el hecho de que este tenga que tener un tamaño tan elevado en pantalla ha hecho que dedicase parte del tiempo a que este fuese lo mas agradable visualmente posible, tratando de que aun sobresaliendo de lo que es la atmosfera del juego al menos fuese agradable.</w:t>
+      </w:r>
+    </w:p>
+    <w:p>
+      <w:pPr>
+        <w:pStyle w:val="Figura"/>
+        <w:keepNext/>
+      </w:pPr>
+      <w:r>
+        <w:drawing>
+          <wp:inline distT="0" distB="0" distL="0" distR="0" wp14:anchorId="344E8F8B" wp14:editId="7D86135A">
+            <wp:extent cx="3391460" cy="2564814"/>
+            <wp:effectExtent l="0" t="0" r="0" b="0"/>
+            <wp:docPr id="1932055622" name="Imagen 1"/>
+            <wp:cNvGraphicFramePr>
+              <a:graphicFrameLocks xmlns:a="http://schemas.openxmlformats.org/drawingml/2006/main" noChangeAspect="1"/>
+            </wp:cNvGraphicFramePr>
+            <a:graphic xmlns:a="http://schemas.openxmlformats.org/drawingml/2006/main">
+              <a:graphicData uri="http://schemas.openxmlformats.org/drawingml/2006/picture">
+                <pic:pic xmlns:pic="http://schemas.openxmlformats.org/drawingml/2006/picture">
+                  <pic:nvPicPr>
+                    <pic:cNvPr id="1932055622" name=""/>
+                    <pic:cNvPicPr/>
+                  </pic:nvPicPr>
+                  <pic:blipFill>
+                    <a:blip r:embed="rId25"/>
+                    <a:stretch>
+                      <a:fillRect/>
+                    </a:stretch>
+                  </pic:blipFill>
+                  <pic:spPr>
+                    <a:xfrm>
+                      <a:off x="0" y="0"/>
+                      <a:ext cx="3404279" cy="2574509"/>
+                    </a:xfrm>
+                    <a:prstGeom prst="rect">
+                      <a:avLst/>
+                    </a:prstGeom>
+                  </pic:spPr>
+                </pic:pic>
+              </a:graphicData>
+            </a:graphic>
+          </wp:inline>
+        </w:drawing>
+      </w:r>
+    </w:p>
+    <w:p>
+      <w:pPr>
+        <w:pStyle w:val="Descripcin"/>
+        <w:jc w:val="center"/>
+      </w:pPr>
+      <w:r>
+        <w:t xml:space="preserve">Figura </w:t>
+      </w:r>
+      <w:fldSimple w:instr=" SEQ Figura \* ARABIC ">
+        <w:r>
+          <w:rPr>
+            <w:noProof/>
+          </w:rPr>
+          <w:t>15</w:t>
+        </w:r>
+      </w:fldSimple>
+      <w:r>
+        <w:t xml:space="preserve"> </w:t>
+      </w:r>
+      <w:proofErr w:type="spellStart"/>
+      <w:r>
+        <w:t>Canvas</w:t>
+      </w:r>
+      <w:proofErr w:type="spellEnd"/>
+      <w:r>
+        <w:t xml:space="preserve"> chat con </w:t>
+      </w:r>
+      <w:proofErr w:type="spellStart"/>
+      <w:r>
+        <w:t>PNJs</w:t>
+      </w:r>
+      <w:proofErr w:type="spellEnd"/>
+    </w:p>
+    <w:p>
+      <w:pPr>
+        <w:pStyle w:val="Prrafodelista"/>
+        <w:numPr>
+          <w:ilvl w:val="0"/>
+          <w:numId w:val="7"/>
+        </w:numPr>
+      </w:pPr>
+      <w:r>
+        <w:t xml:space="preserve">Resolución: Es muy necesario además para este tipo de juegos que este tenga un final. Es para ello que al terminar la investigación el jugador deberá cruzar una gran puerta y rellenar un formulario de investigación al final del pasillo. Este formulario pedirá al jugador que rellene ciertos campos simples acerca del crimen y su investigación y servirá para descubrir si el jugador ha llegado a las conclusiones correctas o no. </w:t>
+      </w:r>
+    </w:p>
+    <w:p>
+      <w:pPr>
+        <w:pStyle w:val="Prrafodelista"/>
+      </w:pPr>
+    </w:p>
+    <w:p>
+      <w:pPr>
+        <w:pStyle w:val="Figura"/>
+        <w:keepNext/>
+      </w:pPr>
+      <w:r>
+        <w:rPr>
+          <w:noProof/>
+        </w:rPr>
+        <w:drawing>
+          <wp:inline distT="0" distB="0" distL="0" distR="0" wp14:anchorId="15692746" wp14:editId="5273A583">
+            <wp:extent cx="1908624" cy="2504661"/>
+            <wp:effectExtent l="0" t="0" r="0" b="0"/>
+            <wp:docPr id="178261348" name="Imagen 1"/>
+            <wp:cNvGraphicFramePr>
+              <a:graphicFrameLocks xmlns:a="http://schemas.openxmlformats.org/drawingml/2006/main" noChangeAspect="1"/>
+            </wp:cNvGraphicFramePr>
+            <a:graphic xmlns:a="http://schemas.openxmlformats.org/drawingml/2006/main">
+              <a:graphicData uri="http://schemas.openxmlformats.org/drawingml/2006/picture">
+                <pic:pic xmlns:pic="http://schemas.openxmlformats.org/drawingml/2006/picture">
+                  <pic:nvPicPr>
+                    <pic:cNvPr id="0" name="Picture 2"/>
+                    <pic:cNvPicPr>
+                      <a:picLocks noChangeAspect="1" noChangeArrowheads="1"/>
+                    </pic:cNvPicPr>
+                  </pic:nvPicPr>
+                  <pic:blipFill>
+                    <a:blip r:embed="rId26" cstate="print">
+                      <a:extLst>
+                        <a:ext uri="{28A0092B-C50C-407E-A947-70E740481C1C}">
+                          <a14:useLocalDpi xmlns:a14="http://schemas.microsoft.com/office/drawing/2010/main" val="0"/>
+                        </a:ext>
+                      </a:extLst>
+                    </a:blip>
+                    <a:srcRect/>
+                    <a:stretch>
+                      <a:fillRect/>
+                    </a:stretch>
+                  </pic:blipFill>
+                  <pic:spPr bwMode="auto">
+                    <a:xfrm>
+                      <a:off x="0" y="0"/>
+                      <a:ext cx="1921193" cy="2521155"/>
+                    </a:xfrm>
+                    <a:prstGeom prst="rect">
+                      <a:avLst/>
+                    </a:prstGeom>
+                    <a:noFill/>
+                  </pic:spPr>
+                </pic:pic>
+              </a:graphicData>
+            </a:graphic>
+          </wp:inline>
+        </w:drawing>
+      </w:r>
+    </w:p>
+    <w:p>
+      <w:pPr>
+        <w:pStyle w:val="Descripcin"/>
+        <w:jc w:val="center"/>
+      </w:pPr>
+      <w:r>
+        <w:t xml:space="preserve">Figura </w:t>
+      </w:r>
+      <w:fldSimple w:instr=" SEQ Figura \* ARABIC ">
+        <w:r>
+          <w:rPr>
+            <w:noProof/>
+          </w:rPr>
+          <w:t>16</w:t>
+        </w:r>
+      </w:fldSimple>
+      <w:r>
+        <w:t xml:space="preserve"> </w:t>
+      </w:r>
+      <w:proofErr w:type="spellStart"/>
+      <w:r>
+        <w:t>Canvas</w:t>
+      </w:r>
+      <w:proofErr w:type="spellEnd"/>
+      <w:r>
+        <w:t xml:space="preserve"> resolución crimen</w:t>
+      </w:r>
+    </w:p>
+    <w:p>
+      <w:pPr>
+        <w:pStyle w:val="Ttulo1"/>
+      </w:pPr>
+      <w:bookmarkStart w:id="36" w:name="_Toc198118689"/>
+      <w:r>
+        <w:lastRenderedPageBreak/>
+        <w:t>DESARROLLO DE LA SOLUCIÓN</w:t>
+      </w:r>
+      <w:bookmarkEnd w:id="36"/>
     </w:p>
     <w:p/>
     <w:p>
+      <w:pPr>
+        <w:pStyle w:val="Ttulo1"/>
+      </w:pPr>
+      <w:bookmarkStart w:id="37" w:name="_Toc166857602"/>
+      <w:bookmarkStart w:id="38" w:name="_Toc166858265"/>
+      <w:bookmarkStart w:id="39" w:name="_Toc166858344"/>
+      <w:bookmarkStart w:id="40" w:name="_Toc198118690"/>
+      <w:r>
+        <w:t>V</w:t>
+      </w:r>
+      <w:r>
+        <w:t>aloración ética del proyecto</w:t>
+      </w:r>
+      <w:bookmarkEnd w:id="37"/>
+      <w:bookmarkEnd w:id="38"/>
+      <w:bookmarkEnd w:id="39"/>
+      <w:bookmarkEnd w:id="40"/>
+    </w:p>
+    <w:p>
+      <w:r>
+        <w:t>Es importante resaltar</w:t>
+      </w:r>
+      <w:r>
+        <w:t xml:space="preserve"> </w:t>
+      </w:r>
+      <w:r>
+        <w:t>que,</w:t>
+      </w:r>
+      <w:r>
+        <w:t xml:space="preserve"> desde este curso, </w:t>
+      </w:r>
+      <w:r>
+        <w:t xml:space="preserve">los estudiantes debéis añadir una </w:t>
+      </w:r>
+      <w:r>
+        <w:t>valoración ética de vuestro proyecto, siguiendo las directrices que habéis recibido y trabajado en la asignatura de Ética.</w:t>
+      </w:r>
+    </w:p>
+    <w:p>
+      <w:pPr>
+        <w:pStyle w:val="Ttulo1"/>
+      </w:pPr>
+      <w:bookmarkStart w:id="41" w:name="_Toc198118691"/>
+      <w:r>
+        <w:t>CONCLUSIÓN Y REFLEXIONES FINALES</w:t>
+      </w:r>
+      <w:bookmarkEnd w:id="41"/>
+    </w:p>
+    <w:p/>
+    <w:bookmarkStart w:id="42" w:name="_Toc198118692" w:displacedByCustomXml="next"/>
+    <w:sdt>
+      <w:sdtPr>
+        <w:rPr>
+          <w:b w:val="0"/>
+          <w:caps w:val="0"/>
+          <w:kern w:val="0"/>
+          <w:sz w:val="22"/>
+        </w:rPr>
+        <w:id w:val="584031948"/>
+        <w:docPartObj>
+          <w:docPartGallery w:val="Bibliographies"/>
+          <w:docPartUnique/>
+        </w:docPartObj>
+      </w:sdtPr>
+      <w:sdtContent>
+        <w:p>
+          <w:pPr>
+            <w:pStyle w:val="Ttulo1"/>
+          </w:pPr>
+          <w:r>
+            <w:t>Bibliografía</w:t>
+          </w:r>
+          <w:bookmarkEnd w:id="42"/>
+        </w:p>
+        <w:sdt>
+          <w:sdtPr>
+            <w:id w:val="111145805"/>
+            <w:bibliography/>
+          </w:sdtPr>
+          <w:sdtContent>
+            <w:p>
+              <w:pPr>
+                <w:rPr>
+                  <w:b/>
+                  <w:bCs/>
+                </w:rPr>
+              </w:pPr>
+              <w:r>
+                <w:fldChar w:fldCharType="begin"/>
+              </w:r>
+              <w:r>
+                <w:instrText>BIBLIOGRAPHY</w:instrText>
+              </w:r>
+              <w:r>
+                <w:fldChar w:fldCharType="separate"/>
+              </w:r>
+              <w:r>
+                <w:rPr>
+                  <w:b/>
+                  <w:bCs/>
+                  <w:noProof/>
+                </w:rPr>
+                <w:t>No hay ninguna fuente en el documento actual.</w:t>
+              </w:r>
+              <w:r>
+                <w:rPr>
+                  <w:b/>
+                  <w:bCs/>
+                </w:rPr>
+                <w:fldChar w:fldCharType="end"/>
+              </w:r>
+            </w:p>
+            <w:p>
+              <w:hyperlink r:id="rId27" w:history="1">
+                <w:r>
+                  <w:rPr>
+                    <w:rStyle w:val="Hipervnculo"/>
+                  </w:rPr>
+                  <w:t>https://es.talent.com/salary?job=programador+junior</w:t>
+                </w:r>
+              </w:hyperlink>
+            </w:p>
+            <w:p>
+              <w:hyperlink r:id="rId28" w:history="1">
+                <w:r>
+                  <w:rPr>
+                    <w:rStyle w:val="Hipervnculo"/>
+                  </w:rPr>
+                  <w:t>https://es.talent.com/salary?job=concept+artist</w:t>
+                </w:r>
+              </w:hyperlink>
+            </w:p>
+            <w:p>
+              <w:hyperlink r:id="rId29" w:history="1">
+                <w:r>
+                  <w:rPr>
+                    <w:rStyle w:val="Hipervnculo"/>
+                  </w:rPr>
+                  <w:t>https://www.animum3d.com/blog/cuanto-cobra-un-animador-3d/</w:t>
+                </w:r>
+              </w:hyperlink>
+            </w:p>
+            <w:p>
+              <w:hyperlink r:id="rId30" w:anchor="tabla-salarial-por-el-convenio-colectivo-del-sector-de-la-industria-audiovisual-en-2025" w:history="1">
+                <w:r>
+                  <w:rPr>
+                    <w:rStyle w:val="Hipervnculo"/>
+                  </w:rPr>
+                  <w:t>https://35mm.es/cuanto-gana-tecnico-audiovisual/#tabla-salarial-por-el-convenio-colectivo-del-sector-de-la-industria-audiovisual-en-2025</w:t>
+                </w:r>
+              </w:hyperlink>
+            </w:p>
+            <w:p>
+              <w:hyperlink r:id="rId31" w:history="1">
+                <w:r>
+                  <w:rPr>
+                    <w:rStyle w:val="Hipervnculo"/>
+                  </w:rPr>
+                  <w:t>https://www.ceac.es/cursos/formacion-tecnica/marketing-publicidad/sueldo</w:t>
+                </w:r>
+              </w:hyperlink>
+            </w:p>
+            <w:p>
+              <w:hyperlink r:id="rId32" w:history="1">
+                <w:r>
+                  <w:rPr>
+                    <w:rStyle w:val="Hipervnculo"/>
+                  </w:rPr>
+                  <w:t>https://es.talent.com/salary?job=tester</w:t>
+                </w:r>
+              </w:hyperlink>
+            </w:p>
+            <w:p>
+              <w:pPr>
+                <w:rPr>
+                  <w:u w:val="single"/>
+                </w:rPr>
+              </w:pPr>
+            </w:p>
+            <w:p/>
+            <w:p/>
+            <w:p/>
+          </w:sdtContent>
+        </w:sdt>
+      </w:sdtContent>
+    </w:sdt>
+    <w:p/>
+    <w:p>
       <w:r>
         <w:t>NOTA: la bibliografía deber</w:t>
       </w:r>
@@ -9811,6 +12010,7 @@
     </w:p>
     <w:p>
       <w:r>
+        <w:lastRenderedPageBreak/>
         <w:t xml:space="preserve">El proyecto realizado comparte características con </w:t>
       </w:r>
       <w:r>
@@ -9836,7 +12036,7 @@
       </w:r>
     </w:p>
     <w:sectPr>
-      <w:footerReference w:type="default" r:id="rId22"/>
+      <w:footerReference w:type="default" r:id="rId33"/>
       <w:pgSz w:w="11907" w:h="16840" w:code="9"/>
       <w:pgMar w:top="1985" w:right="1418" w:bottom="1418" w:left="1418" w:header="567" w:footer="283" w:gutter="0"/>
       <w:pgNumType w:start="1"/>
@@ -10264,7 +12464,7 @@
         <w:sz w:val="20"/>
       </w:rPr>
     </w:lvl>
-    <w:lvl w:ilvl="1" w:tentative="1">
+    <w:lvl w:ilvl="1">
       <w:start w:val="1"/>
       <w:numFmt w:val="bullet"/>
       <w:lvlText w:val="o"/>
@@ -11610,7 +13810,9 @@
     <w:name w:val="heading 1"/>
     <w:basedOn w:val="Normal"/>
     <w:next w:val="Normal"/>
+    <w:link w:val="Ttulo1Car"/>
     <w:autoRedefine/>
+    <w:uiPriority w:val="9"/>
     <w:qFormat/>
     <w:rsid w:val="00C24221"/>
     <w:pPr>
@@ -12382,6 +14584,94 @@
       </w:tcPr>
     </w:tblStylePr>
   </w:style>
+  <w:style w:type="character" w:customStyle="1" w:styleId="Ttulo1Car">
+    <w:name w:val="Título 1 Car"/>
+    <w:basedOn w:val="Fuentedeprrafopredeter"/>
+    <w:link w:val="Ttulo1"/>
+    <w:uiPriority w:val="9"/>
+    <w:rsid w:val="00631631"/>
+    <w:rPr>
+      <w:rFonts w:asciiTheme="minorHAnsi" w:hAnsiTheme="minorHAnsi"/>
+      <w:b/>
+      <w:caps/>
+      <w:kern w:val="28"/>
+      <w:sz w:val="32"/>
+    </w:rPr>
+  </w:style>
+  <w:style w:type="paragraph" w:styleId="Bibliografa">
+    <w:name w:val="Bibliography"/>
+    <w:basedOn w:val="Normal"/>
+    <w:next w:val="Normal"/>
+    <w:uiPriority w:val="37"/>
+    <w:unhideWhenUsed/>
+    <w:rsid w:val="003A7AA7"/>
+  </w:style>
+  <w:style w:type="character" w:styleId="Mencinsinresolver">
+    <w:name w:val="Unresolved Mention"/>
+    <w:basedOn w:val="Fuentedeprrafopredeter"/>
+    <w:uiPriority w:val="99"/>
+    <w:semiHidden/>
+    <w:unhideWhenUsed/>
+    <w:rsid w:val="003A7AA7"/>
+    <w:rPr>
+      <w:color w:val="605E5C"/>
+      <w:shd w:val="clear" w:color="auto" w:fill="E1DFDD"/>
+    </w:rPr>
+  </w:style>
+  <w:style w:type="table" w:styleId="Tablaconcuadrcula1clara">
+    <w:name w:val="Grid Table 1 Light"/>
+    <w:basedOn w:val="Tablanormal"/>
+    <w:uiPriority w:val="46"/>
+    <w:rsid w:val="004A3C6E"/>
+    <w:tblPr>
+      <w:tblStyleRowBandSize w:val="1"/>
+      <w:tblStyleColBandSize w:val="1"/>
+      <w:tblBorders>
+        <w:top w:val="single" w:sz="4" w:space="0" w:color="999999" w:themeColor="text1" w:themeTint="66"/>
+        <w:left w:val="single" w:sz="4" w:space="0" w:color="999999" w:themeColor="text1" w:themeTint="66"/>
+        <w:bottom w:val="single" w:sz="4" w:space="0" w:color="999999" w:themeColor="text1" w:themeTint="66"/>
+        <w:right w:val="single" w:sz="4" w:space="0" w:color="999999" w:themeColor="text1" w:themeTint="66"/>
+        <w:insideH w:val="single" w:sz="4" w:space="0" w:color="999999" w:themeColor="text1" w:themeTint="66"/>
+        <w:insideV w:val="single" w:sz="4" w:space="0" w:color="999999" w:themeColor="text1" w:themeTint="66"/>
+      </w:tblBorders>
+    </w:tblPr>
+    <w:tblStylePr w:type="firstRow">
+      <w:rPr>
+        <w:b/>
+        <w:bCs/>
+      </w:rPr>
+      <w:tblPr/>
+      <w:tcPr>
+        <w:tcBorders>
+          <w:bottom w:val="single" w:sz="12" w:space="0" w:color="666666" w:themeColor="text1" w:themeTint="99"/>
+        </w:tcBorders>
+      </w:tcPr>
+    </w:tblStylePr>
+    <w:tblStylePr w:type="lastRow">
+      <w:rPr>
+        <w:b/>
+        <w:bCs/>
+      </w:rPr>
+      <w:tblPr/>
+      <w:tcPr>
+        <w:tcBorders>
+          <w:top w:val="double" w:sz="2" w:space="0" w:color="666666" w:themeColor="text1" w:themeTint="99"/>
+        </w:tcBorders>
+      </w:tcPr>
+    </w:tblStylePr>
+    <w:tblStylePr w:type="firstCol">
+      <w:rPr>
+        <w:b/>
+        <w:bCs/>
+      </w:rPr>
+    </w:tblStylePr>
+    <w:tblStylePr w:type="lastCol">
+      <w:rPr>
+        <w:b/>
+        <w:bCs/>
+      </w:rPr>
+    </w:tblStylePr>
+  </w:style>
 </w:styles>
 </file>
 
@@ -12669,11 +14959,11 @@
 </file>
 
 <file path=customXml/item1.xml><?xml version="1.0" encoding="utf-8"?>
-<b:Sources xmlns:b="http://schemas.openxmlformats.org/officeDocument/2006/bibliography" xmlns="http://schemas.openxmlformats.org/officeDocument/2006/bibliography" SelectedStyle="\APA.XSL" StyleName="APA"/>
+<b:Sources xmlns:b="http://schemas.openxmlformats.org/officeDocument/2006/bibliography" xmlns="http://schemas.openxmlformats.org/officeDocument/2006/bibliography" SelectedStyle="\APASixthEditionOfficeOnline.xsl" StyleName="APA" Version="6"/>
 </file>
 
 <file path=customXml/itemProps1.xml><?xml version="1.0" encoding="utf-8"?>
-<ds:datastoreItem xmlns:ds="http://schemas.openxmlformats.org/officeDocument/2006/customXml" ds:itemID="{A9DEEFA0-0991-4CB6-8FB1-1E85526E802F}">
+<ds:datastoreItem xmlns:ds="http://schemas.openxmlformats.org/officeDocument/2006/customXml" ds:itemID="{D7066F72-EB30-4E3F-B9BB-796F33D234A2}">
   <ds:schemaRefs>
     <ds:schemaRef ds:uri="http://schemas.openxmlformats.org/officeDocument/2006/bibliography"/>
   </ds:schemaRefs>
